--- a/Capitulo_01/Cap01_Plantilla_Postmortem_General_v1_0.docx
+++ b/Capitulo_01/Cap01_Plantilla_Postmortem_General_v1_0.docx
@@ -48,7 +48,18 @@
           <w:sz w:val="22"/>
           <w:szCs w:val="22"/>
         </w:rPr>
-        <w:t>Plantilla 1.4</w:t>
+        <w:t>Plantilla 1.</w:t>
+      </w:r>
+      <w:r>
+        <w:rPr>
+          <w:rFonts w:ascii="Calibri" w:eastAsia="Calibri" w:hAnsi="Calibri" w:cs="Calibri"/>
+          <w:b/>
+          <w:bCs/>
+          <w:color w:val="2E75B6"/>
+          <w:sz w:val="22"/>
+          <w:szCs w:val="22"/>
+        </w:rPr>
+        <w:t>5</w:t>
       </w:r>
     </w:p>
     <w:p>
@@ -90,12 +101,6 @@
         <w:gridCol w:w="5950"/>
       </w:tblGrid>
       <w:tr>
-        <w:tblPrEx>
-          <w:tblCellMar>
-            <w:top w:w="0" w:type="dxa"/>
-            <w:bottom w:w="0" w:type="dxa"/>
-          </w:tblCellMar>
-        </w:tblPrEx>
         <w:tc>
           <w:tcPr>
             <w:tcW w:w="3400" w:type="dxa"/>
@@ -151,38 +156,12 @@
                 <w:iCs/>
                 <w:color w:val="333333"/>
               </w:rPr>
-              <w:t xml:space="preserve">[ID del </w:t>
-            </w:r>
-            <w:proofErr w:type="gramStart"/>
-            <w:r>
-              <w:rPr>
-                <w:rFonts w:ascii="Georgia" w:eastAsia="Georgia" w:hAnsi="Georgia" w:cs="Georgia"/>
-                <w:i/>
-                <w:iCs/>
-                <w:color w:val="333333"/>
-              </w:rPr>
-              <w:t>ticket</w:t>
-            </w:r>
-            <w:proofErr w:type="gramEnd"/>
-            <w:r>
-              <w:rPr>
-                <w:rFonts w:ascii="Georgia" w:eastAsia="Georgia" w:hAnsi="Georgia" w:cs="Georgia"/>
-                <w:i/>
-                <w:iCs/>
-                <w:color w:val="333333"/>
-              </w:rPr>
-              <w:t xml:space="preserve"> ITSM]</w:t>
+              <w:t>[ID del ticket ITSM]</w:t>
             </w:r>
           </w:p>
         </w:tc>
       </w:tr>
       <w:tr>
-        <w:tblPrEx>
-          <w:tblCellMar>
-            <w:top w:w="0" w:type="dxa"/>
-            <w:bottom w:w="0" w:type="dxa"/>
-          </w:tblCellMar>
-        </w:tblPrEx>
         <w:tc>
           <w:tcPr>
             <w:tcW w:w="3400" w:type="dxa"/>
@@ -244,12 +223,6 @@
         </w:tc>
       </w:tr>
       <w:tr>
-        <w:tblPrEx>
-          <w:tblCellMar>
-            <w:top w:w="0" w:type="dxa"/>
-            <w:bottom w:w="0" w:type="dxa"/>
-          </w:tblCellMar>
-        </w:tblPrEx>
         <w:tc>
           <w:tcPr>
             <w:tcW w:w="3400" w:type="dxa"/>
@@ -301,12 +274,6 @@
         </w:tc>
       </w:tr>
       <w:tr>
-        <w:tblPrEx>
-          <w:tblCellMar>
-            <w:top w:w="0" w:type="dxa"/>
-            <w:bottom w:w="0" w:type="dxa"/>
-          </w:tblCellMar>
-        </w:tblPrEx>
         <w:tc>
           <w:tcPr>
             <w:tcW w:w="3400" w:type="dxa"/>
@@ -358,12 +325,6 @@
         </w:tc>
       </w:tr>
       <w:tr>
-        <w:tblPrEx>
-          <w:tblCellMar>
-            <w:top w:w="0" w:type="dxa"/>
-            <w:bottom w:w="0" w:type="dxa"/>
-          </w:tblCellMar>
-        </w:tblPrEx>
         <w:tc>
           <w:tcPr>
             <w:tcW w:w="3400" w:type="dxa"/>
@@ -415,12 +376,6 @@
         </w:tc>
       </w:tr>
       <w:tr>
-        <w:tblPrEx>
-          <w:tblCellMar>
-            <w:top w:w="0" w:type="dxa"/>
-            <w:bottom w:w="0" w:type="dxa"/>
-          </w:tblCellMar>
-        </w:tblPrEx>
         <w:tc>
           <w:tcPr>
             <w:tcW w:w="3400" w:type="dxa"/>
@@ -472,12 +427,6 @@
         </w:tc>
       </w:tr>
       <w:tr>
-        <w:tblPrEx>
-          <w:tblCellMar>
-            <w:top w:w="0" w:type="dxa"/>
-            <w:bottom w:w="0" w:type="dxa"/>
-          </w:tblCellMar>
-        </w:tblPrEx>
         <w:tc>
           <w:tcPr>
             <w:tcW w:w="3400" w:type="dxa"/>
@@ -529,12 +478,6 @@
         </w:tc>
       </w:tr>
       <w:tr>
-        <w:tblPrEx>
-          <w:tblCellMar>
-            <w:top w:w="0" w:type="dxa"/>
-            <w:bottom w:w="0" w:type="dxa"/>
-          </w:tblCellMar>
-        </w:tblPrEx>
         <w:tc>
           <w:tcPr>
             <w:tcW w:w="3400" w:type="dxa"/>
@@ -620,12 +563,6 @@
         <w:gridCol w:w="9350"/>
       </w:tblGrid>
       <w:tr>
-        <w:tblPrEx>
-          <w:tblCellMar>
-            <w:top w:w="0" w:type="dxa"/>
-            <w:bottom w:w="0" w:type="dxa"/>
-          </w:tblCellMar>
-        </w:tblPrEx>
         <w:tc>
           <w:tcPr>
             <w:tcW w:w="0" w:type="auto"/>
@@ -658,14 +595,7 @@
                 <w:rFonts w:ascii="Georgia" w:eastAsia="Georgia" w:hAnsi="Georgia" w:cs="Georgia"/>
                 <w:color w:val="333333"/>
               </w:rPr>
-              <w:t>Este informe debe completarse dentro de las 72 horas siguientes al cierre del incidente, mientras los detalles técnicos y operativos están frescos en el equipo. Su propósito es el aprendizaje institucional, no la asignación de responsabilidades. Esta plantilla es de uso general y aplica a cualquier tipo de incidente, independientemente del dominio tecnológico involucrado — DNS, Firewall, Identidades, Datos, Correo, Servidores, Equipos, Aplicaciones, Dispositivos, Websites, Móviles, Nube o Disposición Final.</w:t>
-            </w:r>
-            <w:r>
-              <w:rPr>
-                <w:rFonts w:ascii="Georgia" w:eastAsia="Georgia" w:hAnsi="Georgia" w:cs="Georgia"/>
-                <w:color w:val="333333"/>
-              </w:rPr>
-              <w:t xml:space="preserve"> Cuando el incidente afecte un dominio con su propia plantilla de post-mortem específica, utilice esa versión en su lugar; esta plantilla general está pensada para incidentes transversales o que no encajan claramente en un único dominio.</w:t>
+              <w:t>Este informe debe completarse dentro de las 72 horas siguientes al cierre del incidente, mientras los detalles técnicos y operativos están frescos en el equipo. Su propósito es el aprendizaje institucional, no la asignación de responsabilidades. Esta plantilla es de uso general y aplica a cualquier tipo de incidente, independientemente del dominio tecnológico involucrado — DNS, Firewall, Identidades, Datos, Correo, Servidores, Equipos, Aplicaciones, Dispositivos, Websites, Móviles, Nube o Disposición Final. Cuando el incidente afecte un dominio con su propia plantilla de post-mortem específica, utilice esa versión en su lugar; esta plantilla general está pensada para incidentes transversales o que no encajan claramente en un único dominio.</w:t>
             </w:r>
           </w:p>
         </w:tc>
@@ -728,12 +658,6 @@
         <w:gridCol w:w="5950"/>
       </w:tblGrid>
       <w:tr>
-        <w:tblPrEx>
-          <w:tblCellMar>
-            <w:top w:w="0" w:type="dxa"/>
-            <w:bottom w:w="0" w:type="dxa"/>
-          </w:tblCellMar>
-        </w:tblPrEx>
         <w:tc>
           <w:tcPr>
             <w:tcW w:w="3400" w:type="dxa"/>
@@ -789,38 +713,12 @@
                 <w:iCs/>
                 <w:color w:val="333333"/>
               </w:rPr>
-              <w:t xml:space="preserve">[Falla técnica / Vulnerabilidad explotada / Acceso no autorizado / Credenciales comprometidas / </w:t>
-            </w:r>
-            <w:proofErr w:type="spellStart"/>
-            <w:r>
-              <w:rPr>
-                <w:rFonts w:ascii="Georgia" w:eastAsia="Georgia" w:hAnsi="Georgia" w:cs="Georgia"/>
-                <w:i/>
-                <w:iCs/>
-                <w:color w:val="333333"/>
-              </w:rPr>
-              <w:t>Ransomware</w:t>
-            </w:r>
-            <w:proofErr w:type="spellEnd"/>
-            <w:r>
-              <w:rPr>
-                <w:rFonts w:ascii="Georgia" w:eastAsia="Georgia" w:hAnsi="Georgia" w:cs="Georgia"/>
-                <w:i/>
-                <w:iCs/>
-                <w:color w:val="333333"/>
-              </w:rPr>
-              <w:t xml:space="preserve"> / Pérdida o exposición de datos / Indisponibilidad de servicio / Error humano o de proceso / Otro]</w:t>
+              <w:t>[Falla técnica / Vulnerabilidad explotada / Acceso no autorizado / Credenciales comprometidas / Ransomware / Pérdida o exposición de datos / Indisponibilidad de servicio / Error humano o de proceso / Otro]</w:t>
             </w:r>
           </w:p>
         </w:tc>
       </w:tr>
       <w:tr>
-        <w:tblPrEx>
-          <w:tblCellMar>
-            <w:top w:w="0" w:type="dxa"/>
-            <w:bottom w:w="0" w:type="dxa"/>
-          </w:tblCellMar>
-        </w:tblPrEx>
         <w:tc>
           <w:tcPr>
             <w:tcW w:w="3400" w:type="dxa"/>
@@ -872,12 +770,6 @@
         </w:tc>
       </w:tr>
       <w:tr>
-        <w:tblPrEx>
-          <w:tblCellMar>
-            <w:top w:w="0" w:type="dxa"/>
-            <w:bottom w:w="0" w:type="dxa"/>
-          </w:tblCellMar>
-        </w:tblPrEx>
         <w:tc>
           <w:tcPr>
             <w:tcW w:w="3400" w:type="dxa"/>
@@ -929,12 +821,6 @@
         </w:tc>
       </w:tr>
       <w:tr>
-        <w:tblPrEx>
-          <w:tblCellMar>
-            <w:top w:w="0" w:type="dxa"/>
-            <w:bottom w:w="0" w:type="dxa"/>
-          </w:tblCellMar>
-        </w:tblPrEx>
         <w:tc>
           <w:tcPr>
             <w:tcW w:w="3400" w:type="dxa"/>
@@ -986,12 +872,6 @@
         </w:tc>
       </w:tr>
       <w:tr>
-        <w:tblPrEx>
-          <w:tblCellMar>
-            <w:top w:w="0" w:type="dxa"/>
-            <w:bottom w:w="0" w:type="dxa"/>
-          </w:tblCellMar>
-        </w:tblPrEx>
         <w:tc>
           <w:tcPr>
             <w:tcW w:w="3400" w:type="dxa"/>
@@ -1053,12 +933,6 @@
         </w:tc>
       </w:tr>
       <w:tr>
-        <w:tblPrEx>
-          <w:tblCellMar>
-            <w:top w:w="0" w:type="dxa"/>
-            <w:bottom w:w="0" w:type="dxa"/>
-          </w:tblCellMar>
-        </w:tblPrEx>
         <w:tc>
           <w:tcPr>
             <w:tcW w:w="3400" w:type="dxa"/>
@@ -1120,12 +994,6 @@
         </w:tc>
       </w:tr>
       <w:tr>
-        <w:tblPrEx>
-          <w:tblCellMar>
-            <w:top w:w="0" w:type="dxa"/>
-            <w:bottom w:w="0" w:type="dxa"/>
-          </w:tblCellMar>
-        </w:tblPrEx>
         <w:tc>
           <w:tcPr>
             <w:tcW w:w="3400" w:type="dxa"/>
@@ -1187,12 +1055,6 @@
         </w:tc>
       </w:tr>
       <w:tr>
-        <w:tblPrEx>
-          <w:tblCellMar>
-            <w:top w:w="0" w:type="dxa"/>
-            <w:bottom w:w="0" w:type="dxa"/>
-          </w:tblCellMar>
-        </w:tblPrEx>
         <w:tc>
           <w:tcPr>
             <w:tcW w:w="3400" w:type="dxa"/>
@@ -1254,12 +1116,6 @@
         </w:tc>
       </w:tr>
       <w:tr>
-        <w:tblPrEx>
-          <w:tblCellMar>
-            <w:top w:w="0" w:type="dxa"/>
-            <w:bottom w:w="0" w:type="dxa"/>
-          </w:tblCellMar>
-        </w:tblPrEx>
         <w:tc>
           <w:tcPr>
             <w:tcW w:w="3400" w:type="dxa"/>
@@ -1314,62 +1170,7 @@
                 <w:rFonts w:ascii="Georgia" w:eastAsia="Georgia" w:hAnsi="Georgia" w:cs="Georgia"/>
                 <w:color w:val="333333"/>
               </w:rPr>
-              <w:t>☐</w:t>
-            </w:r>
-            <w:r>
-              <w:rPr>
-                <w:rFonts w:ascii="Georgia" w:eastAsia="Georgia" w:hAnsi="Georgia" w:cs="Georgia"/>
-                <w:color w:val="333333"/>
-              </w:rPr>
-              <w:t xml:space="preserve"> </w:t>
-            </w:r>
-            <w:proofErr w:type="gramStart"/>
-            <w:r>
-              <w:rPr>
-                <w:rFonts w:ascii="Georgia" w:eastAsia="Georgia" w:hAnsi="Georgia" w:cs="Georgia"/>
-                <w:color w:val="333333"/>
-              </w:rPr>
-              <w:t>Crítica  ☐</w:t>
-            </w:r>
-            <w:proofErr w:type="gramEnd"/>
-            <w:r>
-              <w:rPr>
-                <w:rFonts w:ascii="Georgia" w:eastAsia="Georgia" w:hAnsi="Georgia" w:cs="Georgia"/>
-                <w:color w:val="333333"/>
-              </w:rPr>
-              <w:t xml:space="preserve"> </w:t>
-            </w:r>
-            <w:proofErr w:type="gramStart"/>
-            <w:r>
-              <w:rPr>
-                <w:rFonts w:ascii="Georgia" w:eastAsia="Georgia" w:hAnsi="Georgia" w:cs="Georgia"/>
-                <w:color w:val="333333"/>
-              </w:rPr>
-              <w:t>Alta  ☐</w:t>
-            </w:r>
-            <w:proofErr w:type="gramEnd"/>
-            <w:r>
-              <w:rPr>
-                <w:rFonts w:ascii="Georgia" w:eastAsia="Georgia" w:hAnsi="Georgia" w:cs="Georgia"/>
-                <w:color w:val="333333"/>
-              </w:rPr>
-              <w:t xml:space="preserve"> </w:t>
-            </w:r>
-            <w:proofErr w:type="gramStart"/>
-            <w:r>
-              <w:rPr>
-                <w:rFonts w:ascii="Georgia" w:eastAsia="Georgia" w:hAnsi="Georgia" w:cs="Georgia"/>
-                <w:color w:val="333333"/>
-              </w:rPr>
-              <w:t>Media  ☐</w:t>
-            </w:r>
-            <w:proofErr w:type="gramEnd"/>
-            <w:r>
-              <w:rPr>
-                <w:rFonts w:ascii="Georgia" w:eastAsia="Georgia" w:hAnsi="Georgia" w:cs="Georgia"/>
-                <w:color w:val="333333"/>
-              </w:rPr>
-              <w:t xml:space="preserve"> Baja</w:t>
+              <w:t>☐ Crítica  ☐ Alta  ☐ Media  ☐ Baja</w:t>
             </w:r>
           </w:p>
         </w:tc>
@@ -1418,12 +1219,6 @@
         <w:gridCol w:w="9350"/>
       </w:tblGrid>
       <w:tr>
-        <w:tblPrEx>
-          <w:tblCellMar>
-            <w:top w:w="0" w:type="dxa"/>
-            <w:bottom w:w="0" w:type="dxa"/>
-          </w:tblCellMar>
-        </w:tblPrEx>
         <w:trPr>
           <w:trHeight w:val="340"/>
         </w:trPr>
@@ -1452,12 +1247,6 @@
         </w:tc>
       </w:tr>
       <w:tr>
-        <w:tblPrEx>
-          <w:tblCellMar>
-            <w:top w:w="0" w:type="dxa"/>
-            <w:bottom w:w="0" w:type="dxa"/>
-          </w:tblCellMar>
-        </w:tblPrEx>
         <w:trPr>
           <w:trHeight w:val="340"/>
         </w:trPr>
@@ -1486,12 +1275,6 @@
         </w:tc>
       </w:tr>
       <w:tr>
-        <w:tblPrEx>
-          <w:tblCellMar>
-            <w:top w:w="0" w:type="dxa"/>
-            <w:bottom w:w="0" w:type="dxa"/>
-          </w:tblCellMar>
-        </w:tblPrEx>
         <w:trPr>
           <w:trHeight w:val="340"/>
         </w:trPr>
@@ -1520,12 +1303,6 @@
         </w:tc>
       </w:tr>
       <w:tr>
-        <w:tblPrEx>
-          <w:tblCellMar>
-            <w:top w:w="0" w:type="dxa"/>
-            <w:bottom w:w="0" w:type="dxa"/>
-          </w:tblCellMar>
-        </w:tblPrEx>
         <w:trPr>
           <w:trHeight w:val="340"/>
         </w:trPr>
@@ -1613,12 +1390,6 @@
         <w:gridCol w:w="4000"/>
       </w:tblGrid>
       <w:tr>
-        <w:tblPrEx>
-          <w:tblCellMar>
-            <w:top w:w="0" w:type="dxa"/>
-            <w:bottom w:w="0" w:type="dxa"/>
-          </w:tblCellMar>
-        </w:tblPrEx>
         <w:tc>
           <w:tcPr>
             <w:tcW w:w="1500" w:type="dxa"/>
@@ -1741,12 +1512,6 @@
         </w:tc>
       </w:tr>
       <w:tr>
-        <w:tblPrEx>
-          <w:tblCellMar>
-            <w:top w:w="0" w:type="dxa"/>
-            <w:bottom w:w="0" w:type="dxa"/>
-          </w:tblCellMar>
-        </w:tblPrEx>
         <w:tc>
           <w:tcPr>
             <w:tcW w:w="1500" w:type="dxa"/>
@@ -1845,12 +1610,6 @@
         </w:tc>
       </w:tr>
       <w:tr>
-        <w:tblPrEx>
-          <w:tblCellMar>
-            <w:top w:w="0" w:type="dxa"/>
-            <w:bottom w:w="0" w:type="dxa"/>
-          </w:tblCellMar>
-        </w:tblPrEx>
         <w:tc>
           <w:tcPr>
             <w:tcW w:w="1500" w:type="dxa"/>
@@ -1953,12 +1712,6 @@
         </w:tc>
       </w:tr>
       <w:tr>
-        <w:tblPrEx>
-          <w:tblCellMar>
-            <w:top w:w="0" w:type="dxa"/>
-            <w:bottom w:w="0" w:type="dxa"/>
-          </w:tblCellMar>
-        </w:tblPrEx>
         <w:tc>
           <w:tcPr>
             <w:tcW w:w="1500" w:type="dxa"/>
@@ -2057,12 +1810,6 @@
         </w:tc>
       </w:tr>
       <w:tr>
-        <w:tblPrEx>
-          <w:tblCellMar>
-            <w:top w:w="0" w:type="dxa"/>
-            <w:bottom w:w="0" w:type="dxa"/>
-          </w:tblCellMar>
-        </w:tblPrEx>
         <w:tc>
           <w:tcPr>
             <w:tcW w:w="1500" w:type="dxa"/>
@@ -2165,12 +1912,6 @@
         </w:tc>
       </w:tr>
       <w:tr>
-        <w:tblPrEx>
-          <w:tblCellMar>
-            <w:top w:w="0" w:type="dxa"/>
-            <w:bottom w:w="0" w:type="dxa"/>
-          </w:tblCellMar>
-        </w:tblPrEx>
         <w:tc>
           <w:tcPr>
             <w:tcW w:w="1500" w:type="dxa"/>
@@ -2269,12 +2010,6 @@
         </w:tc>
       </w:tr>
       <w:tr>
-        <w:tblPrEx>
-          <w:tblCellMar>
-            <w:top w:w="0" w:type="dxa"/>
-            <w:bottom w:w="0" w:type="dxa"/>
-          </w:tblCellMar>
-        </w:tblPrEx>
         <w:tc>
           <w:tcPr>
             <w:tcW w:w="1500" w:type="dxa"/>
@@ -2377,12 +2112,6 @@
         </w:tc>
       </w:tr>
       <w:tr>
-        <w:tblPrEx>
-          <w:tblCellMar>
-            <w:top w:w="0" w:type="dxa"/>
-            <w:bottom w:w="0" w:type="dxa"/>
-          </w:tblCellMar>
-        </w:tblPrEx>
         <w:tc>
           <w:tcPr>
             <w:tcW w:w="1500" w:type="dxa"/>
@@ -2481,12 +2210,6 @@
         </w:tc>
       </w:tr>
       <w:tr>
-        <w:tblPrEx>
-          <w:tblCellMar>
-            <w:top w:w="0" w:type="dxa"/>
-            <w:bottom w:w="0" w:type="dxa"/>
-          </w:tblCellMar>
-        </w:tblPrEx>
         <w:tc>
           <w:tcPr>
             <w:tcW w:w="1500" w:type="dxa"/>
@@ -2589,12 +2312,6 @@
         </w:tc>
       </w:tr>
       <w:tr>
-        <w:tblPrEx>
-          <w:tblCellMar>
-            <w:top w:w="0" w:type="dxa"/>
-            <w:bottom w:w="0" w:type="dxa"/>
-          </w:tblCellMar>
-        </w:tblPrEx>
         <w:tc>
           <w:tcPr>
             <w:tcW w:w="1500" w:type="dxa"/>
@@ -2693,12 +2410,6 @@
         </w:tc>
       </w:tr>
       <w:tr>
-        <w:tblPrEx>
-          <w:tblCellMar>
-            <w:top w:w="0" w:type="dxa"/>
-            <w:bottom w:w="0" w:type="dxa"/>
-          </w:tblCellMar>
-        </w:tblPrEx>
         <w:tc>
           <w:tcPr>
             <w:tcW w:w="1500" w:type="dxa"/>
@@ -2793,12 +2504,6 @@
         </w:tc>
       </w:tr>
       <w:tr>
-        <w:tblPrEx>
-          <w:tblCellMar>
-            <w:top w:w="0" w:type="dxa"/>
-            <w:bottom w:w="0" w:type="dxa"/>
-          </w:tblCellMar>
-        </w:tblPrEx>
         <w:tc>
           <w:tcPr>
             <w:tcW w:w="1500" w:type="dxa"/>
@@ -2921,12 +2626,6 @@
         <w:gridCol w:w="3000"/>
       </w:tblGrid>
       <w:tr>
-        <w:tblPrEx>
-          <w:tblCellMar>
-            <w:top w:w="0" w:type="dxa"/>
-            <w:bottom w:w="0" w:type="dxa"/>
-          </w:tblCellMar>
-        </w:tblPrEx>
         <w:tc>
           <w:tcPr>
             <w:tcW w:w="4350" w:type="dxa"/>
@@ -3019,12 +2718,6 @@
         </w:tc>
       </w:tr>
       <w:tr>
-        <w:tblPrEx>
-          <w:tblCellMar>
-            <w:top w:w="0" w:type="dxa"/>
-            <w:bottom w:w="0" w:type="dxa"/>
-          </w:tblCellMar>
-        </w:tblPrEx>
         <w:tc>
           <w:tcPr>
             <w:tcW w:w="4350" w:type="dxa"/>
@@ -3102,12 +2795,6 @@
         </w:tc>
       </w:tr>
       <w:tr>
-        <w:tblPrEx>
-          <w:tblCellMar>
-            <w:top w:w="0" w:type="dxa"/>
-            <w:bottom w:w="0" w:type="dxa"/>
-          </w:tblCellMar>
-        </w:tblPrEx>
         <w:tc>
           <w:tcPr>
             <w:tcW w:w="4350" w:type="dxa"/>
@@ -3188,12 +2875,6 @@
         </w:tc>
       </w:tr>
       <w:tr>
-        <w:tblPrEx>
-          <w:tblCellMar>
-            <w:top w:w="0" w:type="dxa"/>
-            <w:bottom w:w="0" w:type="dxa"/>
-          </w:tblCellMar>
-        </w:tblPrEx>
         <w:tc>
           <w:tcPr>
             <w:tcW w:w="4350" w:type="dxa"/>
@@ -3271,12 +2952,6 @@
         </w:tc>
       </w:tr>
       <w:tr>
-        <w:tblPrEx>
-          <w:tblCellMar>
-            <w:top w:w="0" w:type="dxa"/>
-            <w:bottom w:w="0" w:type="dxa"/>
-          </w:tblCellMar>
-        </w:tblPrEx>
         <w:tc>
           <w:tcPr>
             <w:tcW w:w="4350" w:type="dxa"/>
@@ -3431,12 +3106,6 @@
         <w:gridCol w:w="5950"/>
       </w:tblGrid>
       <w:tr>
-        <w:tblPrEx>
-          <w:tblCellMar>
-            <w:top w:w="0" w:type="dxa"/>
-            <w:bottom w:w="0" w:type="dxa"/>
-          </w:tblCellMar>
-        </w:tblPrEx>
         <w:tc>
           <w:tcPr>
             <w:tcW w:w="3400" w:type="dxa"/>
@@ -3499,12 +3168,6 @@
         </w:tc>
       </w:tr>
       <w:tr>
-        <w:tblPrEx>
-          <w:tblCellMar>
-            <w:top w:w="0" w:type="dxa"/>
-            <w:bottom w:w="0" w:type="dxa"/>
-          </w:tblCellMar>
-        </w:tblPrEx>
         <w:tc>
           <w:tcPr>
             <w:tcW w:w="3400" w:type="dxa"/>
@@ -3556,12 +3219,6 @@
         </w:tc>
       </w:tr>
       <w:tr>
-        <w:tblPrEx>
-          <w:tblCellMar>
-            <w:top w:w="0" w:type="dxa"/>
-            <w:bottom w:w="0" w:type="dxa"/>
-          </w:tblCellMar>
-        </w:tblPrEx>
         <w:tc>
           <w:tcPr>
             <w:tcW w:w="3400" w:type="dxa"/>
@@ -3613,12 +3270,6 @@
         </w:tc>
       </w:tr>
       <w:tr>
-        <w:tblPrEx>
-          <w:tblCellMar>
-            <w:top w:w="0" w:type="dxa"/>
-            <w:bottom w:w="0" w:type="dxa"/>
-          </w:tblCellMar>
-        </w:tblPrEx>
         <w:tc>
           <w:tcPr>
             <w:tcW w:w="3400" w:type="dxa"/>
@@ -3724,12 +3375,6 @@
         <w:gridCol w:w="5950"/>
       </w:tblGrid>
       <w:tr>
-        <w:tblPrEx>
-          <w:tblCellMar>
-            <w:top w:w="0" w:type="dxa"/>
-            <w:bottom w:w="0" w:type="dxa"/>
-          </w:tblCellMar>
-        </w:tblPrEx>
         <w:tc>
           <w:tcPr>
             <w:tcW w:w="3400" w:type="dxa"/>
@@ -3781,12 +3426,6 @@
         </w:tc>
       </w:tr>
       <w:tr>
-        <w:tblPrEx>
-          <w:tblCellMar>
-            <w:top w:w="0" w:type="dxa"/>
-            <w:bottom w:w="0" w:type="dxa"/>
-          </w:tblCellMar>
-        </w:tblPrEx>
         <w:tc>
           <w:tcPr>
             <w:tcW w:w="3400" w:type="dxa"/>
@@ -3838,12 +3477,6 @@
         </w:tc>
       </w:tr>
       <w:tr>
-        <w:tblPrEx>
-          <w:tblCellMar>
-            <w:top w:w="0" w:type="dxa"/>
-            <w:bottom w:w="0" w:type="dxa"/>
-          </w:tblCellMar>
-        </w:tblPrEx>
         <w:tc>
           <w:tcPr>
             <w:tcW w:w="3400" w:type="dxa"/>
@@ -3895,12 +3528,6 @@
         </w:tc>
       </w:tr>
       <w:tr>
-        <w:tblPrEx>
-          <w:tblCellMar>
-            <w:top w:w="0" w:type="dxa"/>
-            <w:bottom w:w="0" w:type="dxa"/>
-          </w:tblCellMar>
-        </w:tblPrEx>
         <w:tc>
           <w:tcPr>
             <w:tcW w:w="3400" w:type="dxa"/>
@@ -3962,12 +3589,6 @@
         </w:tc>
       </w:tr>
       <w:tr>
-        <w:tblPrEx>
-          <w:tblCellMar>
-            <w:top w:w="0" w:type="dxa"/>
-            <w:bottom w:w="0" w:type="dxa"/>
-          </w:tblCellMar>
-        </w:tblPrEx>
         <w:tc>
           <w:tcPr>
             <w:tcW w:w="3400" w:type="dxa"/>
@@ -4086,12 +3707,6 @@
         <w:gridCol w:w="9350"/>
       </w:tblGrid>
       <w:tr>
-        <w:tblPrEx>
-          <w:tblCellMar>
-            <w:top w:w="0" w:type="dxa"/>
-            <w:bottom w:w="0" w:type="dxa"/>
-          </w:tblCellMar>
-        </w:tblPrEx>
         <w:trPr>
           <w:trHeight w:val="340"/>
         </w:trPr>
@@ -4120,12 +3735,6 @@
         </w:tc>
       </w:tr>
       <w:tr>
-        <w:tblPrEx>
-          <w:tblCellMar>
-            <w:top w:w="0" w:type="dxa"/>
-            <w:bottom w:w="0" w:type="dxa"/>
-          </w:tblCellMar>
-        </w:tblPrEx>
         <w:trPr>
           <w:trHeight w:val="340"/>
         </w:trPr>
@@ -4154,12 +3763,6 @@
         </w:tc>
       </w:tr>
       <w:tr>
-        <w:tblPrEx>
-          <w:tblCellMar>
-            <w:top w:w="0" w:type="dxa"/>
-            <w:bottom w:w="0" w:type="dxa"/>
-          </w:tblCellMar>
-        </w:tblPrEx>
         <w:trPr>
           <w:trHeight w:val="340"/>
         </w:trPr>
@@ -4188,12 +3791,6 @@
         </w:tc>
       </w:tr>
       <w:tr>
-        <w:tblPrEx>
-          <w:tblCellMar>
-            <w:top w:w="0" w:type="dxa"/>
-            <w:bottom w:w="0" w:type="dxa"/>
-          </w:tblCellMar>
-        </w:tblPrEx>
         <w:trPr>
           <w:trHeight w:val="340"/>
         </w:trPr>
@@ -4267,12 +3864,6 @@
         <w:gridCol w:w="3000"/>
       </w:tblGrid>
       <w:tr>
-        <w:tblPrEx>
-          <w:tblCellMar>
-            <w:top w:w="0" w:type="dxa"/>
-            <w:bottom w:w="0" w:type="dxa"/>
-          </w:tblCellMar>
-        </w:tblPrEx>
         <w:tc>
           <w:tcPr>
             <w:tcW w:w="2500" w:type="dxa"/>
@@ -4365,12 +3956,6 @@
         </w:tc>
       </w:tr>
       <w:tr>
-        <w:tblPrEx>
-          <w:tblCellMar>
-            <w:top w:w="0" w:type="dxa"/>
-            <w:bottom w:w="0" w:type="dxa"/>
-          </w:tblCellMar>
-        </w:tblPrEx>
         <w:tc>
           <w:tcPr>
             <w:tcW w:w="2500" w:type="dxa"/>
@@ -4442,12 +4027,6 @@
         </w:tc>
       </w:tr>
       <w:tr>
-        <w:tblPrEx>
-          <w:tblCellMar>
-            <w:top w:w="0" w:type="dxa"/>
-            <w:bottom w:w="0" w:type="dxa"/>
-          </w:tblCellMar>
-        </w:tblPrEx>
         <w:tc>
           <w:tcPr>
             <w:tcW w:w="2500" w:type="dxa"/>
@@ -4522,12 +4101,6 @@
         </w:tc>
       </w:tr>
       <w:tr>
-        <w:tblPrEx>
-          <w:tblCellMar>
-            <w:top w:w="0" w:type="dxa"/>
-            <w:bottom w:w="0" w:type="dxa"/>
-          </w:tblCellMar>
-        </w:tblPrEx>
         <w:tc>
           <w:tcPr>
             <w:tcW w:w="2500" w:type="dxa"/>
@@ -4599,12 +4172,6 @@
         </w:tc>
       </w:tr>
       <w:tr>
-        <w:tblPrEx>
-          <w:tblCellMar>
-            <w:top w:w="0" w:type="dxa"/>
-            <w:bottom w:w="0" w:type="dxa"/>
-          </w:tblCellMar>
-        </w:tblPrEx>
         <w:tc>
           <w:tcPr>
             <w:tcW w:w="2500" w:type="dxa"/>
@@ -4679,12 +4246,6 @@
         </w:tc>
       </w:tr>
       <w:tr>
-        <w:tblPrEx>
-          <w:tblCellMar>
-            <w:top w:w="0" w:type="dxa"/>
-            <w:bottom w:w="0" w:type="dxa"/>
-          </w:tblCellMar>
-        </w:tblPrEx>
         <w:tc>
           <w:tcPr>
             <w:tcW w:w="2500" w:type="dxa"/>
@@ -4756,12 +4317,6 @@
         </w:tc>
       </w:tr>
       <w:tr>
-        <w:tblPrEx>
-          <w:tblCellMar>
-            <w:top w:w="0" w:type="dxa"/>
-            <w:bottom w:w="0" w:type="dxa"/>
-          </w:tblCellMar>
-        </w:tblPrEx>
         <w:tc>
           <w:tcPr>
             <w:tcW w:w="2500" w:type="dxa"/>
@@ -4878,12 +4433,6 @@
         <w:gridCol w:w="9350"/>
       </w:tblGrid>
       <w:tr>
-        <w:tblPrEx>
-          <w:tblCellMar>
-            <w:top w:w="0" w:type="dxa"/>
-            <w:bottom w:w="0" w:type="dxa"/>
-          </w:tblCellMar>
-        </w:tblPrEx>
         <w:tc>
           <w:tcPr>
             <w:tcW w:w="0" w:type="auto"/>
@@ -4983,12 +4532,6 @@
         <w:gridCol w:w="2000"/>
       </w:tblGrid>
       <w:tr>
-        <w:tblPrEx>
-          <w:tblCellMar>
-            <w:top w:w="0" w:type="dxa"/>
-            <w:bottom w:w="0" w:type="dxa"/>
-          </w:tblCellMar>
-        </w:tblPrEx>
         <w:tc>
           <w:tcPr>
             <w:tcW w:w="500" w:type="dxa"/>
@@ -5111,12 +4654,6 @@
         </w:tc>
       </w:tr>
       <w:tr>
-        <w:tblPrEx>
-          <w:tblCellMar>
-            <w:top w:w="0" w:type="dxa"/>
-            <w:bottom w:w="0" w:type="dxa"/>
-          </w:tblCellMar>
-        </w:tblPrEx>
         <w:tc>
           <w:tcPr>
             <w:tcW w:w="500" w:type="dxa"/>
@@ -5234,12 +4771,6 @@
         </w:tc>
       </w:tr>
       <w:tr>
-        <w:tblPrEx>
-          <w:tblCellMar>
-            <w:top w:w="0" w:type="dxa"/>
-            <w:bottom w:w="0" w:type="dxa"/>
-          </w:tblCellMar>
-        </w:tblPrEx>
         <w:tc>
           <w:tcPr>
             <w:tcW w:w="500" w:type="dxa"/>
@@ -5361,12 +4892,6 @@
         </w:tc>
       </w:tr>
       <w:tr>
-        <w:tblPrEx>
-          <w:tblCellMar>
-            <w:top w:w="0" w:type="dxa"/>
-            <w:bottom w:w="0" w:type="dxa"/>
-          </w:tblCellMar>
-        </w:tblPrEx>
         <w:tc>
           <w:tcPr>
             <w:tcW w:w="500" w:type="dxa"/>
@@ -5484,12 +5009,6 @@
         </w:tc>
       </w:tr>
       <w:tr>
-        <w:tblPrEx>
-          <w:tblCellMar>
-            <w:top w:w="0" w:type="dxa"/>
-            <w:bottom w:w="0" w:type="dxa"/>
-          </w:tblCellMar>
-        </w:tblPrEx>
         <w:tc>
           <w:tcPr>
             <w:tcW w:w="500" w:type="dxa"/>
@@ -5670,12 +5189,6 @@
         <w:gridCol w:w="3000"/>
       </w:tblGrid>
       <w:tr>
-        <w:tblPrEx>
-          <w:tblCellMar>
-            <w:top w:w="0" w:type="dxa"/>
-            <w:bottom w:w="0" w:type="dxa"/>
-          </w:tblCellMar>
-        </w:tblPrEx>
         <w:tc>
           <w:tcPr>
             <w:tcW w:w="2600" w:type="dxa"/>
@@ -5768,12 +5281,6 @@
         </w:tc>
       </w:tr>
       <w:tr>
-        <w:tblPrEx>
-          <w:tblCellMar>
-            <w:top w:w="0" w:type="dxa"/>
-            <w:bottom w:w="0" w:type="dxa"/>
-          </w:tblCellMar>
-        </w:tblPrEx>
         <w:tc>
           <w:tcPr>
             <w:tcW w:w="2600" w:type="dxa"/>
@@ -5822,8 +5329,78 @@
                 <w:sz w:val="16"/>
                 <w:szCs w:val="16"/>
               </w:rPr>
-              <w:t>☐</w:t>
-            </w:r>
+              <w:t>☐ Activo y funcionó  ☐ Activo pero falló  ☐ Activo pero insuficiente  ☐ No estaba implementado  ☐ N/A</w:t>
+            </w:r>
+          </w:p>
+        </w:tc>
+        <w:tc>
+          <w:tcPr>
+            <w:tcW w:w="3000" w:type="dxa"/>
+            <w:tcBorders>
+              <w:top w:val="single" w:sz="4" w:space="0" w:color="AAAAAA"/>
+              <w:left w:val="single" w:sz="4" w:space="0" w:color="AAAAAA"/>
+              <w:bottom w:val="single" w:sz="4" w:space="0" w:color="AAAAAA"/>
+              <w:right w:val="single" w:sz="4" w:space="0" w:color="AAAAAA"/>
+            </w:tcBorders>
+            <w:tcMar>
+              <w:top w:w="60" w:type="dxa"/>
+              <w:left w:w="100" w:type="dxa"/>
+              <w:bottom w:w="60" w:type="dxa"/>
+              <w:right w:w="100" w:type="dxa"/>
+            </w:tcMar>
+            <w:vAlign w:val="center"/>
+          </w:tcPr>
+          <w:p>
+            <w:r>
+              <w:t xml:space="preserve"> </w:t>
+            </w:r>
+          </w:p>
+        </w:tc>
+      </w:tr>
+      <w:tr>
+        <w:tc>
+          <w:tcPr>
+            <w:tcW w:w="2600" w:type="dxa"/>
+            <w:tcBorders>
+              <w:top w:val="single" w:sz="4" w:space="0" w:color="AAAAAA"/>
+              <w:left w:val="single" w:sz="4" w:space="0" w:color="AAAAAA"/>
+              <w:bottom w:val="single" w:sz="4" w:space="0" w:color="AAAAAA"/>
+              <w:right w:val="single" w:sz="4" w:space="0" w:color="AAAAAA"/>
+            </w:tcBorders>
+            <w:shd w:val="clear" w:color="auto" w:fill="EBF3FB"/>
+            <w:tcMar>
+              <w:top w:w="60" w:type="dxa"/>
+              <w:left w:w="100" w:type="dxa"/>
+              <w:bottom w:w="60" w:type="dxa"/>
+              <w:right w:w="100" w:type="dxa"/>
+            </w:tcMar>
+            <w:vAlign w:val="center"/>
+          </w:tcPr>
+          <w:p>
+            <w:r>
+              <w:t xml:space="preserve"> </w:t>
+            </w:r>
+          </w:p>
+        </w:tc>
+        <w:tc>
+          <w:tcPr>
+            <w:tcW w:w="3750" w:type="dxa"/>
+            <w:tcBorders>
+              <w:top w:val="single" w:sz="4" w:space="0" w:color="AAAAAA"/>
+              <w:left w:val="single" w:sz="4" w:space="0" w:color="AAAAAA"/>
+              <w:bottom w:val="single" w:sz="4" w:space="0" w:color="AAAAAA"/>
+              <w:right w:val="single" w:sz="4" w:space="0" w:color="AAAAAA"/>
+            </w:tcBorders>
+            <w:shd w:val="clear" w:color="auto" w:fill="EBF3FB"/>
+            <w:tcMar>
+              <w:top w:w="60" w:type="dxa"/>
+              <w:left w:w="100" w:type="dxa"/>
+              <w:bottom w:w="60" w:type="dxa"/>
+              <w:right w:w="100" w:type="dxa"/>
+            </w:tcMar>
+            <w:vAlign w:val="center"/>
+          </w:tcPr>
+          <w:p>
             <w:r>
               <w:rPr>
                 <w:rFonts w:ascii="Georgia" w:eastAsia="Georgia" w:hAnsi="Georgia" w:cs="Georgia"/>
@@ -5831,9 +5408,77 @@
                 <w:sz w:val="16"/>
                 <w:szCs w:val="16"/>
               </w:rPr>
-              <w:t xml:space="preserve"> Activo y </w:t>
-            </w:r>
-            <w:proofErr w:type="gramStart"/>
+              <w:t>☐ Activo y funcionó  ☐ Activo pero falló  ☐ Activo pero insuficiente  ☐ No estaba implementado  ☐ N/A</w:t>
+            </w:r>
+          </w:p>
+        </w:tc>
+        <w:tc>
+          <w:tcPr>
+            <w:tcW w:w="3000" w:type="dxa"/>
+            <w:tcBorders>
+              <w:top w:val="single" w:sz="4" w:space="0" w:color="AAAAAA"/>
+              <w:left w:val="single" w:sz="4" w:space="0" w:color="AAAAAA"/>
+              <w:bottom w:val="single" w:sz="4" w:space="0" w:color="AAAAAA"/>
+              <w:right w:val="single" w:sz="4" w:space="0" w:color="AAAAAA"/>
+            </w:tcBorders>
+            <w:shd w:val="clear" w:color="auto" w:fill="EBF3FB"/>
+            <w:tcMar>
+              <w:top w:w="60" w:type="dxa"/>
+              <w:left w:w="100" w:type="dxa"/>
+              <w:bottom w:w="60" w:type="dxa"/>
+              <w:right w:w="100" w:type="dxa"/>
+            </w:tcMar>
+            <w:vAlign w:val="center"/>
+          </w:tcPr>
+          <w:p>
+            <w:r>
+              <w:t xml:space="preserve"> </w:t>
+            </w:r>
+          </w:p>
+        </w:tc>
+      </w:tr>
+      <w:tr>
+        <w:tc>
+          <w:tcPr>
+            <w:tcW w:w="2600" w:type="dxa"/>
+            <w:tcBorders>
+              <w:top w:val="single" w:sz="4" w:space="0" w:color="AAAAAA"/>
+              <w:left w:val="single" w:sz="4" w:space="0" w:color="AAAAAA"/>
+              <w:bottom w:val="single" w:sz="4" w:space="0" w:color="AAAAAA"/>
+              <w:right w:val="single" w:sz="4" w:space="0" w:color="AAAAAA"/>
+            </w:tcBorders>
+            <w:tcMar>
+              <w:top w:w="60" w:type="dxa"/>
+              <w:left w:w="100" w:type="dxa"/>
+              <w:bottom w:w="60" w:type="dxa"/>
+              <w:right w:w="100" w:type="dxa"/>
+            </w:tcMar>
+            <w:vAlign w:val="center"/>
+          </w:tcPr>
+          <w:p>
+            <w:r>
+              <w:t xml:space="preserve"> </w:t>
+            </w:r>
+          </w:p>
+        </w:tc>
+        <w:tc>
+          <w:tcPr>
+            <w:tcW w:w="3750" w:type="dxa"/>
+            <w:tcBorders>
+              <w:top w:val="single" w:sz="4" w:space="0" w:color="AAAAAA"/>
+              <w:left w:val="single" w:sz="4" w:space="0" w:color="AAAAAA"/>
+              <w:bottom w:val="single" w:sz="4" w:space="0" w:color="AAAAAA"/>
+              <w:right w:val="single" w:sz="4" w:space="0" w:color="AAAAAA"/>
+            </w:tcBorders>
+            <w:tcMar>
+              <w:top w:w="60" w:type="dxa"/>
+              <w:left w:w="100" w:type="dxa"/>
+              <w:bottom w:w="60" w:type="dxa"/>
+              <w:right w:w="100" w:type="dxa"/>
+            </w:tcMar>
+            <w:vAlign w:val="center"/>
+          </w:tcPr>
+          <w:p>
             <w:r>
               <w:rPr>
                 <w:rFonts w:ascii="Georgia" w:eastAsia="Georgia" w:hAnsi="Georgia" w:cs="Georgia"/>
@@ -5841,9 +5486,78 @@
                 <w:sz w:val="16"/>
                 <w:szCs w:val="16"/>
               </w:rPr>
-              <w:t>funcionó  ☐</w:t>
-            </w:r>
-            <w:proofErr w:type="gramEnd"/>
+              <w:t>☐ Activo y funcionó  ☐ Activo pero falló  ☐ Activo pero insuficiente  ☐ No estaba implementado  ☐ N/A</w:t>
+            </w:r>
+          </w:p>
+        </w:tc>
+        <w:tc>
+          <w:tcPr>
+            <w:tcW w:w="3000" w:type="dxa"/>
+            <w:tcBorders>
+              <w:top w:val="single" w:sz="4" w:space="0" w:color="AAAAAA"/>
+              <w:left w:val="single" w:sz="4" w:space="0" w:color="AAAAAA"/>
+              <w:bottom w:val="single" w:sz="4" w:space="0" w:color="AAAAAA"/>
+              <w:right w:val="single" w:sz="4" w:space="0" w:color="AAAAAA"/>
+            </w:tcBorders>
+            <w:tcMar>
+              <w:top w:w="60" w:type="dxa"/>
+              <w:left w:w="100" w:type="dxa"/>
+              <w:bottom w:w="60" w:type="dxa"/>
+              <w:right w:w="100" w:type="dxa"/>
+            </w:tcMar>
+            <w:vAlign w:val="center"/>
+          </w:tcPr>
+          <w:p>
+            <w:r>
+              <w:t xml:space="preserve"> </w:t>
+            </w:r>
+          </w:p>
+        </w:tc>
+      </w:tr>
+      <w:tr>
+        <w:tc>
+          <w:tcPr>
+            <w:tcW w:w="2600" w:type="dxa"/>
+            <w:tcBorders>
+              <w:top w:val="single" w:sz="4" w:space="0" w:color="AAAAAA"/>
+              <w:left w:val="single" w:sz="4" w:space="0" w:color="AAAAAA"/>
+              <w:bottom w:val="single" w:sz="4" w:space="0" w:color="AAAAAA"/>
+              <w:right w:val="single" w:sz="4" w:space="0" w:color="AAAAAA"/>
+            </w:tcBorders>
+            <w:shd w:val="clear" w:color="auto" w:fill="EBF3FB"/>
+            <w:tcMar>
+              <w:top w:w="60" w:type="dxa"/>
+              <w:left w:w="100" w:type="dxa"/>
+              <w:bottom w:w="60" w:type="dxa"/>
+              <w:right w:w="100" w:type="dxa"/>
+            </w:tcMar>
+            <w:vAlign w:val="center"/>
+          </w:tcPr>
+          <w:p>
+            <w:r>
+              <w:t xml:space="preserve"> </w:t>
+            </w:r>
+          </w:p>
+        </w:tc>
+        <w:tc>
+          <w:tcPr>
+            <w:tcW w:w="3750" w:type="dxa"/>
+            <w:tcBorders>
+              <w:top w:val="single" w:sz="4" w:space="0" w:color="AAAAAA"/>
+              <w:left w:val="single" w:sz="4" w:space="0" w:color="AAAAAA"/>
+              <w:bottom w:val="single" w:sz="4" w:space="0" w:color="AAAAAA"/>
+              <w:right w:val="single" w:sz="4" w:space="0" w:color="AAAAAA"/>
+            </w:tcBorders>
+            <w:shd w:val="clear" w:color="auto" w:fill="EBF3FB"/>
+            <w:tcMar>
+              <w:top w:w="60" w:type="dxa"/>
+              <w:left w:w="100" w:type="dxa"/>
+              <w:bottom w:w="60" w:type="dxa"/>
+              <w:right w:w="100" w:type="dxa"/>
+            </w:tcMar>
+            <w:vAlign w:val="center"/>
+          </w:tcPr>
+          <w:p>
             <w:r>
               <w:rPr>
                 <w:rFonts w:ascii="Georgia" w:eastAsia="Georgia" w:hAnsi="Georgia" w:cs="Georgia"/>
@@ -5851,9 +5565,77 @@
                 <w:sz w:val="16"/>
                 <w:szCs w:val="16"/>
               </w:rPr>
-              <w:t xml:space="preserve"> </w:t>
-            </w:r>
-            <w:proofErr w:type="gramStart"/>
+              <w:t>☐ Activo y funcionó  ☐ Activo pero falló  ☐ Activo pero insuficiente  ☐ No estaba implementado  ☐ N/A</w:t>
+            </w:r>
+          </w:p>
+        </w:tc>
+        <w:tc>
+          <w:tcPr>
+            <w:tcW w:w="3000" w:type="dxa"/>
+            <w:tcBorders>
+              <w:top w:val="single" w:sz="4" w:space="0" w:color="AAAAAA"/>
+              <w:left w:val="single" w:sz="4" w:space="0" w:color="AAAAAA"/>
+              <w:bottom w:val="single" w:sz="4" w:space="0" w:color="AAAAAA"/>
+              <w:right w:val="single" w:sz="4" w:space="0" w:color="AAAAAA"/>
+            </w:tcBorders>
+            <w:shd w:val="clear" w:color="auto" w:fill="EBF3FB"/>
+            <w:tcMar>
+              <w:top w:w="60" w:type="dxa"/>
+              <w:left w:w="100" w:type="dxa"/>
+              <w:bottom w:w="60" w:type="dxa"/>
+              <w:right w:w="100" w:type="dxa"/>
+            </w:tcMar>
+            <w:vAlign w:val="center"/>
+          </w:tcPr>
+          <w:p>
+            <w:r>
+              <w:t xml:space="preserve"> </w:t>
+            </w:r>
+          </w:p>
+        </w:tc>
+      </w:tr>
+      <w:tr>
+        <w:tc>
+          <w:tcPr>
+            <w:tcW w:w="2600" w:type="dxa"/>
+            <w:tcBorders>
+              <w:top w:val="single" w:sz="4" w:space="0" w:color="AAAAAA"/>
+              <w:left w:val="single" w:sz="4" w:space="0" w:color="AAAAAA"/>
+              <w:bottom w:val="single" w:sz="4" w:space="0" w:color="AAAAAA"/>
+              <w:right w:val="single" w:sz="4" w:space="0" w:color="AAAAAA"/>
+            </w:tcBorders>
+            <w:tcMar>
+              <w:top w:w="60" w:type="dxa"/>
+              <w:left w:w="100" w:type="dxa"/>
+              <w:bottom w:w="60" w:type="dxa"/>
+              <w:right w:w="100" w:type="dxa"/>
+            </w:tcMar>
+            <w:vAlign w:val="center"/>
+          </w:tcPr>
+          <w:p>
+            <w:r>
+              <w:t xml:space="preserve"> </w:t>
+            </w:r>
+          </w:p>
+        </w:tc>
+        <w:tc>
+          <w:tcPr>
+            <w:tcW w:w="3750" w:type="dxa"/>
+            <w:tcBorders>
+              <w:top w:val="single" w:sz="4" w:space="0" w:color="AAAAAA"/>
+              <w:left w:val="single" w:sz="4" w:space="0" w:color="AAAAAA"/>
+              <w:bottom w:val="single" w:sz="4" w:space="0" w:color="AAAAAA"/>
+              <w:right w:val="single" w:sz="4" w:space="0" w:color="AAAAAA"/>
+            </w:tcBorders>
+            <w:tcMar>
+              <w:top w:w="60" w:type="dxa"/>
+              <w:left w:w="100" w:type="dxa"/>
+              <w:bottom w:w="60" w:type="dxa"/>
+              <w:right w:w="100" w:type="dxa"/>
+            </w:tcMar>
+            <w:vAlign w:val="center"/>
+          </w:tcPr>
+          <w:p>
             <w:r>
               <w:rPr>
                 <w:rFonts w:ascii="Georgia" w:eastAsia="Georgia" w:hAnsi="Georgia" w:cs="Georgia"/>
@@ -5861,9 +5643,78 @@
                 <w:sz w:val="16"/>
                 <w:szCs w:val="16"/>
               </w:rPr>
-              <w:t>Activo</w:t>
-            </w:r>
-            <w:proofErr w:type="gramEnd"/>
+              <w:t>☐ Activo y funcionó  ☐ Activo pero falló  ☐ Activo pero insuficiente  ☐ No estaba implementado  ☐ N/A</w:t>
+            </w:r>
+          </w:p>
+        </w:tc>
+        <w:tc>
+          <w:tcPr>
+            <w:tcW w:w="3000" w:type="dxa"/>
+            <w:tcBorders>
+              <w:top w:val="single" w:sz="4" w:space="0" w:color="AAAAAA"/>
+              <w:left w:val="single" w:sz="4" w:space="0" w:color="AAAAAA"/>
+              <w:bottom w:val="single" w:sz="4" w:space="0" w:color="AAAAAA"/>
+              <w:right w:val="single" w:sz="4" w:space="0" w:color="AAAAAA"/>
+            </w:tcBorders>
+            <w:tcMar>
+              <w:top w:w="60" w:type="dxa"/>
+              <w:left w:w="100" w:type="dxa"/>
+              <w:bottom w:w="60" w:type="dxa"/>
+              <w:right w:w="100" w:type="dxa"/>
+            </w:tcMar>
+            <w:vAlign w:val="center"/>
+          </w:tcPr>
+          <w:p>
+            <w:r>
+              <w:t xml:space="preserve"> </w:t>
+            </w:r>
+          </w:p>
+        </w:tc>
+      </w:tr>
+      <w:tr>
+        <w:tc>
+          <w:tcPr>
+            <w:tcW w:w="2600" w:type="dxa"/>
+            <w:tcBorders>
+              <w:top w:val="single" w:sz="4" w:space="0" w:color="AAAAAA"/>
+              <w:left w:val="single" w:sz="4" w:space="0" w:color="AAAAAA"/>
+              <w:bottom w:val="single" w:sz="4" w:space="0" w:color="AAAAAA"/>
+              <w:right w:val="single" w:sz="4" w:space="0" w:color="AAAAAA"/>
+            </w:tcBorders>
+            <w:shd w:val="clear" w:color="auto" w:fill="EBF3FB"/>
+            <w:tcMar>
+              <w:top w:w="60" w:type="dxa"/>
+              <w:left w:w="100" w:type="dxa"/>
+              <w:bottom w:w="60" w:type="dxa"/>
+              <w:right w:w="100" w:type="dxa"/>
+            </w:tcMar>
+            <w:vAlign w:val="center"/>
+          </w:tcPr>
+          <w:p>
+            <w:r>
+              <w:t xml:space="preserve"> </w:t>
+            </w:r>
+          </w:p>
+        </w:tc>
+        <w:tc>
+          <w:tcPr>
+            <w:tcW w:w="3750" w:type="dxa"/>
+            <w:tcBorders>
+              <w:top w:val="single" w:sz="4" w:space="0" w:color="AAAAAA"/>
+              <w:left w:val="single" w:sz="4" w:space="0" w:color="AAAAAA"/>
+              <w:bottom w:val="single" w:sz="4" w:space="0" w:color="AAAAAA"/>
+              <w:right w:val="single" w:sz="4" w:space="0" w:color="AAAAAA"/>
+            </w:tcBorders>
+            <w:shd w:val="clear" w:color="auto" w:fill="EBF3FB"/>
+            <w:tcMar>
+              <w:top w:w="60" w:type="dxa"/>
+              <w:left w:w="100" w:type="dxa"/>
+              <w:bottom w:w="60" w:type="dxa"/>
+              <w:right w:w="100" w:type="dxa"/>
+            </w:tcMar>
+            <w:vAlign w:val="center"/>
+          </w:tcPr>
+          <w:p>
             <w:r>
               <w:rPr>
                 <w:rFonts w:ascii="Georgia" w:eastAsia="Georgia" w:hAnsi="Georgia" w:cs="Georgia"/>
@@ -5871,9 +5722,77 @@
                 <w:sz w:val="16"/>
                 <w:szCs w:val="16"/>
               </w:rPr>
-              <w:t xml:space="preserve"> pero </w:t>
-            </w:r>
-            <w:proofErr w:type="gramStart"/>
+              <w:t>☐ Activo y funcionó  ☐ Activo pero falló  ☐ Activo pero insuficiente  ☐ No estaba implementado  ☐ N/A</w:t>
+            </w:r>
+          </w:p>
+        </w:tc>
+        <w:tc>
+          <w:tcPr>
+            <w:tcW w:w="3000" w:type="dxa"/>
+            <w:tcBorders>
+              <w:top w:val="single" w:sz="4" w:space="0" w:color="AAAAAA"/>
+              <w:left w:val="single" w:sz="4" w:space="0" w:color="AAAAAA"/>
+              <w:bottom w:val="single" w:sz="4" w:space="0" w:color="AAAAAA"/>
+              <w:right w:val="single" w:sz="4" w:space="0" w:color="AAAAAA"/>
+            </w:tcBorders>
+            <w:shd w:val="clear" w:color="auto" w:fill="EBF3FB"/>
+            <w:tcMar>
+              <w:top w:w="60" w:type="dxa"/>
+              <w:left w:w="100" w:type="dxa"/>
+              <w:bottom w:w="60" w:type="dxa"/>
+              <w:right w:w="100" w:type="dxa"/>
+            </w:tcMar>
+            <w:vAlign w:val="center"/>
+          </w:tcPr>
+          <w:p>
+            <w:r>
+              <w:t xml:space="preserve"> </w:t>
+            </w:r>
+          </w:p>
+        </w:tc>
+      </w:tr>
+      <w:tr>
+        <w:tc>
+          <w:tcPr>
+            <w:tcW w:w="2600" w:type="dxa"/>
+            <w:tcBorders>
+              <w:top w:val="single" w:sz="4" w:space="0" w:color="AAAAAA"/>
+              <w:left w:val="single" w:sz="4" w:space="0" w:color="AAAAAA"/>
+              <w:bottom w:val="single" w:sz="4" w:space="0" w:color="AAAAAA"/>
+              <w:right w:val="single" w:sz="4" w:space="0" w:color="AAAAAA"/>
+            </w:tcBorders>
+            <w:tcMar>
+              <w:top w:w="60" w:type="dxa"/>
+              <w:left w:w="100" w:type="dxa"/>
+              <w:bottom w:w="60" w:type="dxa"/>
+              <w:right w:w="100" w:type="dxa"/>
+            </w:tcMar>
+            <w:vAlign w:val="center"/>
+          </w:tcPr>
+          <w:p>
+            <w:r>
+              <w:t xml:space="preserve"> </w:t>
+            </w:r>
+          </w:p>
+        </w:tc>
+        <w:tc>
+          <w:tcPr>
+            <w:tcW w:w="3750" w:type="dxa"/>
+            <w:tcBorders>
+              <w:top w:val="single" w:sz="4" w:space="0" w:color="AAAAAA"/>
+              <w:left w:val="single" w:sz="4" w:space="0" w:color="AAAAAA"/>
+              <w:bottom w:val="single" w:sz="4" w:space="0" w:color="AAAAAA"/>
+              <w:right w:val="single" w:sz="4" w:space="0" w:color="AAAAAA"/>
+            </w:tcBorders>
+            <w:tcMar>
+              <w:top w:w="60" w:type="dxa"/>
+              <w:left w:w="100" w:type="dxa"/>
+              <w:bottom w:w="60" w:type="dxa"/>
+              <w:right w:w="100" w:type="dxa"/>
+            </w:tcMar>
+            <w:vAlign w:val="center"/>
+          </w:tcPr>
+          <w:p>
             <w:r>
               <w:rPr>
                 <w:rFonts w:ascii="Georgia" w:eastAsia="Georgia" w:hAnsi="Georgia" w:cs="Georgia"/>
@@ -5881,9 +5800,78 @@
                 <w:sz w:val="16"/>
                 <w:szCs w:val="16"/>
               </w:rPr>
-              <w:t>falló  ☐</w:t>
-            </w:r>
-            <w:proofErr w:type="gramEnd"/>
+              <w:t>☐ Activo y funcionó  ☐ Activo pero falló  ☐ Activo pero insuficiente  ☐ No estaba implementado  ☐ N/A</w:t>
+            </w:r>
+          </w:p>
+        </w:tc>
+        <w:tc>
+          <w:tcPr>
+            <w:tcW w:w="3000" w:type="dxa"/>
+            <w:tcBorders>
+              <w:top w:val="single" w:sz="4" w:space="0" w:color="AAAAAA"/>
+              <w:left w:val="single" w:sz="4" w:space="0" w:color="AAAAAA"/>
+              <w:bottom w:val="single" w:sz="4" w:space="0" w:color="AAAAAA"/>
+              <w:right w:val="single" w:sz="4" w:space="0" w:color="AAAAAA"/>
+            </w:tcBorders>
+            <w:tcMar>
+              <w:top w:w="60" w:type="dxa"/>
+              <w:left w:w="100" w:type="dxa"/>
+              <w:bottom w:w="60" w:type="dxa"/>
+              <w:right w:w="100" w:type="dxa"/>
+            </w:tcMar>
+            <w:vAlign w:val="center"/>
+          </w:tcPr>
+          <w:p>
+            <w:r>
+              <w:t xml:space="preserve"> </w:t>
+            </w:r>
+          </w:p>
+        </w:tc>
+      </w:tr>
+      <w:tr>
+        <w:tc>
+          <w:tcPr>
+            <w:tcW w:w="2600" w:type="dxa"/>
+            <w:tcBorders>
+              <w:top w:val="single" w:sz="4" w:space="0" w:color="AAAAAA"/>
+              <w:left w:val="single" w:sz="4" w:space="0" w:color="AAAAAA"/>
+              <w:bottom w:val="single" w:sz="4" w:space="0" w:color="AAAAAA"/>
+              <w:right w:val="single" w:sz="4" w:space="0" w:color="AAAAAA"/>
+            </w:tcBorders>
+            <w:shd w:val="clear" w:color="auto" w:fill="EBF3FB"/>
+            <w:tcMar>
+              <w:top w:w="60" w:type="dxa"/>
+              <w:left w:w="100" w:type="dxa"/>
+              <w:bottom w:w="60" w:type="dxa"/>
+              <w:right w:w="100" w:type="dxa"/>
+            </w:tcMar>
+            <w:vAlign w:val="center"/>
+          </w:tcPr>
+          <w:p>
+            <w:r>
+              <w:t xml:space="preserve"> </w:t>
+            </w:r>
+          </w:p>
+        </w:tc>
+        <w:tc>
+          <w:tcPr>
+            <w:tcW w:w="3750" w:type="dxa"/>
+            <w:tcBorders>
+              <w:top w:val="single" w:sz="4" w:space="0" w:color="AAAAAA"/>
+              <w:left w:val="single" w:sz="4" w:space="0" w:color="AAAAAA"/>
+              <w:bottom w:val="single" w:sz="4" w:space="0" w:color="AAAAAA"/>
+              <w:right w:val="single" w:sz="4" w:space="0" w:color="AAAAAA"/>
+            </w:tcBorders>
+            <w:shd w:val="clear" w:color="auto" w:fill="EBF3FB"/>
+            <w:tcMar>
+              <w:top w:w="60" w:type="dxa"/>
+              <w:left w:w="100" w:type="dxa"/>
+              <w:bottom w:w="60" w:type="dxa"/>
+              <w:right w:w="100" w:type="dxa"/>
+            </w:tcMar>
+            <w:vAlign w:val="center"/>
+          </w:tcPr>
+          <w:p>
             <w:r>
               <w:rPr>
                 <w:rFonts w:ascii="Georgia" w:eastAsia="Georgia" w:hAnsi="Georgia" w:cs="Georgia"/>
@@ -5891,1402 +5879,7 @@
                 <w:sz w:val="16"/>
                 <w:szCs w:val="16"/>
               </w:rPr>
-              <w:t xml:space="preserve"> Activo pero </w:t>
-            </w:r>
-            <w:proofErr w:type="gramStart"/>
-            <w:r>
-              <w:rPr>
-                <w:rFonts w:ascii="Georgia" w:eastAsia="Georgia" w:hAnsi="Georgia" w:cs="Georgia"/>
-                <w:color w:val="333333"/>
-                <w:sz w:val="16"/>
-                <w:szCs w:val="16"/>
-              </w:rPr>
-              <w:t>insuficiente  ☐</w:t>
-            </w:r>
-            <w:proofErr w:type="gramEnd"/>
-            <w:r>
-              <w:rPr>
-                <w:rFonts w:ascii="Georgia" w:eastAsia="Georgia" w:hAnsi="Georgia" w:cs="Georgia"/>
-                <w:color w:val="333333"/>
-                <w:sz w:val="16"/>
-                <w:szCs w:val="16"/>
-              </w:rPr>
-              <w:t xml:space="preserve"> No estaba </w:t>
-            </w:r>
-            <w:proofErr w:type="gramStart"/>
-            <w:r>
-              <w:rPr>
-                <w:rFonts w:ascii="Georgia" w:eastAsia="Georgia" w:hAnsi="Georgia" w:cs="Georgia"/>
-                <w:color w:val="333333"/>
-                <w:sz w:val="16"/>
-                <w:szCs w:val="16"/>
-              </w:rPr>
-              <w:t>implementado  ☐</w:t>
-            </w:r>
-            <w:proofErr w:type="gramEnd"/>
-            <w:r>
-              <w:rPr>
-                <w:rFonts w:ascii="Georgia" w:eastAsia="Georgia" w:hAnsi="Georgia" w:cs="Georgia"/>
-                <w:color w:val="333333"/>
-                <w:sz w:val="16"/>
-                <w:szCs w:val="16"/>
-              </w:rPr>
-              <w:t xml:space="preserve"> N/A</w:t>
-            </w:r>
-          </w:p>
-        </w:tc>
-        <w:tc>
-          <w:tcPr>
-            <w:tcW w:w="3000" w:type="dxa"/>
-            <w:tcBorders>
-              <w:top w:val="single" w:sz="4" w:space="0" w:color="AAAAAA"/>
-              <w:left w:val="single" w:sz="4" w:space="0" w:color="AAAAAA"/>
-              <w:bottom w:val="single" w:sz="4" w:space="0" w:color="AAAAAA"/>
-              <w:right w:val="single" w:sz="4" w:space="0" w:color="AAAAAA"/>
-            </w:tcBorders>
-            <w:tcMar>
-              <w:top w:w="60" w:type="dxa"/>
-              <w:left w:w="100" w:type="dxa"/>
-              <w:bottom w:w="60" w:type="dxa"/>
-              <w:right w:w="100" w:type="dxa"/>
-            </w:tcMar>
-            <w:vAlign w:val="center"/>
-          </w:tcPr>
-          <w:p>
-            <w:r>
-              <w:t xml:space="preserve"> </w:t>
-            </w:r>
-          </w:p>
-        </w:tc>
-      </w:tr>
-      <w:tr>
-        <w:tblPrEx>
-          <w:tblCellMar>
-            <w:top w:w="0" w:type="dxa"/>
-            <w:bottom w:w="0" w:type="dxa"/>
-          </w:tblCellMar>
-        </w:tblPrEx>
-        <w:tc>
-          <w:tcPr>
-            <w:tcW w:w="2600" w:type="dxa"/>
-            <w:tcBorders>
-              <w:top w:val="single" w:sz="4" w:space="0" w:color="AAAAAA"/>
-              <w:left w:val="single" w:sz="4" w:space="0" w:color="AAAAAA"/>
-              <w:bottom w:val="single" w:sz="4" w:space="0" w:color="AAAAAA"/>
-              <w:right w:val="single" w:sz="4" w:space="0" w:color="AAAAAA"/>
-            </w:tcBorders>
-            <w:shd w:val="clear" w:color="auto" w:fill="EBF3FB"/>
-            <w:tcMar>
-              <w:top w:w="60" w:type="dxa"/>
-              <w:left w:w="100" w:type="dxa"/>
-              <w:bottom w:w="60" w:type="dxa"/>
-              <w:right w:w="100" w:type="dxa"/>
-            </w:tcMar>
-            <w:vAlign w:val="center"/>
-          </w:tcPr>
-          <w:p>
-            <w:r>
-              <w:t xml:space="preserve"> </w:t>
-            </w:r>
-          </w:p>
-        </w:tc>
-        <w:tc>
-          <w:tcPr>
-            <w:tcW w:w="3750" w:type="dxa"/>
-            <w:tcBorders>
-              <w:top w:val="single" w:sz="4" w:space="0" w:color="AAAAAA"/>
-              <w:left w:val="single" w:sz="4" w:space="0" w:color="AAAAAA"/>
-              <w:bottom w:val="single" w:sz="4" w:space="0" w:color="AAAAAA"/>
-              <w:right w:val="single" w:sz="4" w:space="0" w:color="AAAAAA"/>
-            </w:tcBorders>
-            <w:shd w:val="clear" w:color="auto" w:fill="EBF3FB"/>
-            <w:tcMar>
-              <w:top w:w="60" w:type="dxa"/>
-              <w:left w:w="100" w:type="dxa"/>
-              <w:bottom w:w="60" w:type="dxa"/>
-              <w:right w:w="100" w:type="dxa"/>
-            </w:tcMar>
-            <w:vAlign w:val="center"/>
-          </w:tcPr>
-          <w:p>
-            <w:r>
-              <w:rPr>
-                <w:rFonts w:ascii="Georgia" w:eastAsia="Georgia" w:hAnsi="Georgia" w:cs="Georgia"/>
-                <w:color w:val="333333"/>
-                <w:sz w:val="16"/>
-                <w:szCs w:val="16"/>
-              </w:rPr>
-              <w:t>☐</w:t>
-            </w:r>
-            <w:r>
-              <w:rPr>
-                <w:rFonts w:ascii="Georgia" w:eastAsia="Georgia" w:hAnsi="Georgia" w:cs="Georgia"/>
-                <w:color w:val="333333"/>
-                <w:sz w:val="16"/>
-                <w:szCs w:val="16"/>
-              </w:rPr>
-              <w:t xml:space="preserve"> Activo y </w:t>
-            </w:r>
-            <w:proofErr w:type="gramStart"/>
-            <w:r>
-              <w:rPr>
-                <w:rFonts w:ascii="Georgia" w:eastAsia="Georgia" w:hAnsi="Georgia" w:cs="Georgia"/>
-                <w:color w:val="333333"/>
-                <w:sz w:val="16"/>
-                <w:szCs w:val="16"/>
-              </w:rPr>
-              <w:t>funcionó  ☐</w:t>
-            </w:r>
-            <w:proofErr w:type="gramEnd"/>
-            <w:r>
-              <w:rPr>
-                <w:rFonts w:ascii="Georgia" w:eastAsia="Georgia" w:hAnsi="Georgia" w:cs="Georgia"/>
-                <w:color w:val="333333"/>
-                <w:sz w:val="16"/>
-                <w:szCs w:val="16"/>
-              </w:rPr>
-              <w:t xml:space="preserve"> </w:t>
-            </w:r>
-            <w:proofErr w:type="gramStart"/>
-            <w:r>
-              <w:rPr>
-                <w:rFonts w:ascii="Georgia" w:eastAsia="Georgia" w:hAnsi="Georgia" w:cs="Georgia"/>
-                <w:color w:val="333333"/>
-                <w:sz w:val="16"/>
-                <w:szCs w:val="16"/>
-              </w:rPr>
-              <w:t>Activo</w:t>
-            </w:r>
-            <w:proofErr w:type="gramEnd"/>
-            <w:r>
-              <w:rPr>
-                <w:rFonts w:ascii="Georgia" w:eastAsia="Georgia" w:hAnsi="Georgia" w:cs="Georgia"/>
-                <w:color w:val="333333"/>
-                <w:sz w:val="16"/>
-                <w:szCs w:val="16"/>
-              </w:rPr>
-              <w:t xml:space="preserve"> pero </w:t>
-            </w:r>
-            <w:proofErr w:type="gramStart"/>
-            <w:r>
-              <w:rPr>
-                <w:rFonts w:ascii="Georgia" w:eastAsia="Georgia" w:hAnsi="Georgia" w:cs="Georgia"/>
-                <w:color w:val="333333"/>
-                <w:sz w:val="16"/>
-                <w:szCs w:val="16"/>
-              </w:rPr>
-              <w:t>falló  ☐</w:t>
-            </w:r>
-            <w:proofErr w:type="gramEnd"/>
-            <w:r>
-              <w:rPr>
-                <w:rFonts w:ascii="Georgia" w:eastAsia="Georgia" w:hAnsi="Georgia" w:cs="Georgia"/>
-                <w:color w:val="333333"/>
-                <w:sz w:val="16"/>
-                <w:szCs w:val="16"/>
-              </w:rPr>
-              <w:t xml:space="preserve"> Activo pero </w:t>
-            </w:r>
-            <w:proofErr w:type="gramStart"/>
-            <w:r>
-              <w:rPr>
-                <w:rFonts w:ascii="Georgia" w:eastAsia="Georgia" w:hAnsi="Georgia" w:cs="Georgia"/>
-                <w:color w:val="333333"/>
-                <w:sz w:val="16"/>
-                <w:szCs w:val="16"/>
-              </w:rPr>
-              <w:t>insuficiente  ☐</w:t>
-            </w:r>
-            <w:proofErr w:type="gramEnd"/>
-            <w:r>
-              <w:rPr>
-                <w:rFonts w:ascii="Georgia" w:eastAsia="Georgia" w:hAnsi="Georgia" w:cs="Georgia"/>
-                <w:color w:val="333333"/>
-                <w:sz w:val="16"/>
-                <w:szCs w:val="16"/>
-              </w:rPr>
-              <w:t xml:space="preserve"> No estaba </w:t>
-            </w:r>
-            <w:proofErr w:type="gramStart"/>
-            <w:r>
-              <w:rPr>
-                <w:rFonts w:ascii="Georgia" w:eastAsia="Georgia" w:hAnsi="Georgia" w:cs="Georgia"/>
-                <w:color w:val="333333"/>
-                <w:sz w:val="16"/>
-                <w:szCs w:val="16"/>
-              </w:rPr>
-              <w:t>implementado  ☐</w:t>
-            </w:r>
-            <w:proofErr w:type="gramEnd"/>
-            <w:r>
-              <w:rPr>
-                <w:rFonts w:ascii="Georgia" w:eastAsia="Georgia" w:hAnsi="Georgia" w:cs="Georgia"/>
-                <w:color w:val="333333"/>
-                <w:sz w:val="16"/>
-                <w:szCs w:val="16"/>
-              </w:rPr>
-              <w:t xml:space="preserve"> N/A</w:t>
-            </w:r>
-          </w:p>
-        </w:tc>
-        <w:tc>
-          <w:tcPr>
-            <w:tcW w:w="3000" w:type="dxa"/>
-            <w:tcBorders>
-              <w:top w:val="single" w:sz="4" w:space="0" w:color="AAAAAA"/>
-              <w:left w:val="single" w:sz="4" w:space="0" w:color="AAAAAA"/>
-              <w:bottom w:val="single" w:sz="4" w:space="0" w:color="AAAAAA"/>
-              <w:right w:val="single" w:sz="4" w:space="0" w:color="AAAAAA"/>
-            </w:tcBorders>
-            <w:shd w:val="clear" w:color="auto" w:fill="EBF3FB"/>
-            <w:tcMar>
-              <w:top w:w="60" w:type="dxa"/>
-              <w:left w:w="100" w:type="dxa"/>
-              <w:bottom w:w="60" w:type="dxa"/>
-              <w:right w:w="100" w:type="dxa"/>
-            </w:tcMar>
-            <w:vAlign w:val="center"/>
-          </w:tcPr>
-          <w:p>
-            <w:r>
-              <w:t xml:space="preserve"> </w:t>
-            </w:r>
-          </w:p>
-        </w:tc>
-      </w:tr>
-      <w:tr>
-        <w:tblPrEx>
-          <w:tblCellMar>
-            <w:top w:w="0" w:type="dxa"/>
-            <w:bottom w:w="0" w:type="dxa"/>
-          </w:tblCellMar>
-        </w:tblPrEx>
-        <w:tc>
-          <w:tcPr>
-            <w:tcW w:w="2600" w:type="dxa"/>
-            <w:tcBorders>
-              <w:top w:val="single" w:sz="4" w:space="0" w:color="AAAAAA"/>
-              <w:left w:val="single" w:sz="4" w:space="0" w:color="AAAAAA"/>
-              <w:bottom w:val="single" w:sz="4" w:space="0" w:color="AAAAAA"/>
-              <w:right w:val="single" w:sz="4" w:space="0" w:color="AAAAAA"/>
-            </w:tcBorders>
-            <w:tcMar>
-              <w:top w:w="60" w:type="dxa"/>
-              <w:left w:w="100" w:type="dxa"/>
-              <w:bottom w:w="60" w:type="dxa"/>
-              <w:right w:w="100" w:type="dxa"/>
-            </w:tcMar>
-            <w:vAlign w:val="center"/>
-          </w:tcPr>
-          <w:p>
-            <w:r>
-              <w:t xml:space="preserve"> </w:t>
-            </w:r>
-          </w:p>
-        </w:tc>
-        <w:tc>
-          <w:tcPr>
-            <w:tcW w:w="3750" w:type="dxa"/>
-            <w:tcBorders>
-              <w:top w:val="single" w:sz="4" w:space="0" w:color="AAAAAA"/>
-              <w:left w:val="single" w:sz="4" w:space="0" w:color="AAAAAA"/>
-              <w:bottom w:val="single" w:sz="4" w:space="0" w:color="AAAAAA"/>
-              <w:right w:val="single" w:sz="4" w:space="0" w:color="AAAAAA"/>
-            </w:tcBorders>
-            <w:tcMar>
-              <w:top w:w="60" w:type="dxa"/>
-              <w:left w:w="100" w:type="dxa"/>
-              <w:bottom w:w="60" w:type="dxa"/>
-              <w:right w:w="100" w:type="dxa"/>
-            </w:tcMar>
-            <w:vAlign w:val="center"/>
-          </w:tcPr>
-          <w:p>
-            <w:r>
-              <w:rPr>
-                <w:rFonts w:ascii="Georgia" w:eastAsia="Georgia" w:hAnsi="Georgia" w:cs="Georgia"/>
-                <w:color w:val="333333"/>
-                <w:sz w:val="16"/>
-                <w:szCs w:val="16"/>
-              </w:rPr>
-              <w:t>☐</w:t>
-            </w:r>
-            <w:r>
-              <w:rPr>
-                <w:rFonts w:ascii="Georgia" w:eastAsia="Georgia" w:hAnsi="Georgia" w:cs="Georgia"/>
-                <w:color w:val="333333"/>
-                <w:sz w:val="16"/>
-                <w:szCs w:val="16"/>
-              </w:rPr>
-              <w:t xml:space="preserve"> Activo y </w:t>
-            </w:r>
-            <w:proofErr w:type="gramStart"/>
-            <w:r>
-              <w:rPr>
-                <w:rFonts w:ascii="Georgia" w:eastAsia="Georgia" w:hAnsi="Georgia" w:cs="Georgia"/>
-                <w:color w:val="333333"/>
-                <w:sz w:val="16"/>
-                <w:szCs w:val="16"/>
-              </w:rPr>
-              <w:t>funcionó  ☐</w:t>
-            </w:r>
-            <w:proofErr w:type="gramEnd"/>
-            <w:r>
-              <w:rPr>
-                <w:rFonts w:ascii="Georgia" w:eastAsia="Georgia" w:hAnsi="Georgia" w:cs="Georgia"/>
-                <w:color w:val="333333"/>
-                <w:sz w:val="16"/>
-                <w:szCs w:val="16"/>
-              </w:rPr>
-              <w:t xml:space="preserve"> </w:t>
-            </w:r>
-            <w:proofErr w:type="gramStart"/>
-            <w:r>
-              <w:rPr>
-                <w:rFonts w:ascii="Georgia" w:eastAsia="Georgia" w:hAnsi="Georgia" w:cs="Georgia"/>
-                <w:color w:val="333333"/>
-                <w:sz w:val="16"/>
-                <w:szCs w:val="16"/>
-              </w:rPr>
-              <w:t>Activo</w:t>
-            </w:r>
-            <w:proofErr w:type="gramEnd"/>
-            <w:r>
-              <w:rPr>
-                <w:rFonts w:ascii="Georgia" w:eastAsia="Georgia" w:hAnsi="Georgia" w:cs="Georgia"/>
-                <w:color w:val="333333"/>
-                <w:sz w:val="16"/>
-                <w:szCs w:val="16"/>
-              </w:rPr>
-              <w:t xml:space="preserve"> pero </w:t>
-            </w:r>
-            <w:proofErr w:type="gramStart"/>
-            <w:r>
-              <w:rPr>
-                <w:rFonts w:ascii="Georgia" w:eastAsia="Georgia" w:hAnsi="Georgia" w:cs="Georgia"/>
-                <w:color w:val="333333"/>
-                <w:sz w:val="16"/>
-                <w:szCs w:val="16"/>
-              </w:rPr>
-              <w:t>falló  ☐</w:t>
-            </w:r>
-            <w:proofErr w:type="gramEnd"/>
-            <w:r>
-              <w:rPr>
-                <w:rFonts w:ascii="Georgia" w:eastAsia="Georgia" w:hAnsi="Georgia" w:cs="Georgia"/>
-                <w:color w:val="333333"/>
-                <w:sz w:val="16"/>
-                <w:szCs w:val="16"/>
-              </w:rPr>
-              <w:t xml:space="preserve"> Activo pero </w:t>
-            </w:r>
-            <w:proofErr w:type="gramStart"/>
-            <w:r>
-              <w:rPr>
-                <w:rFonts w:ascii="Georgia" w:eastAsia="Georgia" w:hAnsi="Georgia" w:cs="Georgia"/>
-                <w:color w:val="333333"/>
-                <w:sz w:val="16"/>
-                <w:szCs w:val="16"/>
-              </w:rPr>
-              <w:t>insuficiente  ☐</w:t>
-            </w:r>
-            <w:proofErr w:type="gramEnd"/>
-            <w:r>
-              <w:rPr>
-                <w:rFonts w:ascii="Georgia" w:eastAsia="Georgia" w:hAnsi="Georgia" w:cs="Georgia"/>
-                <w:color w:val="333333"/>
-                <w:sz w:val="16"/>
-                <w:szCs w:val="16"/>
-              </w:rPr>
-              <w:t xml:space="preserve"> No estaba </w:t>
-            </w:r>
-            <w:proofErr w:type="gramStart"/>
-            <w:r>
-              <w:rPr>
-                <w:rFonts w:ascii="Georgia" w:eastAsia="Georgia" w:hAnsi="Georgia" w:cs="Georgia"/>
-                <w:color w:val="333333"/>
-                <w:sz w:val="16"/>
-                <w:szCs w:val="16"/>
-              </w:rPr>
-              <w:t>implementado  ☐</w:t>
-            </w:r>
-            <w:proofErr w:type="gramEnd"/>
-            <w:r>
-              <w:rPr>
-                <w:rFonts w:ascii="Georgia" w:eastAsia="Georgia" w:hAnsi="Georgia" w:cs="Georgia"/>
-                <w:color w:val="333333"/>
-                <w:sz w:val="16"/>
-                <w:szCs w:val="16"/>
-              </w:rPr>
-              <w:t xml:space="preserve"> N/A</w:t>
-            </w:r>
-          </w:p>
-        </w:tc>
-        <w:tc>
-          <w:tcPr>
-            <w:tcW w:w="3000" w:type="dxa"/>
-            <w:tcBorders>
-              <w:top w:val="single" w:sz="4" w:space="0" w:color="AAAAAA"/>
-              <w:left w:val="single" w:sz="4" w:space="0" w:color="AAAAAA"/>
-              <w:bottom w:val="single" w:sz="4" w:space="0" w:color="AAAAAA"/>
-              <w:right w:val="single" w:sz="4" w:space="0" w:color="AAAAAA"/>
-            </w:tcBorders>
-            <w:tcMar>
-              <w:top w:w="60" w:type="dxa"/>
-              <w:left w:w="100" w:type="dxa"/>
-              <w:bottom w:w="60" w:type="dxa"/>
-              <w:right w:w="100" w:type="dxa"/>
-            </w:tcMar>
-            <w:vAlign w:val="center"/>
-          </w:tcPr>
-          <w:p>
-            <w:r>
-              <w:t xml:space="preserve"> </w:t>
-            </w:r>
-          </w:p>
-        </w:tc>
-      </w:tr>
-      <w:tr>
-        <w:tblPrEx>
-          <w:tblCellMar>
-            <w:top w:w="0" w:type="dxa"/>
-            <w:bottom w:w="0" w:type="dxa"/>
-          </w:tblCellMar>
-        </w:tblPrEx>
-        <w:tc>
-          <w:tcPr>
-            <w:tcW w:w="2600" w:type="dxa"/>
-            <w:tcBorders>
-              <w:top w:val="single" w:sz="4" w:space="0" w:color="AAAAAA"/>
-              <w:left w:val="single" w:sz="4" w:space="0" w:color="AAAAAA"/>
-              <w:bottom w:val="single" w:sz="4" w:space="0" w:color="AAAAAA"/>
-              <w:right w:val="single" w:sz="4" w:space="0" w:color="AAAAAA"/>
-            </w:tcBorders>
-            <w:shd w:val="clear" w:color="auto" w:fill="EBF3FB"/>
-            <w:tcMar>
-              <w:top w:w="60" w:type="dxa"/>
-              <w:left w:w="100" w:type="dxa"/>
-              <w:bottom w:w="60" w:type="dxa"/>
-              <w:right w:w="100" w:type="dxa"/>
-            </w:tcMar>
-            <w:vAlign w:val="center"/>
-          </w:tcPr>
-          <w:p>
-            <w:r>
-              <w:t xml:space="preserve"> </w:t>
-            </w:r>
-          </w:p>
-        </w:tc>
-        <w:tc>
-          <w:tcPr>
-            <w:tcW w:w="3750" w:type="dxa"/>
-            <w:tcBorders>
-              <w:top w:val="single" w:sz="4" w:space="0" w:color="AAAAAA"/>
-              <w:left w:val="single" w:sz="4" w:space="0" w:color="AAAAAA"/>
-              <w:bottom w:val="single" w:sz="4" w:space="0" w:color="AAAAAA"/>
-              <w:right w:val="single" w:sz="4" w:space="0" w:color="AAAAAA"/>
-            </w:tcBorders>
-            <w:shd w:val="clear" w:color="auto" w:fill="EBF3FB"/>
-            <w:tcMar>
-              <w:top w:w="60" w:type="dxa"/>
-              <w:left w:w="100" w:type="dxa"/>
-              <w:bottom w:w="60" w:type="dxa"/>
-              <w:right w:w="100" w:type="dxa"/>
-            </w:tcMar>
-            <w:vAlign w:val="center"/>
-          </w:tcPr>
-          <w:p>
-            <w:r>
-              <w:rPr>
-                <w:rFonts w:ascii="Georgia" w:eastAsia="Georgia" w:hAnsi="Georgia" w:cs="Georgia"/>
-                <w:color w:val="333333"/>
-                <w:sz w:val="16"/>
-                <w:szCs w:val="16"/>
-              </w:rPr>
-              <w:t>☐</w:t>
-            </w:r>
-            <w:r>
-              <w:rPr>
-                <w:rFonts w:ascii="Georgia" w:eastAsia="Georgia" w:hAnsi="Georgia" w:cs="Georgia"/>
-                <w:color w:val="333333"/>
-                <w:sz w:val="16"/>
-                <w:szCs w:val="16"/>
-              </w:rPr>
-              <w:t xml:space="preserve"> Activo y </w:t>
-            </w:r>
-            <w:proofErr w:type="gramStart"/>
-            <w:r>
-              <w:rPr>
-                <w:rFonts w:ascii="Georgia" w:eastAsia="Georgia" w:hAnsi="Georgia" w:cs="Georgia"/>
-                <w:color w:val="333333"/>
-                <w:sz w:val="16"/>
-                <w:szCs w:val="16"/>
-              </w:rPr>
-              <w:t>funcionó  ☐</w:t>
-            </w:r>
-            <w:proofErr w:type="gramEnd"/>
-            <w:r>
-              <w:rPr>
-                <w:rFonts w:ascii="Georgia" w:eastAsia="Georgia" w:hAnsi="Georgia" w:cs="Georgia"/>
-                <w:color w:val="333333"/>
-                <w:sz w:val="16"/>
-                <w:szCs w:val="16"/>
-              </w:rPr>
-              <w:t xml:space="preserve"> </w:t>
-            </w:r>
-            <w:proofErr w:type="gramStart"/>
-            <w:r>
-              <w:rPr>
-                <w:rFonts w:ascii="Georgia" w:eastAsia="Georgia" w:hAnsi="Georgia" w:cs="Georgia"/>
-                <w:color w:val="333333"/>
-                <w:sz w:val="16"/>
-                <w:szCs w:val="16"/>
-              </w:rPr>
-              <w:t>Activo</w:t>
-            </w:r>
-            <w:proofErr w:type="gramEnd"/>
-            <w:r>
-              <w:rPr>
-                <w:rFonts w:ascii="Georgia" w:eastAsia="Georgia" w:hAnsi="Georgia" w:cs="Georgia"/>
-                <w:color w:val="333333"/>
-                <w:sz w:val="16"/>
-                <w:szCs w:val="16"/>
-              </w:rPr>
-              <w:t xml:space="preserve"> pero </w:t>
-            </w:r>
-            <w:proofErr w:type="gramStart"/>
-            <w:r>
-              <w:rPr>
-                <w:rFonts w:ascii="Georgia" w:eastAsia="Georgia" w:hAnsi="Georgia" w:cs="Georgia"/>
-                <w:color w:val="333333"/>
-                <w:sz w:val="16"/>
-                <w:szCs w:val="16"/>
-              </w:rPr>
-              <w:t>falló  ☐</w:t>
-            </w:r>
-            <w:proofErr w:type="gramEnd"/>
-            <w:r>
-              <w:rPr>
-                <w:rFonts w:ascii="Georgia" w:eastAsia="Georgia" w:hAnsi="Georgia" w:cs="Georgia"/>
-                <w:color w:val="333333"/>
-                <w:sz w:val="16"/>
-                <w:szCs w:val="16"/>
-              </w:rPr>
-              <w:t xml:space="preserve"> Activo pero </w:t>
-            </w:r>
-            <w:proofErr w:type="gramStart"/>
-            <w:r>
-              <w:rPr>
-                <w:rFonts w:ascii="Georgia" w:eastAsia="Georgia" w:hAnsi="Georgia" w:cs="Georgia"/>
-                <w:color w:val="333333"/>
-                <w:sz w:val="16"/>
-                <w:szCs w:val="16"/>
-              </w:rPr>
-              <w:t>insuficiente  ☐</w:t>
-            </w:r>
-            <w:proofErr w:type="gramEnd"/>
-            <w:r>
-              <w:rPr>
-                <w:rFonts w:ascii="Georgia" w:eastAsia="Georgia" w:hAnsi="Georgia" w:cs="Georgia"/>
-                <w:color w:val="333333"/>
-                <w:sz w:val="16"/>
-                <w:szCs w:val="16"/>
-              </w:rPr>
-              <w:t xml:space="preserve"> No estaba </w:t>
-            </w:r>
-            <w:proofErr w:type="gramStart"/>
-            <w:r>
-              <w:rPr>
-                <w:rFonts w:ascii="Georgia" w:eastAsia="Georgia" w:hAnsi="Georgia" w:cs="Georgia"/>
-                <w:color w:val="333333"/>
-                <w:sz w:val="16"/>
-                <w:szCs w:val="16"/>
-              </w:rPr>
-              <w:t>implementado  ☐</w:t>
-            </w:r>
-            <w:proofErr w:type="gramEnd"/>
-            <w:r>
-              <w:rPr>
-                <w:rFonts w:ascii="Georgia" w:eastAsia="Georgia" w:hAnsi="Georgia" w:cs="Georgia"/>
-                <w:color w:val="333333"/>
-                <w:sz w:val="16"/>
-                <w:szCs w:val="16"/>
-              </w:rPr>
-              <w:t xml:space="preserve"> N/A</w:t>
-            </w:r>
-          </w:p>
-        </w:tc>
-        <w:tc>
-          <w:tcPr>
-            <w:tcW w:w="3000" w:type="dxa"/>
-            <w:tcBorders>
-              <w:top w:val="single" w:sz="4" w:space="0" w:color="AAAAAA"/>
-              <w:left w:val="single" w:sz="4" w:space="0" w:color="AAAAAA"/>
-              <w:bottom w:val="single" w:sz="4" w:space="0" w:color="AAAAAA"/>
-              <w:right w:val="single" w:sz="4" w:space="0" w:color="AAAAAA"/>
-            </w:tcBorders>
-            <w:shd w:val="clear" w:color="auto" w:fill="EBF3FB"/>
-            <w:tcMar>
-              <w:top w:w="60" w:type="dxa"/>
-              <w:left w:w="100" w:type="dxa"/>
-              <w:bottom w:w="60" w:type="dxa"/>
-              <w:right w:w="100" w:type="dxa"/>
-            </w:tcMar>
-            <w:vAlign w:val="center"/>
-          </w:tcPr>
-          <w:p>
-            <w:r>
-              <w:t xml:space="preserve"> </w:t>
-            </w:r>
-          </w:p>
-        </w:tc>
-      </w:tr>
-      <w:tr>
-        <w:tblPrEx>
-          <w:tblCellMar>
-            <w:top w:w="0" w:type="dxa"/>
-            <w:bottom w:w="0" w:type="dxa"/>
-          </w:tblCellMar>
-        </w:tblPrEx>
-        <w:tc>
-          <w:tcPr>
-            <w:tcW w:w="2600" w:type="dxa"/>
-            <w:tcBorders>
-              <w:top w:val="single" w:sz="4" w:space="0" w:color="AAAAAA"/>
-              <w:left w:val="single" w:sz="4" w:space="0" w:color="AAAAAA"/>
-              <w:bottom w:val="single" w:sz="4" w:space="0" w:color="AAAAAA"/>
-              <w:right w:val="single" w:sz="4" w:space="0" w:color="AAAAAA"/>
-            </w:tcBorders>
-            <w:tcMar>
-              <w:top w:w="60" w:type="dxa"/>
-              <w:left w:w="100" w:type="dxa"/>
-              <w:bottom w:w="60" w:type="dxa"/>
-              <w:right w:w="100" w:type="dxa"/>
-            </w:tcMar>
-            <w:vAlign w:val="center"/>
-          </w:tcPr>
-          <w:p>
-            <w:r>
-              <w:t xml:space="preserve"> </w:t>
-            </w:r>
-          </w:p>
-        </w:tc>
-        <w:tc>
-          <w:tcPr>
-            <w:tcW w:w="3750" w:type="dxa"/>
-            <w:tcBorders>
-              <w:top w:val="single" w:sz="4" w:space="0" w:color="AAAAAA"/>
-              <w:left w:val="single" w:sz="4" w:space="0" w:color="AAAAAA"/>
-              <w:bottom w:val="single" w:sz="4" w:space="0" w:color="AAAAAA"/>
-              <w:right w:val="single" w:sz="4" w:space="0" w:color="AAAAAA"/>
-            </w:tcBorders>
-            <w:tcMar>
-              <w:top w:w="60" w:type="dxa"/>
-              <w:left w:w="100" w:type="dxa"/>
-              <w:bottom w:w="60" w:type="dxa"/>
-              <w:right w:w="100" w:type="dxa"/>
-            </w:tcMar>
-            <w:vAlign w:val="center"/>
-          </w:tcPr>
-          <w:p>
-            <w:r>
-              <w:rPr>
-                <w:rFonts w:ascii="Georgia" w:eastAsia="Georgia" w:hAnsi="Georgia" w:cs="Georgia"/>
-                <w:color w:val="333333"/>
-                <w:sz w:val="16"/>
-                <w:szCs w:val="16"/>
-              </w:rPr>
-              <w:t>☐</w:t>
-            </w:r>
-            <w:r>
-              <w:rPr>
-                <w:rFonts w:ascii="Georgia" w:eastAsia="Georgia" w:hAnsi="Georgia" w:cs="Georgia"/>
-                <w:color w:val="333333"/>
-                <w:sz w:val="16"/>
-                <w:szCs w:val="16"/>
-              </w:rPr>
-              <w:t xml:space="preserve"> Activo y </w:t>
-            </w:r>
-            <w:proofErr w:type="gramStart"/>
-            <w:r>
-              <w:rPr>
-                <w:rFonts w:ascii="Georgia" w:eastAsia="Georgia" w:hAnsi="Georgia" w:cs="Georgia"/>
-                <w:color w:val="333333"/>
-                <w:sz w:val="16"/>
-                <w:szCs w:val="16"/>
-              </w:rPr>
-              <w:t>funcionó  ☐</w:t>
-            </w:r>
-            <w:proofErr w:type="gramEnd"/>
-            <w:r>
-              <w:rPr>
-                <w:rFonts w:ascii="Georgia" w:eastAsia="Georgia" w:hAnsi="Georgia" w:cs="Georgia"/>
-                <w:color w:val="333333"/>
-                <w:sz w:val="16"/>
-                <w:szCs w:val="16"/>
-              </w:rPr>
-              <w:t xml:space="preserve"> </w:t>
-            </w:r>
-            <w:proofErr w:type="gramStart"/>
-            <w:r>
-              <w:rPr>
-                <w:rFonts w:ascii="Georgia" w:eastAsia="Georgia" w:hAnsi="Georgia" w:cs="Georgia"/>
-                <w:color w:val="333333"/>
-                <w:sz w:val="16"/>
-                <w:szCs w:val="16"/>
-              </w:rPr>
-              <w:t>Activo</w:t>
-            </w:r>
-            <w:proofErr w:type="gramEnd"/>
-            <w:r>
-              <w:rPr>
-                <w:rFonts w:ascii="Georgia" w:eastAsia="Georgia" w:hAnsi="Georgia" w:cs="Georgia"/>
-                <w:color w:val="333333"/>
-                <w:sz w:val="16"/>
-                <w:szCs w:val="16"/>
-              </w:rPr>
-              <w:t xml:space="preserve"> pero </w:t>
-            </w:r>
-            <w:proofErr w:type="gramStart"/>
-            <w:r>
-              <w:rPr>
-                <w:rFonts w:ascii="Georgia" w:eastAsia="Georgia" w:hAnsi="Georgia" w:cs="Georgia"/>
-                <w:color w:val="333333"/>
-                <w:sz w:val="16"/>
-                <w:szCs w:val="16"/>
-              </w:rPr>
-              <w:t>falló  ☐</w:t>
-            </w:r>
-            <w:proofErr w:type="gramEnd"/>
-            <w:r>
-              <w:rPr>
-                <w:rFonts w:ascii="Georgia" w:eastAsia="Georgia" w:hAnsi="Georgia" w:cs="Georgia"/>
-                <w:color w:val="333333"/>
-                <w:sz w:val="16"/>
-                <w:szCs w:val="16"/>
-              </w:rPr>
-              <w:t xml:space="preserve"> Activo pero </w:t>
-            </w:r>
-            <w:proofErr w:type="gramStart"/>
-            <w:r>
-              <w:rPr>
-                <w:rFonts w:ascii="Georgia" w:eastAsia="Georgia" w:hAnsi="Georgia" w:cs="Georgia"/>
-                <w:color w:val="333333"/>
-                <w:sz w:val="16"/>
-                <w:szCs w:val="16"/>
-              </w:rPr>
-              <w:t>insuficiente  ☐</w:t>
-            </w:r>
-            <w:proofErr w:type="gramEnd"/>
-            <w:r>
-              <w:rPr>
-                <w:rFonts w:ascii="Georgia" w:eastAsia="Georgia" w:hAnsi="Georgia" w:cs="Georgia"/>
-                <w:color w:val="333333"/>
-                <w:sz w:val="16"/>
-                <w:szCs w:val="16"/>
-              </w:rPr>
-              <w:t xml:space="preserve"> No estaba </w:t>
-            </w:r>
-            <w:proofErr w:type="gramStart"/>
-            <w:r>
-              <w:rPr>
-                <w:rFonts w:ascii="Georgia" w:eastAsia="Georgia" w:hAnsi="Georgia" w:cs="Georgia"/>
-                <w:color w:val="333333"/>
-                <w:sz w:val="16"/>
-                <w:szCs w:val="16"/>
-              </w:rPr>
-              <w:t>implementado  ☐</w:t>
-            </w:r>
-            <w:proofErr w:type="gramEnd"/>
-            <w:r>
-              <w:rPr>
-                <w:rFonts w:ascii="Georgia" w:eastAsia="Georgia" w:hAnsi="Georgia" w:cs="Georgia"/>
-                <w:color w:val="333333"/>
-                <w:sz w:val="16"/>
-                <w:szCs w:val="16"/>
-              </w:rPr>
-              <w:t xml:space="preserve"> N/A</w:t>
-            </w:r>
-          </w:p>
-        </w:tc>
-        <w:tc>
-          <w:tcPr>
-            <w:tcW w:w="3000" w:type="dxa"/>
-            <w:tcBorders>
-              <w:top w:val="single" w:sz="4" w:space="0" w:color="AAAAAA"/>
-              <w:left w:val="single" w:sz="4" w:space="0" w:color="AAAAAA"/>
-              <w:bottom w:val="single" w:sz="4" w:space="0" w:color="AAAAAA"/>
-              <w:right w:val="single" w:sz="4" w:space="0" w:color="AAAAAA"/>
-            </w:tcBorders>
-            <w:tcMar>
-              <w:top w:w="60" w:type="dxa"/>
-              <w:left w:w="100" w:type="dxa"/>
-              <w:bottom w:w="60" w:type="dxa"/>
-              <w:right w:w="100" w:type="dxa"/>
-            </w:tcMar>
-            <w:vAlign w:val="center"/>
-          </w:tcPr>
-          <w:p>
-            <w:r>
-              <w:t xml:space="preserve"> </w:t>
-            </w:r>
-          </w:p>
-        </w:tc>
-      </w:tr>
-      <w:tr>
-        <w:tblPrEx>
-          <w:tblCellMar>
-            <w:top w:w="0" w:type="dxa"/>
-            <w:bottom w:w="0" w:type="dxa"/>
-          </w:tblCellMar>
-        </w:tblPrEx>
-        <w:tc>
-          <w:tcPr>
-            <w:tcW w:w="2600" w:type="dxa"/>
-            <w:tcBorders>
-              <w:top w:val="single" w:sz="4" w:space="0" w:color="AAAAAA"/>
-              <w:left w:val="single" w:sz="4" w:space="0" w:color="AAAAAA"/>
-              <w:bottom w:val="single" w:sz="4" w:space="0" w:color="AAAAAA"/>
-              <w:right w:val="single" w:sz="4" w:space="0" w:color="AAAAAA"/>
-            </w:tcBorders>
-            <w:shd w:val="clear" w:color="auto" w:fill="EBF3FB"/>
-            <w:tcMar>
-              <w:top w:w="60" w:type="dxa"/>
-              <w:left w:w="100" w:type="dxa"/>
-              <w:bottom w:w="60" w:type="dxa"/>
-              <w:right w:w="100" w:type="dxa"/>
-            </w:tcMar>
-            <w:vAlign w:val="center"/>
-          </w:tcPr>
-          <w:p>
-            <w:r>
-              <w:t xml:space="preserve"> </w:t>
-            </w:r>
-          </w:p>
-        </w:tc>
-        <w:tc>
-          <w:tcPr>
-            <w:tcW w:w="3750" w:type="dxa"/>
-            <w:tcBorders>
-              <w:top w:val="single" w:sz="4" w:space="0" w:color="AAAAAA"/>
-              <w:left w:val="single" w:sz="4" w:space="0" w:color="AAAAAA"/>
-              <w:bottom w:val="single" w:sz="4" w:space="0" w:color="AAAAAA"/>
-              <w:right w:val="single" w:sz="4" w:space="0" w:color="AAAAAA"/>
-            </w:tcBorders>
-            <w:shd w:val="clear" w:color="auto" w:fill="EBF3FB"/>
-            <w:tcMar>
-              <w:top w:w="60" w:type="dxa"/>
-              <w:left w:w="100" w:type="dxa"/>
-              <w:bottom w:w="60" w:type="dxa"/>
-              <w:right w:w="100" w:type="dxa"/>
-            </w:tcMar>
-            <w:vAlign w:val="center"/>
-          </w:tcPr>
-          <w:p>
-            <w:r>
-              <w:rPr>
-                <w:rFonts w:ascii="Georgia" w:eastAsia="Georgia" w:hAnsi="Georgia" w:cs="Georgia"/>
-                <w:color w:val="333333"/>
-                <w:sz w:val="16"/>
-                <w:szCs w:val="16"/>
-              </w:rPr>
-              <w:t>☐</w:t>
-            </w:r>
-            <w:r>
-              <w:rPr>
-                <w:rFonts w:ascii="Georgia" w:eastAsia="Georgia" w:hAnsi="Georgia" w:cs="Georgia"/>
-                <w:color w:val="333333"/>
-                <w:sz w:val="16"/>
-                <w:szCs w:val="16"/>
-              </w:rPr>
-              <w:t xml:space="preserve"> Activo y </w:t>
-            </w:r>
-            <w:proofErr w:type="gramStart"/>
-            <w:r>
-              <w:rPr>
-                <w:rFonts w:ascii="Georgia" w:eastAsia="Georgia" w:hAnsi="Georgia" w:cs="Georgia"/>
-                <w:color w:val="333333"/>
-                <w:sz w:val="16"/>
-                <w:szCs w:val="16"/>
-              </w:rPr>
-              <w:t>funcionó  ☐</w:t>
-            </w:r>
-            <w:proofErr w:type="gramEnd"/>
-            <w:r>
-              <w:rPr>
-                <w:rFonts w:ascii="Georgia" w:eastAsia="Georgia" w:hAnsi="Georgia" w:cs="Georgia"/>
-                <w:color w:val="333333"/>
-                <w:sz w:val="16"/>
-                <w:szCs w:val="16"/>
-              </w:rPr>
-              <w:t xml:space="preserve"> </w:t>
-            </w:r>
-            <w:proofErr w:type="gramStart"/>
-            <w:r>
-              <w:rPr>
-                <w:rFonts w:ascii="Georgia" w:eastAsia="Georgia" w:hAnsi="Georgia" w:cs="Georgia"/>
-                <w:color w:val="333333"/>
-                <w:sz w:val="16"/>
-                <w:szCs w:val="16"/>
-              </w:rPr>
-              <w:t>Activo</w:t>
-            </w:r>
-            <w:proofErr w:type="gramEnd"/>
-            <w:r>
-              <w:rPr>
-                <w:rFonts w:ascii="Georgia" w:eastAsia="Georgia" w:hAnsi="Georgia" w:cs="Georgia"/>
-                <w:color w:val="333333"/>
-                <w:sz w:val="16"/>
-                <w:szCs w:val="16"/>
-              </w:rPr>
-              <w:t xml:space="preserve"> pero </w:t>
-            </w:r>
-            <w:proofErr w:type="gramStart"/>
-            <w:r>
-              <w:rPr>
-                <w:rFonts w:ascii="Georgia" w:eastAsia="Georgia" w:hAnsi="Georgia" w:cs="Georgia"/>
-                <w:color w:val="333333"/>
-                <w:sz w:val="16"/>
-                <w:szCs w:val="16"/>
-              </w:rPr>
-              <w:t>falló  ☐</w:t>
-            </w:r>
-            <w:proofErr w:type="gramEnd"/>
-            <w:r>
-              <w:rPr>
-                <w:rFonts w:ascii="Georgia" w:eastAsia="Georgia" w:hAnsi="Georgia" w:cs="Georgia"/>
-                <w:color w:val="333333"/>
-                <w:sz w:val="16"/>
-                <w:szCs w:val="16"/>
-              </w:rPr>
-              <w:t xml:space="preserve"> Activo pero </w:t>
-            </w:r>
-            <w:proofErr w:type="gramStart"/>
-            <w:r>
-              <w:rPr>
-                <w:rFonts w:ascii="Georgia" w:eastAsia="Georgia" w:hAnsi="Georgia" w:cs="Georgia"/>
-                <w:color w:val="333333"/>
-                <w:sz w:val="16"/>
-                <w:szCs w:val="16"/>
-              </w:rPr>
-              <w:t>insuficiente  ☐</w:t>
-            </w:r>
-            <w:proofErr w:type="gramEnd"/>
-            <w:r>
-              <w:rPr>
-                <w:rFonts w:ascii="Georgia" w:eastAsia="Georgia" w:hAnsi="Georgia" w:cs="Georgia"/>
-                <w:color w:val="333333"/>
-                <w:sz w:val="16"/>
-                <w:szCs w:val="16"/>
-              </w:rPr>
-              <w:t xml:space="preserve"> No estaba </w:t>
-            </w:r>
-            <w:proofErr w:type="gramStart"/>
-            <w:r>
-              <w:rPr>
-                <w:rFonts w:ascii="Georgia" w:eastAsia="Georgia" w:hAnsi="Georgia" w:cs="Georgia"/>
-                <w:color w:val="333333"/>
-                <w:sz w:val="16"/>
-                <w:szCs w:val="16"/>
-              </w:rPr>
-              <w:t>implementado  ☐</w:t>
-            </w:r>
-            <w:proofErr w:type="gramEnd"/>
-            <w:r>
-              <w:rPr>
-                <w:rFonts w:ascii="Georgia" w:eastAsia="Georgia" w:hAnsi="Georgia" w:cs="Georgia"/>
-                <w:color w:val="333333"/>
-                <w:sz w:val="16"/>
-                <w:szCs w:val="16"/>
-              </w:rPr>
-              <w:t xml:space="preserve"> N/A</w:t>
-            </w:r>
-          </w:p>
-        </w:tc>
-        <w:tc>
-          <w:tcPr>
-            <w:tcW w:w="3000" w:type="dxa"/>
-            <w:tcBorders>
-              <w:top w:val="single" w:sz="4" w:space="0" w:color="AAAAAA"/>
-              <w:left w:val="single" w:sz="4" w:space="0" w:color="AAAAAA"/>
-              <w:bottom w:val="single" w:sz="4" w:space="0" w:color="AAAAAA"/>
-              <w:right w:val="single" w:sz="4" w:space="0" w:color="AAAAAA"/>
-            </w:tcBorders>
-            <w:shd w:val="clear" w:color="auto" w:fill="EBF3FB"/>
-            <w:tcMar>
-              <w:top w:w="60" w:type="dxa"/>
-              <w:left w:w="100" w:type="dxa"/>
-              <w:bottom w:w="60" w:type="dxa"/>
-              <w:right w:w="100" w:type="dxa"/>
-            </w:tcMar>
-            <w:vAlign w:val="center"/>
-          </w:tcPr>
-          <w:p>
-            <w:r>
-              <w:t xml:space="preserve"> </w:t>
-            </w:r>
-          </w:p>
-        </w:tc>
-      </w:tr>
-      <w:tr>
-        <w:tblPrEx>
-          <w:tblCellMar>
-            <w:top w:w="0" w:type="dxa"/>
-            <w:bottom w:w="0" w:type="dxa"/>
-          </w:tblCellMar>
-        </w:tblPrEx>
-        <w:tc>
-          <w:tcPr>
-            <w:tcW w:w="2600" w:type="dxa"/>
-            <w:tcBorders>
-              <w:top w:val="single" w:sz="4" w:space="0" w:color="AAAAAA"/>
-              <w:left w:val="single" w:sz="4" w:space="0" w:color="AAAAAA"/>
-              <w:bottom w:val="single" w:sz="4" w:space="0" w:color="AAAAAA"/>
-              <w:right w:val="single" w:sz="4" w:space="0" w:color="AAAAAA"/>
-            </w:tcBorders>
-            <w:tcMar>
-              <w:top w:w="60" w:type="dxa"/>
-              <w:left w:w="100" w:type="dxa"/>
-              <w:bottom w:w="60" w:type="dxa"/>
-              <w:right w:w="100" w:type="dxa"/>
-            </w:tcMar>
-            <w:vAlign w:val="center"/>
-          </w:tcPr>
-          <w:p>
-            <w:r>
-              <w:t xml:space="preserve"> </w:t>
-            </w:r>
-          </w:p>
-        </w:tc>
-        <w:tc>
-          <w:tcPr>
-            <w:tcW w:w="3750" w:type="dxa"/>
-            <w:tcBorders>
-              <w:top w:val="single" w:sz="4" w:space="0" w:color="AAAAAA"/>
-              <w:left w:val="single" w:sz="4" w:space="0" w:color="AAAAAA"/>
-              <w:bottom w:val="single" w:sz="4" w:space="0" w:color="AAAAAA"/>
-              <w:right w:val="single" w:sz="4" w:space="0" w:color="AAAAAA"/>
-            </w:tcBorders>
-            <w:tcMar>
-              <w:top w:w="60" w:type="dxa"/>
-              <w:left w:w="100" w:type="dxa"/>
-              <w:bottom w:w="60" w:type="dxa"/>
-              <w:right w:w="100" w:type="dxa"/>
-            </w:tcMar>
-            <w:vAlign w:val="center"/>
-          </w:tcPr>
-          <w:p>
-            <w:r>
-              <w:rPr>
-                <w:rFonts w:ascii="Georgia" w:eastAsia="Georgia" w:hAnsi="Georgia" w:cs="Georgia"/>
-                <w:color w:val="333333"/>
-                <w:sz w:val="16"/>
-                <w:szCs w:val="16"/>
-              </w:rPr>
-              <w:t>☐</w:t>
-            </w:r>
-            <w:r>
-              <w:rPr>
-                <w:rFonts w:ascii="Georgia" w:eastAsia="Georgia" w:hAnsi="Georgia" w:cs="Georgia"/>
-                <w:color w:val="333333"/>
-                <w:sz w:val="16"/>
-                <w:szCs w:val="16"/>
-              </w:rPr>
-              <w:t xml:space="preserve"> Activo y </w:t>
-            </w:r>
-            <w:proofErr w:type="gramStart"/>
-            <w:r>
-              <w:rPr>
-                <w:rFonts w:ascii="Georgia" w:eastAsia="Georgia" w:hAnsi="Georgia" w:cs="Georgia"/>
-                <w:color w:val="333333"/>
-                <w:sz w:val="16"/>
-                <w:szCs w:val="16"/>
-              </w:rPr>
-              <w:t>funcionó  ☐</w:t>
-            </w:r>
-            <w:proofErr w:type="gramEnd"/>
-            <w:r>
-              <w:rPr>
-                <w:rFonts w:ascii="Georgia" w:eastAsia="Georgia" w:hAnsi="Georgia" w:cs="Georgia"/>
-                <w:color w:val="333333"/>
-                <w:sz w:val="16"/>
-                <w:szCs w:val="16"/>
-              </w:rPr>
-              <w:t xml:space="preserve"> </w:t>
-            </w:r>
-            <w:proofErr w:type="gramStart"/>
-            <w:r>
-              <w:rPr>
-                <w:rFonts w:ascii="Georgia" w:eastAsia="Georgia" w:hAnsi="Georgia" w:cs="Georgia"/>
-                <w:color w:val="333333"/>
-                <w:sz w:val="16"/>
-                <w:szCs w:val="16"/>
-              </w:rPr>
-              <w:t>Activo</w:t>
-            </w:r>
-            <w:proofErr w:type="gramEnd"/>
-            <w:r>
-              <w:rPr>
-                <w:rFonts w:ascii="Georgia" w:eastAsia="Georgia" w:hAnsi="Georgia" w:cs="Georgia"/>
-                <w:color w:val="333333"/>
-                <w:sz w:val="16"/>
-                <w:szCs w:val="16"/>
-              </w:rPr>
-              <w:t xml:space="preserve"> pero </w:t>
-            </w:r>
-            <w:proofErr w:type="gramStart"/>
-            <w:r>
-              <w:rPr>
-                <w:rFonts w:ascii="Georgia" w:eastAsia="Georgia" w:hAnsi="Georgia" w:cs="Georgia"/>
-                <w:color w:val="333333"/>
-                <w:sz w:val="16"/>
-                <w:szCs w:val="16"/>
-              </w:rPr>
-              <w:t>falló  ☐</w:t>
-            </w:r>
-            <w:proofErr w:type="gramEnd"/>
-            <w:r>
-              <w:rPr>
-                <w:rFonts w:ascii="Georgia" w:eastAsia="Georgia" w:hAnsi="Georgia" w:cs="Georgia"/>
-                <w:color w:val="333333"/>
-                <w:sz w:val="16"/>
-                <w:szCs w:val="16"/>
-              </w:rPr>
-              <w:t xml:space="preserve"> Activo pero </w:t>
-            </w:r>
-            <w:proofErr w:type="gramStart"/>
-            <w:r>
-              <w:rPr>
-                <w:rFonts w:ascii="Georgia" w:eastAsia="Georgia" w:hAnsi="Georgia" w:cs="Georgia"/>
-                <w:color w:val="333333"/>
-                <w:sz w:val="16"/>
-                <w:szCs w:val="16"/>
-              </w:rPr>
-              <w:t>insuficiente  ☐</w:t>
-            </w:r>
-            <w:proofErr w:type="gramEnd"/>
-            <w:r>
-              <w:rPr>
-                <w:rFonts w:ascii="Georgia" w:eastAsia="Georgia" w:hAnsi="Georgia" w:cs="Georgia"/>
-                <w:color w:val="333333"/>
-                <w:sz w:val="16"/>
-                <w:szCs w:val="16"/>
-              </w:rPr>
-              <w:t xml:space="preserve"> No estaba </w:t>
-            </w:r>
-            <w:proofErr w:type="gramStart"/>
-            <w:r>
-              <w:rPr>
-                <w:rFonts w:ascii="Georgia" w:eastAsia="Georgia" w:hAnsi="Georgia" w:cs="Georgia"/>
-                <w:color w:val="333333"/>
-                <w:sz w:val="16"/>
-                <w:szCs w:val="16"/>
-              </w:rPr>
-              <w:t>implementado  ☐</w:t>
-            </w:r>
-            <w:proofErr w:type="gramEnd"/>
-            <w:r>
-              <w:rPr>
-                <w:rFonts w:ascii="Georgia" w:eastAsia="Georgia" w:hAnsi="Georgia" w:cs="Georgia"/>
-                <w:color w:val="333333"/>
-                <w:sz w:val="16"/>
-                <w:szCs w:val="16"/>
-              </w:rPr>
-              <w:t xml:space="preserve"> N/A</w:t>
-            </w:r>
-          </w:p>
-        </w:tc>
-        <w:tc>
-          <w:tcPr>
-            <w:tcW w:w="3000" w:type="dxa"/>
-            <w:tcBorders>
-              <w:top w:val="single" w:sz="4" w:space="0" w:color="AAAAAA"/>
-              <w:left w:val="single" w:sz="4" w:space="0" w:color="AAAAAA"/>
-              <w:bottom w:val="single" w:sz="4" w:space="0" w:color="AAAAAA"/>
-              <w:right w:val="single" w:sz="4" w:space="0" w:color="AAAAAA"/>
-            </w:tcBorders>
-            <w:tcMar>
-              <w:top w:w="60" w:type="dxa"/>
-              <w:left w:w="100" w:type="dxa"/>
-              <w:bottom w:w="60" w:type="dxa"/>
-              <w:right w:w="100" w:type="dxa"/>
-            </w:tcMar>
-            <w:vAlign w:val="center"/>
-          </w:tcPr>
-          <w:p>
-            <w:r>
-              <w:t xml:space="preserve"> </w:t>
-            </w:r>
-          </w:p>
-        </w:tc>
-      </w:tr>
-      <w:tr>
-        <w:tblPrEx>
-          <w:tblCellMar>
-            <w:top w:w="0" w:type="dxa"/>
-            <w:bottom w:w="0" w:type="dxa"/>
-          </w:tblCellMar>
-        </w:tblPrEx>
-        <w:tc>
-          <w:tcPr>
-            <w:tcW w:w="2600" w:type="dxa"/>
-            <w:tcBorders>
-              <w:top w:val="single" w:sz="4" w:space="0" w:color="AAAAAA"/>
-              <w:left w:val="single" w:sz="4" w:space="0" w:color="AAAAAA"/>
-              <w:bottom w:val="single" w:sz="4" w:space="0" w:color="AAAAAA"/>
-              <w:right w:val="single" w:sz="4" w:space="0" w:color="AAAAAA"/>
-            </w:tcBorders>
-            <w:shd w:val="clear" w:color="auto" w:fill="EBF3FB"/>
-            <w:tcMar>
-              <w:top w:w="60" w:type="dxa"/>
-              <w:left w:w="100" w:type="dxa"/>
-              <w:bottom w:w="60" w:type="dxa"/>
-              <w:right w:w="100" w:type="dxa"/>
-            </w:tcMar>
-            <w:vAlign w:val="center"/>
-          </w:tcPr>
-          <w:p>
-            <w:r>
-              <w:t xml:space="preserve"> </w:t>
-            </w:r>
-          </w:p>
-        </w:tc>
-        <w:tc>
-          <w:tcPr>
-            <w:tcW w:w="3750" w:type="dxa"/>
-            <w:tcBorders>
-              <w:top w:val="single" w:sz="4" w:space="0" w:color="AAAAAA"/>
-              <w:left w:val="single" w:sz="4" w:space="0" w:color="AAAAAA"/>
-              <w:bottom w:val="single" w:sz="4" w:space="0" w:color="AAAAAA"/>
-              <w:right w:val="single" w:sz="4" w:space="0" w:color="AAAAAA"/>
-            </w:tcBorders>
-            <w:shd w:val="clear" w:color="auto" w:fill="EBF3FB"/>
-            <w:tcMar>
-              <w:top w:w="60" w:type="dxa"/>
-              <w:left w:w="100" w:type="dxa"/>
-              <w:bottom w:w="60" w:type="dxa"/>
-              <w:right w:w="100" w:type="dxa"/>
-            </w:tcMar>
-            <w:vAlign w:val="center"/>
-          </w:tcPr>
-          <w:p>
-            <w:r>
-              <w:rPr>
-                <w:rFonts w:ascii="Georgia" w:eastAsia="Georgia" w:hAnsi="Georgia" w:cs="Georgia"/>
-                <w:color w:val="333333"/>
-                <w:sz w:val="16"/>
-                <w:szCs w:val="16"/>
-              </w:rPr>
-              <w:t>☐</w:t>
-            </w:r>
-            <w:r>
-              <w:rPr>
-                <w:rFonts w:ascii="Georgia" w:eastAsia="Georgia" w:hAnsi="Georgia" w:cs="Georgia"/>
-                <w:color w:val="333333"/>
-                <w:sz w:val="16"/>
-                <w:szCs w:val="16"/>
-              </w:rPr>
-              <w:t xml:space="preserve"> Activo y </w:t>
-            </w:r>
-            <w:proofErr w:type="gramStart"/>
-            <w:r>
-              <w:rPr>
-                <w:rFonts w:ascii="Georgia" w:eastAsia="Georgia" w:hAnsi="Georgia" w:cs="Georgia"/>
-                <w:color w:val="333333"/>
-                <w:sz w:val="16"/>
-                <w:szCs w:val="16"/>
-              </w:rPr>
-              <w:t>funcionó  ☐</w:t>
-            </w:r>
-            <w:proofErr w:type="gramEnd"/>
-            <w:r>
-              <w:rPr>
-                <w:rFonts w:ascii="Georgia" w:eastAsia="Georgia" w:hAnsi="Georgia" w:cs="Georgia"/>
-                <w:color w:val="333333"/>
-                <w:sz w:val="16"/>
-                <w:szCs w:val="16"/>
-              </w:rPr>
-              <w:t xml:space="preserve"> </w:t>
-            </w:r>
-            <w:proofErr w:type="gramStart"/>
-            <w:r>
-              <w:rPr>
-                <w:rFonts w:ascii="Georgia" w:eastAsia="Georgia" w:hAnsi="Georgia" w:cs="Georgia"/>
-                <w:color w:val="333333"/>
-                <w:sz w:val="16"/>
-                <w:szCs w:val="16"/>
-              </w:rPr>
-              <w:t>Activo</w:t>
-            </w:r>
-            <w:proofErr w:type="gramEnd"/>
-            <w:r>
-              <w:rPr>
-                <w:rFonts w:ascii="Georgia" w:eastAsia="Georgia" w:hAnsi="Georgia" w:cs="Georgia"/>
-                <w:color w:val="333333"/>
-                <w:sz w:val="16"/>
-                <w:szCs w:val="16"/>
-              </w:rPr>
-              <w:t xml:space="preserve"> pero </w:t>
-            </w:r>
-            <w:proofErr w:type="gramStart"/>
-            <w:r>
-              <w:rPr>
-                <w:rFonts w:ascii="Georgia" w:eastAsia="Georgia" w:hAnsi="Georgia" w:cs="Georgia"/>
-                <w:color w:val="333333"/>
-                <w:sz w:val="16"/>
-                <w:szCs w:val="16"/>
-              </w:rPr>
-              <w:t>falló  ☐</w:t>
-            </w:r>
-            <w:proofErr w:type="gramEnd"/>
-            <w:r>
-              <w:rPr>
-                <w:rFonts w:ascii="Georgia" w:eastAsia="Georgia" w:hAnsi="Georgia" w:cs="Georgia"/>
-                <w:color w:val="333333"/>
-                <w:sz w:val="16"/>
-                <w:szCs w:val="16"/>
-              </w:rPr>
-              <w:t xml:space="preserve"> Activo pero </w:t>
-            </w:r>
-            <w:proofErr w:type="gramStart"/>
-            <w:r>
-              <w:rPr>
-                <w:rFonts w:ascii="Georgia" w:eastAsia="Georgia" w:hAnsi="Georgia" w:cs="Georgia"/>
-                <w:color w:val="333333"/>
-                <w:sz w:val="16"/>
-                <w:szCs w:val="16"/>
-              </w:rPr>
-              <w:t>insuficiente  ☐</w:t>
-            </w:r>
-            <w:proofErr w:type="gramEnd"/>
-            <w:r>
-              <w:rPr>
-                <w:rFonts w:ascii="Georgia" w:eastAsia="Georgia" w:hAnsi="Georgia" w:cs="Georgia"/>
-                <w:color w:val="333333"/>
-                <w:sz w:val="16"/>
-                <w:szCs w:val="16"/>
-              </w:rPr>
-              <w:t xml:space="preserve"> No estaba </w:t>
-            </w:r>
-            <w:proofErr w:type="gramStart"/>
-            <w:r>
-              <w:rPr>
-                <w:rFonts w:ascii="Georgia" w:eastAsia="Georgia" w:hAnsi="Georgia" w:cs="Georgia"/>
-                <w:color w:val="333333"/>
-                <w:sz w:val="16"/>
-                <w:szCs w:val="16"/>
-              </w:rPr>
-              <w:t>implementado  ☐</w:t>
-            </w:r>
-            <w:proofErr w:type="gramEnd"/>
-            <w:r>
-              <w:rPr>
-                <w:rFonts w:ascii="Georgia" w:eastAsia="Georgia" w:hAnsi="Georgia" w:cs="Georgia"/>
-                <w:color w:val="333333"/>
-                <w:sz w:val="16"/>
-                <w:szCs w:val="16"/>
-              </w:rPr>
-              <w:t xml:space="preserve"> N/A</w:t>
+              <w:t>☐ Activo y funcionó  ☐ Activo pero falló  ☐ Activo pero insuficiente  ☐ No estaba implementado  ☐ N/A</w:t>
             </w:r>
           </w:p>
         </w:tc>
@@ -7375,12 +5968,6 @@
         <w:gridCol w:w="3300"/>
       </w:tblGrid>
       <w:tr>
-        <w:tblPrEx>
-          <w:tblCellMar>
-            <w:top w:w="0" w:type="dxa"/>
-            <w:bottom w:w="0" w:type="dxa"/>
-          </w:tblCellMar>
-        </w:tblPrEx>
         <w:tc>
           <w:tcPr>
             <w:tcW w:w="2650" w:type="dxa"/>
@@ -7473,12 +6060,6 @@
         </w:tc>
       </w:tr>
       <w:tr>
-        <w:tblPrEx>
-          <w:tblCellMar>
-            <w:top w:w="0" w:type="dxa"/>
-            <w:bottom w:w="0" w:type="dxa"/>
-          </w:tblCellMar>
-        </w:tblPrEx>
         <w:tc>
           <w:tcPr>
             <w:tcW w:w="2650" w:type="dxa"/>
@@ -7534,8 +6115,84 @@
                 <w:sz w:val="16"/>
                 <w:szCs w:val="16"/>
               </w:rPr>
-              <w:t>☐</w:t>
-            </w:r>
+              <w:t>☐ Funcionó bien  ☐ Funcionó con dificultades  ☐ Debe mejorarse  ☐ No se ejecutó  ☐ N/A</w:t>
+            </w:r>
+          </w:p>
+        </w:tc>
+        <w:tc>
+          <w:tcPr>
+            <w:tcW w:w="3300" w:type="dxa"/>
+            <w:tcBorders>
+              <w:top w:val="single" w:sz="4" w:space="0" w:color="AAAAAA"/>
+              <w:left w:val="single" w:sz="4" w:space="0" w:color="AAAAAA"/>
+              <w:bottom w:val="single" w:sz="4" w:space="0" w:color="AAAAAA"/>
+              <w:right w:val="single" w:sz="4" w:space="0" w:color="AAAAAA"/>
+            </w:tcBorders>
+            <w:tcMar>
+              <w:top w:w="60" w:type="dxa"/>
+              <w:left w:w="100" w:type="dxa"/>
+              <w:bottom w:w="60" w:type="dxa"/>
+              <w:right w:w="100" w:type="dxa"/>
+            </w:tcMar>
+            <w:vAlign w:val="center"/>
+          </w:tcPr>
+          <w:p>
+            <w:r>
+              <w:t xml:space="preserve"> </w:t>
+            </w:r>
+          </w:p>
+        </w:tc>
+      </w:tr>
+      <w:tr>
+        <w:tc>
+          <w:tcPr>
+            <w:tcW w:w="2650" w:type="dxa"/>
+            <w:tcBorders>
+              <w:top w:val="single" w:sz="4" w:space="0" w:color="AAAAAA"/>
+              <w:left w:val="single" w:sz="4" w:space="0" w:color="AAAAAA"/>
+              <w:bottom w:val="single" w:sz="4" w:space="0" w:color="AAAAAA"/>
+              <w:right w:val="single" w:sz="4" w:space="0" w:color="AAAAAA"/>
+            </w:tcBorders>
+            <w:shd w:val="clear" w:color="auto" w:fill="EBF3FB"/>
+            <w:tcMar>
+              <w:top w:w="60" w:type="dxa"/>
+              <w:left w:w="100" w:type="dxa"/>
+              <w:bottom w:w="60" w:type="dxa"/>
+              <w:right w:w="100" w:type="dxa"/>
+            </w:tcMar>
+            <w:vAlign w:val="center"/>
+          </w:tcPr>
+          <w:p>
+            <w:r>
+              <w:rPr>
+                <w:rFonts w:ascii="Georgia" w:eastAsia="Georgia" w:hAnsi="Georgia" w:cs="Georgia"/>
+                <w:color w:val="333333"/>
+                <w:sz w:val="19"/>
+                <w:szCs w:val="19"/>
+              </w:rPr>
+              <w:t>Velocidad de contención</w:t>
+            </w:r>
+          </w:p>
+        </w:tc>
+        <w:tc>
+          <w:tcPr>
+            <w:tcW w:w="3400" w:type="dxa"/>
+            <w:tcBorders>
+              <w:top w:val="single" w:sz="4" w:space="0" w:color="AAAAAA"/>
+              <w:left w:val="single" w:sz="4" w:space="0" w:color="AAAAAA"/>
+              <w:bottom w:val="single" w:sz="4" w:space="0" w:color="AAAAAA"/>
+              <w:right w:val="single" w:sz="4" w:space="0" w:color="AAAAAA"/>
+            </w:tcBorders>
+            <w:shd w:val="clear" w:color="auto" w:fill="EBF3FB"/>
+            <w:tcMar>
+              <w:top w:w="60" w:type="dxa"/>
+              <w:left w:w="100" w:type="dxa"/>
+              <w:bottom w:w="60" w:type="dxa"/>
+              <w:right w:w="100" w:type="dxa"/>
+            </w:tcMar>
+            <w:vAlign w:val="center"/>
+          </w:tcPr>
+          <w:p>
             <w:r>
               <w:rPr>
                 <w:rFonts w:ascii="Georgia" w:eastAsia="Georgia" w:hAnsi="Georgia" w:cs="Georgia"/>
@@ -7543,9 +6200,83 @@
                 <w:sz w:val="16"/>
                 <w:szCs w:val="16"/>
               </w:rPr>
-              <w:t xml:space="preserve"> Funcionó </w:t>
-            </w:r>
-            <w:proofErr w:type="gramStart"/>
+              <w:t>☐ Funcionó bien  ☐ Funcionó con dificultades  ☐ Debe mejorarse  ☐ No se ejecutó  ☐ N/A</w:t>
+            </w:r>
+          </w:p>
+        </w:tc>
+        <w:tc>
+          <w:tcPr>
+            <w:tcW w:w="3300" w:type="dxa"/>
+            <w:tcBorders>
+              <w:top w:val="single" w:sz="4" w:space="0" w:color="AAAAAA"/>
+              <w:left w:val="single" w:sz="4" w:space="0" w:color="AAAAAA"/>
+              <w:bottom w:val="single" w:sz="4" w:space="0" w:color="AAAAAA"/>
+              <w:right w:val="single" w:sz="4" w:space="0" w:color="AAAAAA"/>
+            </w:tcBorders>
+            <w:shd w:val="clear" w:color="auto" w:fill="EBF3FB"/>
+            <w:tcMar>
+              <w:top w:w="60" w:type="dxa"/>
+              <w:left w:w="100" w:type="dxa"/>
+              <w:bottom w:w="60" w:type="dxa"/>
+              <w:right w:w="100" w:type="dxa"/>
+            </w:tcMar>
+            <w:vAlign w:val="center"/>
+          </w:tcPr>
+          <w:p>
+            <w:r>
+              <w:t xml:space="preserve"> </w:t>
+            </w:r>
+          </w:p>
+        </w:tc>
+      </w:tr>
+      <w:tr>
+        <w:tc>
+          <w:tcPr>
+            <w:tcW w:w="2650" w:type="dxa"/>
+            <w:tcBorders>
+              <w:top w:val="single" w:sz="4" w:space="0" w:color="AAAAAA"/>
+              <w:left w:val="single" w:sz="4" w:space="0" w:color="AAAAAA"/>
+              <w:bottom w:val="single" w:sz="4" w:space="0" w:color="AAAAAA"/>
+              <w:right w:val="single" w:sz="4" w:space="0" w:color="AAAAAA"/>
+            </w:tcBorders>
+            <w:tcMar>
+              <w:top w:w="60" w:type="dxa"/>
+              <w:left w:w="100" w:type="dxa"/>
+              <w:bottom w:w="60" w:type="dxa"/>
+              <w:right w:w="100" w:type="dxa"/>
+            </w:tcMar>
+            <w:vAlign w:val="center"/>
+          </w:tcPr>
+          <w:p>
+            <w:r>
+              <w:rPr>
+                <w:rFonts w:ascii="Georgia" w:eastAsia="Georgia" w:hAnsi="Georgia" w:cs="Georgia"/>
+                <w:color w:val="333333"/>
+                <w:sz w:val="19"/>
+                <w:szCs w:val="19"/>
+              </w:rPr>
+              <w:t>Comunicación interna durante el incidente</w:t>
+            </w:r>
+          </w:p>
+        </w:tc>
+        <w:tc>
+          <w:tcPr>
+            <w:tcW w:w="3400" w:type="dxa"/>
+            <w:tcBorders>
+              <w:top w:val="single" w:sz="4" w:space="0" w:color="AAAAAA"/>
+              <w:left w:val="single" w:sz="4" w:space="0" w:color="AAAAAA"/>
+              <w:bottom w:val="single" w:sz="4" w:space="0" w:color="AAAAAA"/>
+              <w:right w:val="single" w:sz="4" w:space="0" w:color="AAAAAA"/>
+            </w:tcBorders>
+            <w:tcMar>
+              <w:top w:w="60" w:type="dxa"/>
+              <w:left w:w="100" w:type="dxa"/>
+              <w:bottom w:w="60" w:type="dxa"/>
+              <w:right w:w="100" w:type="dxa"/>
+            </w:tcMar>
+            <w:vAlign w:val="center"/>
+          </w:tcPr>
+          <w:p>
             <w:r>
               <w:rPr>
                 <w:rFonts w:ascii="Georgia" w:eastAsia="Georgia" w:hAnsi="Georgia" w:cs="Georgia"/>
@@ -7553,9 +6284,84 @@
                 <w:sz w:val="16"/>
                 <w:szCs w:val="16"/>
               </w:rPr>
-              <w:t>bien  ☐</w:t>
-            </w:r>
-            <w:proofErr w:type="gramEnd"/>
+              <w:t>☐ Funcionó bien  ☐ Funcionó con dificultades  ☐ Debe mejorarse  ☐ No se ejecutó  ☐ N/A</w:t>
+            </w:r>
+          </w:p>
+        </w:tc>
+        <w:tc>
+          <w:tcPr>
+            <w:tcW w:w="3300" w:type="dxa"/>
+            <w:tcBorders>
+              <w:top w:val="single" w:sz="4" w:space="0" w:color="AAAAAA"/>
+              <w:left w:val="single" w:sz="4" w:space="0" w:color="AAAAAA"/>
+              <w:bottom w:val="single" w:sz="4" w:space="0" w:color="AAAAAA"/>
+              <w:right w:val="single" w:sz="4" w:space="0" w:color="AAAAAA"/>
+            </w:tcBorders>
+            <w:tcMar>
+              <w:top w:w="60" w:type="dxa"/>
+              <w:left w:w="100" w:type="dxa"/>
+              <w:bottom w:w="60" w:type="dxa"/>
+              <w:right w:w="100" w:type="dxa"/>
+            </w:tcMar>
+            <w:vAlign w:val="center"/>
+          </w:tcPr>
+          <w:p>
+            <w:r>
+              <w:t xml:space="preserve"> </w:t>
+            </w:r>
+          </w:p>
+        </w:tc>
+      </w:tr>
+      <w:tr>
+        <w:tc>
+          <w:tcPr>
+            <w:tcW w:w="2650" w:type="dxa"/>
+            <w:tcBorders>
+              <w:top w:val="single" w:sz="4" w:space="0" w:color="AAAAAA"/>
+              <w:left w:val="single" w:sz="4" w:space="0" w:color="AAAAAA"/>
+              <w:bottom w:val="single" w:sz="4" w:space="0" w:color="AAAAAA"/>
+              <w:right w:val="single" w:sz="4" w:space="0" w:color="AAAAAA"/>
+            </w:tcBorders>
+            <w:shd w:val="clear" w:color="auto" w:fill="EBF3FB"/>
+            <w:tcMar>
+              <w:top w:w="60" w:type="dxa"/>
+              <w:left w:w="100" w:type="dxa"/>
+              <w:bottom w:w="60" w:type="dxa"/>
+              <w:right w:w="100" w:type="dxa"/>
+            </w:tcMar>
+            <w:vAlign w:val="center"/>
+          </w:tcPr>
+          <w:p>
+            <w:r>
+              <w:rPr>
+                <w:rFonts w:ascii="Georgia" w:eastAsia="Georgia" w:hAnsi="Georgia" w:cs="Georgia"/>
+                <w:color w:val="333333"/>
+                <w:sz w:val="19"/>
+                <w:szCs w:val="19"/>
+              </w:rPr>
+              <w:t>Preservación de evidencia</w:t>
+            </w:r>
+          </w:p>
+        </w:tc>
+        <w:tc>
+          <w:tcPr>
+            <w:tcW w:w="3400" w:type="dxa"/>
+            <w:tcBorders>
+              <w:top w:val="single" w:sz="4" w:space="0" w:color="AAAAAA"/>
+              <w:left w:val="single" w:sz="4" w:space="0" w:color="AAAAAA"/>
+              <w:bottom w:val="single" w:sz="4" w:space="0" w:color="AAAAAA"/>
+              <w:right w:val="single" w:sz="4" w:space="0" w:color="AAAAAA"/>
+            </w:tcBorders>
+            <w:shd w:val="clear" w:color="auto" w:fill="EBF3FB"/>
+            <w:tcMar>
+              <w:top w:w="60" w:type="dxa"/>
+              <w:left w:w="100" w:type="dxa"/>
+              <w:bottom w:w="60" w:type="dxa"/>
+              <w:right w:w="100" w:type="dxa"/>
+            </w:tcMar>
+            <w:vAlign w:val="center"/>
+          </w:tcPr>
+          <w:p>
             <w:r>
               <w:rPr>
                 <w:rFonts w:ascii="Georgia" w:eastAsia="Georgia" w:hAnsi="Georgia" w:cs="Georgia"/>
@@ -7563,9 +6369,83 @@
                 <w:sz w:val="16"/>
                 <w:szCs w:val="16"/>
               </w:rPr>
-              <w:t xml:space="preserve"> Funcionó con </w:t>
-            </w:r>
-            <w:proofErr w:type="gramStart"/>
+              <w:t>☐ Funcionó bien  ☐ Funcionó con dificultades  ☐ Debe mejorarse  ☐ No se ejecutó  ☐ N/A</w:t>
+            </w:r>
+          </w:p>
+        </w:tc>
+        <w:tc>
+          <w:tcPr>
+            <w:tcW w:w="3300" w:type="dxa"/>
+            <w:tcBorders>
+              <w:top w:val="single" w:sz="4" w:space="0" w:color="AAAAAA"/>
+              <w:left w:val="single" w:sz="4" w:space="0" w:color="AAAAAA"/>
+              <w:bottom w:val="single" w:sz="4" w:space="0" w:color="AAAAAA"/>
+              <w:right w:val="single" w:sz="4" w:space="0" w:color="AAAAAA"/>
+            </w:tcBorders>
+            <w:shd w:val="clear" w:color="auto" w:fill="EBF3FB"/>
+            <w:tcMar>
+              <w:top w:w="60" w:type="dxa"/>
+              <w:left w:w="100" w:type="dxa"/>
+              <w:bottom w:w="60" w:type="dxa"/>
+              <w:right w:w="100" w:type="dxa"/>
+            </w:tcMar>
+            <w:vAlign w:val="center"/>
+          </w:tcPr>
+          <w:p>
+            <w:r>
+              <w:t xml:space="preserve"> </w:t>
+            </w:r>
+          </w:p>
+        </w:tc>
+      </w:tr>
+      <w:tr>
+        <w:tc>
+          <w:tcPr>
+            <w:tcW w:w="2650" w:type="dxa"/>
+            <w:tcBorders>
+              <w:top w:val="single" w:sz="4" w:space="0" w:color="AAAAAA"/>
+              <w:left w:val="single" w:sz="4" w:space="0" w:color="AAAAAA"/>
+              <w:bottom w:val="single" w:sz="4" w:space="0" w:color="AAAAAA"/>
+              <w:right w:val="single" w:sz="4" w:space="0" w:color="AAAAAA"/>
+            </w:tcBorders>
+            <w:tcMar>
+              <w:top w:w="60" w:type="dxa"/>
+              <w:left w:w="100" w:type="dxa"/>
+              <w:bottom w:w="60" w:type="dxa"/>
+              <w:right w:w="100" w:type="dxa"/>
+            </w:tcMar>
+            <w:vAlign w:val="center"/>
+          </w:tcPr>
+          <w:p>
+            <w:r>
+              <w:rPr>
+                <w:rFonts w:ascii="Georgia" w:eastAsia="Georgia" w:hAnsi="Georgia" w:cs="Georgia"/>
+                <w:color w:val="333333"/>
+                <w:sz w:val="19"/>
+                <w:szCs w:val="19"/>
+              </w:rPr>
+              <w:t>Disponibilidad y calidad de los respaldos</w:t>
+            </w:r>
+          </w:p>
+        </w:tc>
+        <w:tc>
+          <w:tcPr>
+            <w:tcW w:w="3400" w:type="dxa"/>
+            <w:tcBorders>
+              <w:top w:val="single" w:sz="4" w:space="0" w:color="AAAAAA"/>
+              <w:left w:val="single" w:sz="4" w:space="0" w:color="AAAAAA"/>
+              <w:bottom w:val="single" w:sz="4" w:space="0" w:color="AAAAAA"/>
+              <w:right w:val="single" w:sz="4" w:space="0" w:color="AAAAAA"/>
+            </w:tcBorders>
+            <w:tcMar>
+              <w:top w:w="60" w:type="dxa"/>
+              <w:left w:w="100" w:type="dxa"/>
+              <w:bottom w:w="60" w:type="dxa"/>
+              <w:right w:w="100" w:type="dxa"/>
+            </w:tcMar>
+            <w:vAlign w:val="center"/>
+          </w:tcPr>
+          <w:p>
             <w:r>
               <w:rPr>
                 <w:rFonts w:ascii="Georgia" w:eastAsia="Georgia" w:hAnsi="Georgia" w:cs="Georgia"/>
@@ -7573,9 +6453,84 @@
                 <w:sz w:val="16"/>
                 <w:szCs w:val="16"/>
               </w:rPr>
-              <w:t>dificultades  ☐</w:t>
-            </w:r>
-            <w:proofErr w:type="gramEnd"/>
+              <w:t>☐ Funcionó bien  ☐ Funcionó con dificultades  ☐ Debe mejorarse  ☐ No se ejecutó  ☐ N/A</w:t>
+            </w:r>
+          </w:p>
+        </w:tc>
+        <w:tc>
+          <w:tcPr>
+            <w:tcW w:w="3300" w:type="dxa"/>
+            <w:tcBorders>
+              <w:top w:val="single" w:sz="4" w:space="0" w:color="AAAAAA"/>
+              <w:left w:val="single" w:sz="4" w:space="0" w:color="AAAAAA"/>
+              <w:bottom w:val="single" w:sz="4" w:space="0" w:color="AAAAAA"/>
+              <w:right w:val="single" w:sz="4" w:space="0" w:color="AAAAAA"/>
+            </w:tcBorders>
+            <w:tcMar>
+              <w:top w:w="60" w:type="dxa"/>
+              <w:left w:w="100" w:type="dxa"/>
+              <w:bottom w:w="60" w:type="dxa"/>
+              <w:right w:w="100" w:type="dxa"/>
+            </w:tcMar>
+            <w:vAlign w:val="center"/>
+          </w:tcPr>
+          <w:p>
+            <w:r>
+              <w:t xml:space="preserve"> </w:t>
+            </w:r>
+          </w:p>
+        </w:tc>
+      </w:tr>
+      <w:tr>
+        <w:tc>
+          <w:tcPr>
+            <w:tcW w:w="2650" w:type="dxa"/>
+            <w:tcBorders>
+              <w:top w:val="single" w:sz="4" w:space="0" w:color="AAAAAA"/>
+              <w:left w:val="single" w:sz="4" w:space="0" w:color="AAAAAA"/>
+              <w:bottom w:val="single" w:sz="4" w:space="0" w:color="AAAAAA"/>
+              <w:right w:val="single" w:sz="4" w:space="0" w:color="AAAAAA"/>
+            </w:tcBorders>
+            <w:shd w:val="clear" w:color="auto" w:fill="EBF3FB"/>
+            <w:tcMar>
+              <w:top w:w="60" w:type="dxa"/>
+              <w:left w:w="100" w:type="dxa"/>
+              <w:bottom w:w="60" w:type="dxa"/>
+              <w:right w:w="100" w:type="dxa"/>
+            </w:tcMar>
+            <w:vAlign w:val="center"/>
+          </w:tcPr>
+          <w:p>
+            <w:r>
+              <w:rPr>
+                <w:rFonts w:ascii="Georgia" w:eastAsia="Georgia" w:hAnsi="Georgia" w:cs="Georgia"/>
+                <w:color w:val="333333"/>
+                <w:sz w:val="19"/>
+                <w:szCs w:val="19"/>
+              </w:rPr>
+              <w:t>Proceso de restauración</w:t>
+            </w:r>
+          </w:p>
+        </w:tc>
+        <w:tc>
+          <w:tcPr>
+            <w:tcW w:w="3400" w:type="dxa"/>
+            <w:tcBorders>
+              <w:top w:val="single" w:sz="4" w:space="0" w:color="AAAAAA"/>
+              <w:left w:val="single" w:sz="4" w:space="0" w:color="AAAAAA"/>
+              <w:bottom w:val="single" w:sz="4" w:space="0" w:color="AAAAAA"/>
+              <w:right w:val="single" w:sz="4" w:space="0" w:color="AAAAAA"/>
+            </w:tcBorders>
+            <w:shd w:val="clear" w:color="auto" w:fill="EBF3FB"/>
+            <w:tcMar>
+              <w:top w:w="60" w:type="dxa"/>
+              <w:left w:w="100" w:type="dxa"/>
+              <w:bottom w:w="60" w:type="dxa"/>
+              <w:right w:w="100" w:type="dxa"/>
+            </w:tcMar>
+            <w:vAlign w:val="center"/>
+          </w:tcPr>
+          <w:p>
             <w:r>
               <w:rPr>
                 <w:rFonts w:ascii="Georgia" w:eastAsia="Georgia" w:hAnsi="Georgia" w:cs="Georgia"/>
@@ -7583,9 +6538,83 @@
                 <w:sz w:val="16"/>
                 <w:szCs w:val="16"/>
               </w:rPr>
-              <w:t xml:space="preserve"> Debe </w:t>
-            </w:r>
-            <w:proofErr w:type="gramStart"/>
+              <w:t>☐ Funcionó bien  ☐ Funcionó con dificultades  ☐ Debe mejorarse  ☐ No se ejecutó  ☐ N/A</w:t>
+            </w:r>
+          </w:p>
+        </w:tc>
+        <w:tc>
+          <w:tcPr>
+            <w:tcW w:w="3300" w:type="dxa"/>
+            <w:tcBorders>
+              <w:top w:val="single" w:sz="4" w:space="0" w:color="AAAAAA"/>
+              <w:left w:val="single" w:sz="4" w:space="0" w:color="AAAAAA"/>
+              <w:bottom w:val="single" w:sz="4" w:space="0" w:color="AAAAAA"/>
+              <w:right w:val="single" w:sz="4" w:space="0" w:color="AAAAAA"/>
+            </w:tcBorders>
+            <w:shd w:val="clear" w:color="auto" w:fill="EBF3FB"/>
+            <w:tcMar>
+              <w:top w:w="60" w:type="dxa"/>
+              <w:left w:w="100" w:type="dxa"/>
+              <w:bottom w:w="60" w:type="dxa"/>
+              <w:right w:w="100" w:type="dxa"/>
+            </w:tcMar>
+            <w:vAlign w:val="center"/>
+          </w:tcPr>
+          <w:p>
+            <w:r>
+              <w:t xml:space="preserve"> </w:t>
+            </w:r>
+          </w:p>
+        </w:tc>
+      </w:tr>
+      <w:tr>
+        <w:tc>
+          <w:tcPr>
+            <w:tcW w:w="2650" w:type="dxa"/>
+            <w:tcBorders>
+              <w:top w:val="single" w:sz="4" w:space="0" w:color="AAAAAA"/>
+              <w:left w:val="single" w:sz="4" w:space="0" w:color="AAAAAA"/>
+              <w:bottom w:val="single" w:sz="4" w:space="0" w:color="AAAAAA"/>
+              <w:right w:val="single" w:sz="4" w:space="0" w:color="AAAAAA"/>
+            </w:tcBorders>
+            <w:tcMar>
+              <w:top w:w="60" w:type="dxa"/>
+              <w:left w:w="100" w:type="dxa"/>
+              <w:bottom w:w="60" w:type="dxa"/>
+              <w:right w:w="100" w:type="dxa"/>
+            </w:tcMar>
+            <w:vAlign w:val="center"/>
+          </w:tcPr>
+          <w:p>
+            <w:r>
+              <w:rPr>
+                <w:rFonts w:ascii="Georgia" w:eastAsia="Georgia" w:hAnsi="Georgia" w:cs="Georgia"/>
+                <w:color w:val="333333"/>
+                <w:sz w:val="19"/>
+                <w:szCs w:val="19"/>
+              </w:rPr>
+              <w:t>Verificación post-restauración</w:t>
+            </w:r>
+          </w:p>
+        </w:tc>
+        <w:tc>
+          <w:tcPr>
+            <w:tcW w:w="3400" w:type="dxa"/>
+            <w:tcBorders>
+              <w:top w:val="single" w:sz="4" w:space="0" w:color="AAAAAA"/>
+              <w:left w:val="single" w:sz="4" w:space="0" w:color="AAAAAA"/>
+              <w:bottom w:val="single" w:sz="4" w:space="0" w:color="AAAAAA"/>
+              <w:right w:val="single" w:sz="4" w:space="0" w:color="AAAAAA"/>
+            </w:tcBorders>
+            <w:tcMar>
+              <w:top w:w="60" w:type="dxa"/>
+              <w:left w:w="100" w:type="dxa"/>
+              <w:bottom w:w="60" w:type="dxa"/>
+              <w:right w:w="100" w:type="dxa"/>
+            </w:tcMar>
+            <w:vAlign w:val="center"/>
+          </w:tcPr>
+          <w:p>
             <w:r>
               <w:rPr>
                 <w:rFonts w:ascii="Georgia" w:eastAsia="Georgia" w:hAnsi="Georgia" w:cs="Georgia"/>
@@ -7593,9 +6622,84 @@
                 <w:sz w:val="16"/>
                 <w:szCs w:val="16"/>
               </w:rPr>
-              <w:t>mejorarse  ☐</w:t>
-            </w:r>
-            <w:proofErr w:type="gramEnd"/>
+              <w:t>☐ Funcionó bien  ☐ Funcionó con dificultades  ☐ Debe mejorarse  ☐ No se ejecutó  ☐ N/A</w:t>
+            </w:r>
+          </w:p>
+        </w:tc>
+        <w:tc>
+          <w:tcPr>
+            <w:tcW w:w="3300" w:type="dxa"/>
+            <w:tcBorders>
+              <w:top w:val="single" w:sz="4" w:space="0" w:color="AAAAAA"/>
+              <w:left w:val="single" w:sz="4" w:space="0" w:color="AAAAAA"/>
+              <w:bottom w:val="single" w:sz="4" w:space="0" w:color="AAAAAA"/>
+              <w:right w:val="single" w:sz="4" w:space="0" w:color="AAAAAA"/>
+            </w:tcBorders>
+            <w:tcMar>
+              <w:top w:w="60" w:type="dxa"/>
+              <w:left w:w="100" w:type="dxa"/>
+              <w:bottom w:w="60" w:type="dxa"/>
+              <w:right w:w="100" w:type="dxa"/>
+            </w:tcMar>
+            <w:vAlign w:val="center"/>
+          </w:tcPr>
+          <w:p>
+            <w:r>
+              <w:t xml:space="preserve"> </w:t>
+            </w:r>
+          </w:p>
+        </w:tc>
+      </w:tr>
+      <w:tr>
+        <w:tc>
+          <w:tcPr>
+            <w:tcW w:w="2650" w:type="dxa"/>
+            <w:tcBorders>
+              <w:top w:val="single" w:sz="4" w:space="0" w:color="AAAAAA"/>
+              <w:left w:val="single" w:sz="4" w:space="0" w:color="AAAAAA"/>
+              <w:bottom w:val="single" w:sz="4" w:space="0" w:color="AAAAAA"/>
+              <w:right w:val="single" w:sz="4" w:space="0" w:color="AAAAAA"/>
+            </w:tcBorders>
+            <w:shd w:val="clear" w:color="auto" w:fill="EBF3FB"/>
+            <w:tcMar>
+              <w:top w:w="60" w:type="dxa"/>
+              <w:left w:w="100" w:type="dxa"/>
+              <w:bottom w:w="60" w:type="dxa"/>
+              <w:right w:w="100" w:type="dxa"/>
+            </w:tcMar>
+            <w:vAlign w:val="center"/>
+          </w:tcPr>
+          <w:p>
+            <w:r>
+              <w:rPr>
+                <w:rFonts w:ascii="Georgia" w:eastAsia="Georgia" w:hAnsi="Georgia" w:cs="Georgia"/>
+                <w:color w:val="333333"/>
+                <w:sz w:val="19"/>
+                <w:szCs w:val="19"/>
+              </w:rPr>
+              <w:t>Comunicación a la dirección</w:t>
+            </w:r>
+          </w:p>
+        </w:tc>
+        <w:tc>
+          <w:tcPr>
+            <w:tcW w:w="3400" w:type="dxa"/>
+            <w:tcBorders>
+              <w:top w:val="single" w:sz="4" w:space="0" w:color="AAAAAA"/>
+              <w:left w:val="single" w:sz="4" w:space="0" w:color="AAAAAA"/>
+              <w:bottom w:val="single" w:sz="4" w:space="0" w:color="AAAAAA"/>
+              <w:right w:val="single" w:sz="4" w:space="0" w:color="AAAAAA"/>
+            </w:tcBorders>
+            <w:shd w:val="clear" w:color="auto" w:fill="EBF3FB"/>
+            <w:tcMar>
+              <w:top w:w="60" w:type="dxa"/>
+              <w:left w:w="100" w:type="dxa"/>
+              <w:bottom w:w="60" w:type="dxa"/>
+              <w:right w:w="100" w:type="dxa"/>
+            </w:tcMar>
+            <w:vAlign w:val="center"/>
+          </w:tcPr>
+          <w:p>
             <w:r>
               <w:rPr>
                 <w:rFonts w:ascii="Georgia" w:eastAsia="Georgia" w:hAnsi="Georgia" w:cs="Georgia"/>
@@ -7603,9 +6707,83 @@
                 <w:sz w:val="16"/>
                 <w:szCs w:val="16"/>
               </w:rPr>
-              <w:t xml:space="preserve"> No se </w:t>
-            </w:r>
-            <w:proofErr w:type="gramStart"/>
+              <w:t>☐ Funcionó bien  ☐ Funcionó con dificultades  ☐ Debe mejorarse  ☐ No se ejecutó  ☐ N/A</w:t>
+            </w:r>
+          </w:p>
+        </w:tc>
+        <w:tc>
+          <w:tcPr>
+            <w:tcW w:w="3300" w:type="dxa"/>
+            <w:tcBorders>
+              <w:top w:val="single" w:sz="4" w:space="0" w:color="AAAAAA"/>
+              <w:left w:val="single" w:sz="4" w:space="0" w:color="AAAAAA"/>
+              <w:bottom w:val="single" w:sz="4" w:space="0" w:color="AAAAAA"/>
+              <w:right w:val="single" w:sz="4" w:space="0" w:color="AAAAAA"/>
+            </w:tcBorders>
+            <w:shd w:val="clear" w:color="auto" w:fill="EBF3FB"/>
+            <w:tcMar>
+              <w:top w:w="60" w:type="dxa"/>
+              <w:left w:w="100" w:type="dxa"/>
+              <w:bottom w:w="60" w:type="dxa"/>
+              <w:right w:w="100" w:type="dxa"/>
+            </w:tcMar>
+            <w:vAlign w:val="center"/>
+          </w:tcPr>
+          <w:p>
+            <w:r>
+              <w:t xml:space="preserve"> </w:t>
+            </w:r>
+          </w:p>
+        </w:tc>
+      </w:tr>
+      <w:tr>
+        <w:tc>
+          <w:tcPr>
+            <w:tcW w:w="2650" w:type="dxa"/>
+            <w:tcBorders>
+              <w:top w:val="single" w:sz="4" w:space="0" w:color="AAAAAA"/>
+              <w:left w:val="single" w:sz="4" w:space="0" w:color="AAAAAA"/>
+              <w:bottom w:val="single" w:sz="4" w:space="0" w:color="AAAAAA"/>
+              <w:right w:val="single" w:sz="4" w:space="0" w:color="AAAAAA"/>
+            </w:tcBorders>
+            <w:tcMar>
+              <w:top w:w="60" w:type="dxa"/>
+              <w:left w:w="100" w:type="dxa"/>
+              <w:bottom w:w="60" w:type="dxa"/>
+              <w:right w:w="100" w:type="dxa"/>
+            </w:tcMar>
+            <w:vAlign w:val="center"/>
+          </w:tcPr>
+          <w:p>
+            <w:r>
+              <w:rPr>
+                <w:rFonts w:ascii="Georgia" w:eastAsia="Georgia" w:hAnsi="Georgia" w:cs="Georgia"/>
+                <w:color w:val="333333"/>
+                <w:sz w:val="19"/>
+                <w:szCs w:val="19"/>
+              </w:rPr>
+              <w:t>Documentación durante el incidente</w:t>
+            </w:r>
+          </w:p>
+        </w:tc>
+        <w:tc>
+          <w:tcPr>
+            <w:tcW w:w="3400" w:type="dxa"/>
+            <w:tcBorders>
+              <w:top w:val="single" w:sz="4" w:space="0" w:color="AAAAAA"/>
+              <w:left w:val="single" w:sz="4" w:space="0" w:color="AAAAAA"/>
+              <w:bottom w:val="single" w:sz="4" w:space="0" w:color="AAAAAA"/>
+              <w:right w:val="single" w:sz="4" w:space="0" w:color="AAAAAA"/>
+            </w:tcBorders>
+            <w:tcMar>
+              <w:top w:w="60" w:type="dxa"/>
+              <w:left w:w="100" w:type="dxa"/>
+              <w:bottom w:w="60" w:type="dxa"/>
+              <w:right w:w="100" w:type="dxa"/>
+            </w:tcMar>
+            <w:vAlign w:val="center"/>
+          </w:tcPr>
+          <w:p>
             <w:r>
               <w:rPr>
                 <w:rFonts w:ascii="Georgia" w:eastAsia="Georgia" w:hAnsi="Georgia" w:cs="Georgia"/>
@@ -7613,1464 +6791,7 @@
                 <w:sz w:val="16"/>
                 <w:szCs w:val="16"/>
               </w:rPr>
-              <w:t>ejecutó  ☐</w:t>
-            </w:r>
-            <w:proofErr w:type="gramEnd"/>
-            <w:r>
-              <w:rPr>
-                <w:rFonts w:ascii="Georgia" w:eastAsia="Georgia" w:hAnsi="Georgia" w:cs="Georgia"/>
-                <w:color w:val="333333"/>
-                <w:sz w:val="16"/>
-                <w:szCs w:val="16"/>
-              </w:rPr>
-              <w:t xml:space="preserve"> N/A</w:t>
-            </w:r>
-          </w:p>
-        </w:tc>
-        <w:tc>
-          <w:tcPr>
-            <w:tcW w:w="3300" w:type="dxa"/>
-            <w:tcBorders>
-              <w:top w:val="single" w:sz="4" w:space="0" w:color="AAAAAA"/>
-              <w:left w:val="single" w:sz="4" w:space="0" w:color="AAAAAA"/>
-              <w:bottom w:val="single" w:sz="4" w:space="0" w:color="AAAAAA"/>
-              <w:right w:val="single" w:sz="4" w:space="0" w:color="AAAAAA"/>
-            </w:tcBorders>
-            <w:tcMar>
-              <w:top w:w="60" w:type="dxa"/>
-              <w:left w:w="100" w:type="dxa"/>
-              <w:bottom w:w="60" w:type="dxa"/>
-              <w:right w:w="100" w:type="dxa"/>
-            </w:tcMar>
-            <w:vAlign w:val="center"/>
-          </w:tcPr>
-          <w:p>
-            <w:r>
-              <w:t xml:space="preserve"> </w:t>
-            </w:r>
-          </w:p>
-        </w:tc>
-      </w:tr>
-      <w:tr>
-        <w:tblPrEx>
-          <w:tblCellMar>
-            <w:top w:w="0" w:type="dxa"/>
-            <w:bottom w:w="0" w:type="dxa"/>
-          </w:tblCellMar>
-        </w:tblPrEx>
-        <w:tc>
-          <w:tcPr>
-            <w:tcW w:w="2650" w:type="dxa"/>
-            <w:tcBorders>
-              <w:top w:val="single" w:sz="4" w:space="0" w:color="AAAAAA"/>
-              <w:left w:val="single" w:sz="4" w:space="0" w:color="AAAAAA"/>
-              <w:bottom w:val="single" w:sz="4" w:space="0" w:color="AAAAAA"/>
-              <w:right w:val="single" w:sz="4" w:space="0" w:color="AAAAAA"/>
-            </w:tcBorders>
-            <w:shd w:val="clear" w:color="auto" w:fill="EBF3FB"/>
-            <w:tcMar>
-              <w:top w:w="60" w:type="dxa"/>
-              <w:left w:w="100" w:type="dxa"/>
-              <w:bottom w:w="60" w:type="dxa"/>
-              <w:right w:w="100" w:type="dxa"/>
-            </w:tcMar>
-            <w:vAlign w:val="center"/>
-          </w:tcPr>
-          <w:p>
-            <w:r>
-              <w:rPr>
-                <w:rFonts w:ascii="Georgia" w:eastAsia="Georgia" w:hAnsi="Georgia" w:cs="Georgia"/>
-                <w:color w:val="333333"/>
-                <w:sz w:val="19"/>
-                <w:szCs w:val="19"/>
-              </w:rPr>
-              <w:t>Velocidad de contención</w:t>
-            </w:r>
-          </w:p>
-        </w:tc>
-        <w:tc>
-          <w:tcPr>
-            <w:tcW w:w="3400" w:type="dxa"/>
-            <w:tcBorders>
-              <w:top w:val="single" w:sz="4" w:space="0" w:color="AAAAAA"/>
-              <w:left w:val="single" w:sz="4" w:space="0" w:color="AAAAAA"/>
-              <w:bottom w:val="single" w:sz="4" w:space="0" w:color="AAAAAA"/>
-              <w:right w:val="single" w:sz="4" w:space="0" w:color="AAAAAA"/>
-            </w:tcBorders>
-            <w:shd w:val="clear" w:color="auto" w:fill="EBF3FB"/>
-            <w:tcMar>
-              <w:top w:w="60" w:type="dxa"/>
-              <w:left w:w="100" w:type="dxa"/>
-              <w:bottom w:w="60" w:type="dxa"/>
-              <w:right w:w="100" w:type="dxa"/>
-            </w:tcMar>
-            <w:vAlign w:val="center"/>
-          </w:tcPr>
-          <w:p>
-            <w:r>
-              <w:rPr>
-                <w:rFonts w:ascii="Georgia" w:eastAsia="Georgia" w:hAnsi="Georgia" w:cs="Georgia"/>
-                <w:color w:val="333333"/>
-                <w:sz w:val="16"/>
-                <w:szCs w:val="16"/>
-              </w:rPr>
-              <w:t>☐</w:t>
-            </w:r>
-            <w:r>
-              <w:rPr>
-                <w:rFonts w:ascii="Georgia" w:eastAsia="Georgia" w:hAnsi="Georgia" w:cs="Georgia"/>
-                <w:color w:val="333333"/>
-                <w:sz w:val="16"/>
-                <w:szCs w:val="16"/>
-              </w:rPr>
-              <w:t xml:space="preserve"> Funcionó </w:t>
-            </w:r>
-            <w:proofErr w:type="gramStart"/>
-            <w:r>
-              <w:rPr>
-                <w:rFonts w:ascii="Georgia" w:eastAsia="Georgia" w:hAnsi="Georgia" w:cs="Georgia"/>
-                <w:color w:val="333333"/>
-                <w:sz w:val="16"/>
-                <w:szCs w:val="16"/>
-              </w:rPr>
-              <w:t>bien  ☐</w:t>
-            </w:r>
-            <w:proofErr w:type="gramEnd"/>
-            <w:r>
-              <w:rPr>
-                <w:rFonts w:ascii="Georgia" w:eastAsia="Georgia" w:hAnsi="Georgia" w:cs="Georgia"/>
-                <w:color w:val="333333"/>
-                <w:sz w:val="16"/>
-                <w:szCs w:val="16"/>
-              </w:rPr>
-              <w:t xml:space="preserve"> Funcionó con </w:t>
-            </w:r>
-            <w:proofErr w:type="gramStart"/>
-            <w:r>
-              <w:rPr>
-                <w:rFonts w:ascii="Georgia" w:eastAsia="Georgia" w:hAnsi="Georgia" w:cs="Georgia"/>
-                <w:color w:val="333333"/>
-                <w:sz w:val="16"/>
-                <w:szCs w:val="16"/>
-              </w:rPr>
-              <w:t>dificultades  ☐</w:t>
-            </w:r>
-            <w:proofErr w:type="gramEnd"/>
-            <w:r>
-              <w:rPr>
-                <w:rFonts w:ascii="Georgia" w:eastAsia="Georgia" w:hAnsi="Georgia" w:cs="Georgia"/>
-                <w:color w:val="333333"/>
-                <w:sz w:val="16"/>
-                <w:szCs w:val="16"/>
-              </w:rPr>
-              <w:t xml:space="preserve"> Debe </w:t>
-            </w:r>
-            <w:proofErr w:type="gramStart"/>
-            <w:r>
-              <w:rPr>
-                <w:rFonts w:ascii="Georgia" w:eastAsia="Georgia" w:hAnsi="Georgia" w:cs="Georgia"/>
-                <w:color w:val="333333"/>
-                <w:sz w:val="16"/>
-                <w:szCs w:val="16"/>
-              </w:rPr>
-              <w:t>mejorarse  ☐</w:t>
-            </w:r>
-            <w:proofErr w:type="gramEnd"/>
-            <w:r>
-              <w:rPr>
-                <w:rFonts w:ascii="Georgia" w:eastAsia="Georgia" w:hAnsi="Georgia" w:cs="Georgia"/>
-                <w:color w:val="333333"/>
-                <w:sz w:val="16"/>
-                <w:szCs w:val="16"/>
-              </w:rPr>
-              <w:t xml:space="preserve"> No se </w:t>
-            </w:r>
-            <w:proofErr w:type="gramStart"/>
-            <w:r>
-              <w:rPr>
-                <w:rFonts w:ascii="Georgia" w:eastAsia="Georgia" w:hAnsi="Georgia" w:cs="Georgia"/>
-                <w:color w:val="333333"/>
-                <w:sz w:val="16"/>
-                <w:szCs w:val="16"/>
-              </w:rPr>
-              <w:t>ejecutó  ☐</w:t>
-            </w:r>
-            <w:proofErr w:type="gramEnd"/>
-            <w:r>
-              <w:rPr>
-                <w:rFonts w:ascii="Georgia" w:eastAsia="Georgia" w:hAnsi="Georgia" w:cs="Georgia"/>
-                <w:color w:val="333333"/>
-                <w:sz w:val="16"/>
-                <w:szCs w:val="16"/>
-              </w:rPr>
-              <w:t xml:space="preserve"> N/A</w:t>
-            </w:r>
-          </w:p>
-        </w:tc>
-        <w:tc>
-          <w:tcPr>
-            <w:tcW w:w="3300" w:type="dxa"/>
-            <w:tcBorders>
-              <w:top w:val="single" w:sz="4" w:space="0" w:color="AAAAAA"/>
-              <w:left w:val="single" w:sz="4" w:space="0" w:color="AAAAAA"/>
-              <w:bottom w:val="single" w:sz="4" w:space="0" w:color="AAAAAA"/>
-              <w:right w:val="single" w:sz="4" w:space="0" w:color="AAAAAA"/>
-            </w:tcBorders>
-            <w:shd w:val="clear" w:color="auto" w:fill="EBF3FB"/>
-            <w:tcMar>
-              <w:top w:w="60" w:type="dxa"/>
-              <w:left w:w="100" w:type="dxa"/>
-              <w:bottom w:w="60" w:type="dxa"/>
-              <w:right w:w="100" w:type="dxa"/>
-            </w:tcMar>
-            <w:vAlign w:val="center"/>
-          </w:tcPr>
-          <w:p>
-            <w:r>
-              <w:t xml:space="preserve"> </w:t>
-            </w:r>
-          </w:p>
-        </w:tc>
-      </w:tr>
-      <w:tr>
-        <w:tblPrEx>
-          <w:tblCellMar>
-            <w:top w:w="0" w:type="dxa"/>
-            <w:bottom w:w="0" w:type="dxa"/>
-          </w:tblCellMar>
-        </w:tblPrEx>
-        <w:tc>
-          <w:tcPr>
-            <w:tcW w:w="2650" w:type="dxa"/>
-            <w:tcBorders>
-              <w:top w:val="single" w:sz="4" w:space="0" w:color="AAAAAA"/>
-              <w:left w:val="single" w:sz="4" w:space="0" w:color="AAAAAA"/>
-              <w:bottom w:val="single" w:sz="4" w:space="0" w:color="AAAAAA"/>
-              <w:right w:val="single" w:sz="4" w:space="0" w:color="AAAAAA"/>
-            </w:tcBorders>
-            <w:tcMar>
-              <w:top w:w="60" w:type="dxa"/>
-              <w:left w:w="100" w:type="dxa"/>
-              <w:bottom w:w="60" w:type="dxa"/>
-              <w:right w:w="100" w:type="dxa"/>
-            </w:tcMar>
-            <w:vAlign w:val="center"/>
-          </w:tcPr>
-          <w:p>
-            <w:r>
-              <w:rPr>
-                <w:rFonts w:ascii="Georgia" w:eastAsia="Georgia" w:hAnsi="Georgia" w:cs="Georgia"/>
-                <w:color w:val="333333"/>
-                <w:sz w:val="19"/>
-                <w:szCs w:val="19"/>
-              </w:rPr>
-              <w:t>Comunicación interna durante el incidente</w:t>
-            </w:r>
-          </w:p>
-        </w:tc>
-        <w:tc>
-          <w:tcPr>
-            <w:tcW w:w="3400" w:type="dxa"/>
-            <w:tcBorders>
-              <w:top w:val="single" w:sz="4" w:space="0" w:color="AAAAAA"/>
-              <w:left w:val="single" w:sz="4" w:space="0" w:color="AAAAAA"/>
-              <w:bottom w:val="single" w:sz="4" w:space="0" w:color="AAAAAA"/>
-              <w:right w:val="single" w:sz="4" w:space="0" w:color="AAAAAA"/>
-            </w:tcBorders>
-            <w:tcMar>
-              <w:top w:w="60" w:type="dxa"/>
-              <w:left w:w="100" w:type="dxa"/>
-              <w:bottom w:w="60" w:type="dxa"/>
-              <w:right w:w="100" w:type="dxa"/>
-            </w:tcMar>
-            <w:vAlign w:val="center"/>
-          </w:tcPr>
-          <w:p>
-            <w:r>
-              <w:rPr>
-                <w:rFonts w:ascii="Georgia" w:eastAsia="Georgia" w:hAnsi="Georgia" w:cs="Georgia"/>
-                <w:color w:val="333333"/>
-                <w:sz w:val="16"/>
-                <w:szCs w:val="16"/>
-              </w:rPr>
-              <w:t>☐</w:t>
-            </w:r>
-            <w:r>
-              <w:rPr>
-                <w:rFonts w:ascii="Georgia" w:eastAsia="Georgia" w:hAnsi="Georgia" w:cs="Georgia"/>
-                <w:color w:val="333333"/>
-                <w:sz w:val="16"/>
-                <w:szCs w:val="16"/>
-              </w:rPr>
-              <w:t xml:space="preserve"> Funcionó </w:t>
-            </w:r>
-            <w:proofErr w:type="gramStart"/>
-            <w:r>
-              <w:rPr>
-                <w:rFonts w:ascii="Georgia" w:eastAsia="Georgia" w:hAnsi="Georgia" w:cs="Georgia"/>
-                <w:color w:val="333333"/>
-                <w:sz w:val="16"/>
-                <w:szCs w:val="16"/>
-              </w:rPr>
-              <w:t>bien  ☐</w:t>
-            </w:r>
-            <w:proofErr w:type="gramEnd"/>
-            <w:r>
-              <w:rPr>
-                <w:rFonts w:ascii="Georgia" w:eastAsia="Georgia" w:hAnsi="Georgia" w:cs="Georgia"/>
-                <w:color w:val="333333"/>
-                <w:sz w:val="16"/>
-                <w:szCs w:val="16"/>
-              </w:rPr>
-              <w:t xml:space="preserve"> Funcionó con </w:t>
-            </w:r>
-            <w:proofErr w:type="gramStart"/>
-            <w:r>
-              <w:rPr>
-                <w:rFonts w:ascii="Georgia" w:eastAsia="Georgia" w:hAnsi="Georgia" w:cs="Georgia"/>
-                <w:color w:val="333333"/>
-                <w:sz w:val="16"/>
-                <w:szCs w:val="16"/>
-              </w:rPr>
-              <w:t>dificultades  ☐</w:t>
-            </w:r>
-            <w:proofErr w:type="gramEnd"/>
-            <w:r>
-              <w:rPr>
-                <w:rFonts w:ascii="Georgia" w:eastAsia="Georgia" w:hAnsi="Georgia" w:cs="Georgia"/>
-                <w:color w:val="333333"/>
-                <w:sz w:val="16"/>
-                <w:szCs w:val="16"/>
-              </w:rPr>
-              <w:t xml:space="preserve"> Debe </w:t>
-            </w:r>
-            <w:proofErr w:type="gramStart"/>
-            <w:r>
-              <w:rPr>
-                <w:rFonts w:ascii="Georgia" w:eastAsia="Georgia" w:hAnsi="Georgia" w:cs="Georgia"/>
-                <w:color w:val="333333"/>
-                <w:sz w:val="16"/>
-                <w:szCs w:val="16"/>
-              </w:rPr>
-              <w:t>mejorarse  ☐</w:t>
-            </w:r>
-            <w:proofErr w:type="gramEnd"/>
-            <w:r>
-              <w:rPr>
-                <w:rFonts w:ascii="Georgia" w:eastAsia="Georgia" w:hAnsi="Georgia" w:cs="Georgia"/>
-                <w:color w:val="333333"/>
-                <w:sz w:val="16"/>
-                <w:szCs w:val="16"/>
-              </w:rPr>
-              <w:t xml:space="preserve"> No se </w:t>
-            </w:r>
-            <w:proofErr w:type="gramStart"/>
-            <w:r>
-              <w:rPr>
-                <w:rFonts w:ascii="Georgia" w:eastAsia="Georgia" w:hAnsi="Georgia" w:cs="Georgia"/>
-                <w:color w:val="333333"/>
-                <w:sz w:val="16"/>
-                <w:szCs w:val="16"/>
-              </w:rPr>
-              <w:t>ejecutó  ☐</w:t>
-            </w:r>
-            <w:proofErr w:type="gramEnd"/>
-            <w:r>
-              <w:rPr>
-                <w:rFonts w:ascii="Georgia" w:eastAsia="Georgia" w:hAnsi="Georgia" w:cs="Georgia"/>
-                <w:color w:val="333333"/>
-                <w:sz w:val="16"/>
-                <w:szCs w:val="16"/>
-              </w:rPr>
-              <w:t xml:space="preserve"> N/A</w:t>
-            </w:r>
-          </w:p>
-        </w:tc>
-        <w:tc>
-          <w:tcPr>
-            <w:tcW w:w="3300" w:type="dxa"/>
-            <w:tcBorders>
-              <w:top w:val="single" w:sz="4" w:space="0" w:color="AAAAAA"/>
-              <w:left w:val="single" w:sz="4" w:space="0" w:color="AAAAAA"/>
-              <w:bottom w:val="single" w:sz="4" w:space="0" w:color="AAAAAA"/>
-              <w:right w:val="single" w:sz="4" w:space="0" w:color="AAAAAA"/>
-            </w:tcBorders>
-            <w:tcMar>
-              <w:top w:w="60" w:type="dxa"/>
-              <w:left w:w="100" w:type="dxa"/>
-              <w:bottom w:w="60" w:type="dxa"/>
-              <w:right w:w="100" w:type="dxa"/>
-            </w:tcMar>
-            <w:vAlign w:val="center"/>
-          </w:tcPr>
-          <w:p>
-            <w:r>
-              <w:t xml:space="preserve"> </w:t>
-            </w:r>
-          </w:p>
-        </w:tc>
-      </w:tr>
-      <w:tr>
-        <w:tblPrEx>
-          <w:tblCellMar>
-            <w:top w:w="0" w:type="dxa"/>
-            <w:bottom w:w="0" w:type="dxa"/>
-          </w:tblCellMar>
-        </w:tblPrEx>
-        <w:tc>
-          <w:tcPr>
-            <w:tcW w:w="2650" w:type="dxa"/>
-            <w:tcBorders>
-              <w:top w:val="single" w:sz="4" w:space="0" w:color="AAAAAA"/>
-              <w:left w:val="single" w:sz="4" w:space="0" w:color="AAAAAA"/>
-              <w:bottom w:val="single" w:sz="4" w:space="0" w:color="AAAAAA"/>
-              <w:right w:val="single" w:sz="4" w:space="0" w:color="AAAAAA"/>
-            </w:tcBorders>
-            <w:shd w:val="clear" w:color="auto" w:fill="EBF3FB"/>
-            <w:tcMar>
-              <w:top w:w="60" w:type="dxa"/>
-              <w:left w:w="100" w:type="dxa"/>
-              <w:bottom w:w="60" w:type="dxa"/>
-              <w:right w:w="100" w:type="dxa"/>
-            </w:tcMar>
-            <w:vAlign w:val="center"/>
-          </w:tcPr>
-          <w:p>
-            <w:r>
-              <w:rPr>
-                <w:rFonts w:ascii="Georgia" w:eastAsia="Georgia" w:hAnsi="Georgia" w:cs="Georgia"/>
-                <w:color w:val="333333"/>
-                <w:sz w:val="19"/>
-                <w:szCs w:val="19"/>
-              </w:rPr>
-              <w:t>Preservación de evidencia</w:t>
-            </w:r>
-          </w:p>
-        </w:tc>
-        <w:tc>
-          <w:tcPr>
-            <w:tcW w:w="3400" w:type="dxa"/>
-            <w:tcBorders>
-              <w:top w:val="single" w:sz="4" w:space="0" w:color="AAAAAA"/>
-              <w:left w:val="single" w:sz="4" w:space="0" w:color="AAAAAA"/>
-              <w:bottom w:val="single" w:sz="4" w:space="0" w:color="AAAAAA"/>
-              <w:right w:val="single" w:sz="4" w:space="0" w:color="AAAAAA"/>
-            </w:tcBorders>
-            <w:shd w:val="clear" w:color="auto" w:fill="EBF3FB"/>
-            <w:tcMar>
-              <w:top w:w="60" w:type="dxa"/>
-              <w:left w:w="100" w:type="dxa"/>
-              <w:bottom w:w="60" w:type="dxa"/>
-              <w:right w:w="100" w:type="dxa"/>
-            </w:tcMar>
-            <w:vAlign w:val="center"/>
-          </w:tcPr>
-          <w:p>
-            <w:r>
-              <w:rPr>
-                <w:rFonts w:ascii="Georgia" w:eastAsia="Georgia" w:hAnsi="Georgia" w:cs="Georgia"/>
-                <w:color w:val="333333"/>
-                <w:sz w:val="16"/>
-                <w:szCs w:val="16"/>
-              </w:rPr>
-              <w:t>☐</w:t>
-            </w:r>
-            <w:r>
-              <w:rPr>
-                <w:rFonts w:ascii="Georgia" w:eastAsia="Georgia" w:hAnsi="Georgia" w:cs="Georgia"/>
-                <w:color w:val="333333"/>
-                <w:sz w:val="16"/>
-                <w:szCs w:val="16"/>
-              </w:rPr>
-              <w:t xml:space="preserve"> Funcionó </w:t>
-            </w:r>
-            <w:proofErr w:type="gramStart"/>
-            <w:r>
-              <w:rPr>
-                <w:rFonts w:ascii="Georgia" w:eastAsia="Georgia" w:hAnsi="Georgia" w:cs="Georgia"/>
-                <w:color w:val="333333"/>
-                <w:sz w:val="16"/>
-                <w:szCs w:val="16"/>
-              </w:rPr>
-              <w:t>bien  ☐</w:t>
-            </w:r>
-            <w:proofErr w:type="gramEnd"/>
-            <w:r>
-              <w:rPr>
-                <w:rFonts w:ascii="Georgia" w:eastAsia="Georgia" w:hAnsi="Georgia" w:cs="Georgia"/>
-                <w:color w:val="333333"/>
-                <w:sz w:val="16"/>
-                <w:szCs w:val="16"/>
-              </w:rPr>
-              <w:t xml:space="preserve"> Funcionó con </w:t>
-            </w:r>
-            <w:proofErr w:type="gramStart"/>
-            <w:r>
-              <w:rPr>
-                <w:rFonts w:ascii="Georgia" w:eastAsia="Georgia" w:hAnsi="Georgia" w:cs="Georgia"/>
-                <w:color w:val="333333"/>
-                <w:sz w:val="16"/>
-                <w:szCs w:val="16"/>
-              </w:rPr>
-              <w:t>dificultades  ☐</w:t>
-            </w:r>
-            <w:proofErr w:type="gramEnd"/>
-            <w:r>
-              <w:rPr>
-                <w:rFonts w:ascii="Georgia" w:eastAsia="Georgia" w:hAnsi="Georgia" w:cs="Georgia"/>
-                <w:color w:val="333333"/>
-                <w:sz w:val="16"/>
-                <w:szCs w:val="16"/>
-              </w:rPr>
-              <w:t xml:space="preserve"> Debe </w:t>
-            </w:r>
-            <w:proofErr w:type="gramStart"/>
-            <w:r>
-              <w:rPr>
-                <w:rFonts w:ascii="Georgia" w:eastAsia="Georgia" w:hAnsi="Georgia" w:cs="Georgia"/>
-                <w:color w:val="333333"/>
-                <w:sz w:val="16"/>
-                <w:szCs w:val="16"/>
-              </w:rPr>
-              <w:t>mejorarse  ☐</w:t>
-            </w:r>
-            <w:proofErr w:type="gramEnd"/>
-            <w:r>
-              <w:rPr>
-                <w:rFonts w:ascii="Georgia" w:eastAsia="Georgia" w:hAnsi="Georgia" w:cs="Georgia"/>
-                <w:color w:val="333333"/>
-                <w:sz w:val="16"/>
-                <w:szCs w:val="16"/>
-              </w:rPr>
-              <w:t xml:space="preserve"> No se </w:t>
-            </w:r>
-            <w:proofErr w:type="gramStart"/>
-            <w:r>
-              <w:rPr>
-                <w:rFonts w:ascii="Georgia" w:eastAsia="Georgia" w:hAnsi="Georgia" w:cs="Georgia"/>
-                <w:color w:val="333333"/>
-                <w:sz w:val="16"/>
-                <w:szCs w:val="16"/>
-              </w:rPr>
-              <w:t>ejecutó  ☐</w:t>
-            </w:r>
-            <w:proofErr w:type="gramEnd"/>
-            <w:r>
-              <w:rPr>
-                <w:rFonts w:ascii="Georgia" w:eastAsia="Georgia" w:hAnsi="Georgia" w:cs="Georgia"/>
-                <w:color w:val="333333"/>
-                <w:sz w:val="16"/>
-                <w:szCs w:val="16"/>
-              </w:rPr>
-              <w:t xml:space="preserve"> N/A</w:t>
-            </w:r>
-          </w:p>
-        </w:tc>
-        <w:tc>
-          <w:tcPr>
-            <w:tcW w:w="3300" w:type="dxa"/>
-            <w:tcBorders>
-              <w:top w:val="single" w:sz="4" w:space="0" w:color="AAAAAA"/>
-              <w:left w:val="single" w:sz="4" w:space="0" w:color="AAAAAA"/>
-              <w:bottom w:val="single" w:sz="4" w:space="0" w:color="AAAAAA"/>
-              <w:right w:val="single" w:sz="4" w:space="0" w:color="AAAAAA"/>
-            </w:tcBorders>
-            <w:shd w:val="clear" w:color="auto" w:fill="EBF3FB"/>
-            <w:tcMar>
-              <w:top w:w="60" w:type="dxa"/>
-              <w:left w:w="100" w:type="dxa"/>
-              <w:bottom w:w="60" w:type="dxa"/>
-              <w:right w:w="100" w:type="dxa"/>
-            </w:tcMar>
-            <w:vAlign w:val="center"/>
-          </w:tcPr>
-          <w:p>
-            <w:r>
-              <w:t xml:space="preserve"> </w:t>
-            </w:r>
-          </w:p>
-        </w:tc>
-      </w:tr>
-      <w:tr>
-        <w:tblPrEx>
-          <w:tblCellMar>
-            <w:top w:w="0" w:type="dxa"/>
-            <w:bottom w:w="0" w:type="dxa"/>
-          </w:tblCellMar>
-        </w:tblPrEx>
-        <w:tc>
-          <w:tcPr>
-            <w:tcW w:w="2650" w:type="dxa"/>
-            <w:tcBorders>
-              <w:top w:val="single" w:sz="4" w:space="0" w:color="AAAAAA"/>
-              <w:left w:val="single" w:sz="4" w:space="0" w:color="AAAAAA"/>
-              <w:bottom w:val="single" w:sz="4" w:space="0" w:color="AAAAAA"/>
-              <w:right w:val="single" w:sz="4" w:space="0" w:color="AAAAAA"/>
-            </w:tcBorders>
-            <w:tcMar>
-              <w:top w:w="60" w:type="dxa"/>
-              <w:left w:w="100" w:type="dxa"/>
-              <w:bottom w:w="60" w:type="dxa"/>
-              <w:right w:w="100" w:type="dxa"/>
-            </w:tcMar>
-            <w:vAlign w:val="center"/>
-          </w:tcPr>
-          <w:p>
-            <w:r>
-              <w:rPr>
-                <w:rFonts w:ascii="Georgia" w:eastAsia="Georgia" w:hAnsi="Georgia" w:cs="Georgia"/>
-                <w:color w:val="333333"/>
-                <w:sz w:val="19"/>
-                <w:szCs w:val="19"/>
-              </w:rPr>
-              <w:t>Disponibilidad y calidad de los respaldos</w:t>
-            </w:r>
-          </w:p>
-        </w:tc>
-        <w:tc>
-          <w:tcPr>
-            <w:tcW w:w="3400" w:type="dxa"/>
-            <w:tcBorders>
-              <w:top w:val="single" w:sz="4" w:space="0" w:color="AAAAAA"/>
-              <w:left w:val="single" w:sz="4" w:space="0" w:color="AAAAAA"/>
-              <w:bottom w:val="single" w:sz="4" w:space="0" w:color="AAAAAA"/>
-              <w:right w:val="single" w:sz="4" w:space="0" w:color="AAAAAA"/>
-            </w:tcBorders>
-            <w:tcMar>
-              <w:top w:w="60" w:type="dxa"/>
-              <w:left w:w="100" w:type="dxa"/>
-              <w:bottom w:w="60" w:type="dxa"/>
-              <w:right w:w="100" w:type="dxa"/>
-            </w:tcMar>
-            <w:vAlign w:val="center"/>
-          </w:tcPr>
-          <w:p>
-            <w:r>
-              <w:rPr>
-                <w:rFonts w:ascii="Georgia" w:eastAsia="Georgia" w:hAnsi="Georgia" w:cs="Georgia"/>
-                <w:color w:val="333333"/>
-                <w:sz w:val="16"/>
-                <w:szCs w:val="16"/>
-              </w:rPr>
-              <w:t>☐</w:t>
-            </w:r>
-            <w:r>
-              <w:rPr>
-                <w:rFonts w:ascii="Georgia" w:eastAsia="Georgia" w:hAnsi="Georgia" w:cs="Georgia"/>
-                <w:color w:val="333333"/>
-                <w:sz w:val="16"/>
-                <w:szCs w:val="16"/>
-              </w:rPr>
-              <w:t xml:space="preserve"> Funcionó </w:t>
-            </w:r>
-            <w:proofErr w:type="gramStart"/>
-            <w:r>
-              <w:rPr>
-                <w:rFonts w:ascii="Georgia" w:eastAsia="Georgia" w:hAnsi="Georgia" w:cs="Georgia"/>
-                <w:color w:val="333333"/>
-                <w:sz w:val="16"/>
-                <w:szCs w:val="16"/>
-              </w:rPr>
-              <w:t>bien  ☐</w:t>
-            </w:r>
-            <w:proofErr w:type="gramEnd"/>
-            <w:r>
-              <w:rPr>
-                <w:rFonts w:ascii="Georgia" w:eastAsia="Georgia" w:hAnsi="Georgia" w:cs="Georgia"/>
-                <w:color w:val="333333"/>
-                <w:sz w:val="16"/>
-                <w:szCs w:val="16"/>
-              </w:rPr>
-              <w:t xml:space="preserve"> Funcionó con </w:t>
-            </w:r>
-            <w:proofErr w:type="gramStart"/>
-            <w:r>
-              <w:rPr>
-                <w:rFonts w:ascii="Georgia" w:eastAsia="Georgia" w:hAnsi="Georgia" w:cs="Georgia"/>
-                <w:color w:val="333333"/>
-                <w:sz w:val="16"/>
-                <w:szCs w:val="16"/>
-              </w:rPr>
-              <w:t>dificultades  ☐</w:t>
-            </w:r>
-            <w:proofErr w:type="gramEnd"/>
-            <w:r>
-              <w:rPr>
-                <w:rFonts w:ascii="Georgia" w:eastAsia="Georgia" w:hAnsi="Georgia" w:cs="Georgia"/>
-                <w:color w:val="333333"/>
-                <w:sz w:val="16"/>
-                <w:szCs w:val="16"/>
-              </w:rPr>
-              <w:t xml:space="preserve"> Debe </w:t>
-            </w:r>
-            <w:proofErr w:type="gramStart"/>
-            <w:r>
-              <w:rPr>
-                <w:rFonts w:ascii="Georgia" w:eastAsia="Georgia" w:hAnsi="Georgia" w:cs="Georgia"/>
-                <w:color w:val="333333"/>
-                <w:sz w:val="16"/>
-                <w:szCs w:val="16"/>
-              </w:rPr>
-              <w:t>mejorarse  ☐</w:t>
-            </w:r>
-            <w:proofErr w:type="gramEnd"/>
-            <w:r>
-              <w:rPr>
-                <w:rFonts w:ascii="Georgia" w:eastAsia="Georgia" w:hAnsi="Georgia" w:cs="Georgia"/>
-                <w:color w:val="333333"/>
-                <w:sz w:val="16"/>
-                <w:szCs w:val="16"/>
-              </w:rPr>
-              <w:t xml:space="preserve"> No se </w:t>
-            </w:r>
-            <w:proofErr w:type="gramStart"/>
-            <w:r>
-              <w:rPr>
-                <w:rFonts w:ascii="Georgia" w:eastAsia="Georgia" w:hAnsi="Georgia" w:cs="Georgia"/>
-                <w:color w:val="333333"/>
-                <w:sz w:val="16"/>
-                <w:szCs w:val="16"/>
-              </w:rPr>
-              <w:t>ejecutó  ☐</w:t>
-            </w:r>
-            <w:proofErr w:type="gramEnd"/>
-            <w:r>
-              <w:rPr>
-                <w:rFonts w:ascii="Georgia" w:eastAsia="Georgia" w:hAnsi="Georgia" w:cs="Georgia"/>
-                <w:color w:val="333333"/>
-                <w:sz w:val="16"/>
-                <w:szCs w:val="16"/>
-              </w:rPr>
-              <w:t xml:space="preserve"> N/A</w:t>
-            </w:r>
-          </w:p>
-        </w:tc>
-        <w:tc>
-          <w:tcPr>
-            <w:tcW w:w="3300" w:type="dxa"/>
-            <w:tcBorders>
-              <w:top w:val="single" w:sz="4" w:space="0" w:color="AAAAAA"/>
-              <w:left w:val="single" w:sz="4" w:space="0" w:color="AAAAAA"/>
-              <w:bottom w:val="single" w:sz="4" w:space="0" w:color="AAAAAA"/>
-              <w:right w:val="single" w:sz="4" w:space="0" w:color="AAAAAA"/>
-            </w:tcBorders>
-            <w:tcMar>
-              <w:top w:w="60" w:type="dxa"/>
-              <w:left w:w="100" w:type="dxa"/>
-              <w:bottom w:w="60" w:type="dxa"/>
-              <w:right w:w="100" w:type="dxa"/>
-            </w:tcMar>
-            <w:vAlign w:val="center"/>
-          </w:tcPr>
-          <w:p>
-            <w:r>
-              <w:t xml:space="preserve"> </w:t>
-            </w:r>
-          </w:p>
-        </w:tc>
-      </w:tr>
-      <w:tr>
-        <w:tblPrEx>
-          <w:tblCellMar>
-            <w:top w:w="0" w:type="dxa"/>
-            <w:bottom w:w="0" w:type="dxa"/>
-          </w:tblCellMar>
-        </w:tblPrEx>
-        <w:tc>
-          <w:tcPr>
-            <w:tcW w:w="2650" w:type="dxa"/>
-            <w:tcBorders>
-              <w:top w:val="single" w:sz="4" w:space="0" w:color="AAAAAA"/>
-              <w:left w:val="single" w:sz="4" w:space="0" w:color="AAAAAA"/>
-              <w:bottom w:val="single" w:sz="4" w:space="0" w:color="AAAAAA"/>
-              <w:right w:val="single" w:sz="4" w:space="0" w:color="AAAAAA"/>
-            </w:tcBorders>
-            <w:shd w:val="clear" w:color="auto" w:fill="EBF3FB"/>
-            <w:tcMar>
-              <w:top w:w="60" w:type="dxa"/>
-              <w:left w:w="100" w:type="dxa"/>
-              <w:bottom w:w="60" w:type="dxa"/>
-              <w:right w:w="100" w:type="dxa"/>
-            </w:tcMar>
-            <w:vAlign w:val="center"/>
-          </w:tcPr>
-          <w:p>
-            <w:r>
-              <w:rPr>
-                <w:rFonts w:ascii="Georgia" w:eastAsia="Georgia" w:hAnsi="Georgia" w:cs="Georgia"/>
-                <w:color w:val="333333"/>
-                <w:sz w:val="19"/>
-                <w:szCs w:val="19"/>
-              </w:rPr>
-              <w:t>Proceso de restauración</w:t>
-            </w:r>
-          </w:p>
-        </w:tc>
-        <w:tc>
-          <w:tcPr>
-            <w:tcW w:w="3400" w:type="dxa"/>
-            <w:tcBorders>
-              <w:top w:val="single" w:sz="4" w:space="0" w:color="AAAAAA"/>
-              <w:left w:val="single" w:sz="4" w:space="0" w:color="AAAAAA"/>
-              <w:bottom w:val="single" w:sz="4" w:space="0" w:color="AAAAAA"/>
-              <w:right w:val="single" w:sz="4" w:space="0" w:color="AAAAAA"/>
-            </w:tcBorders>
-            <w:shd w:val="clear" w:color="auto" w:fill="EBF3FB"/>
-            <w:tcMar>
-              <w:top w:w="60" w:type="dxa"/>
-              <w:left w:w="100" w:type="dxa"/>
-              <w:bottom w:w="60" w:type="dxa"/>
-              <w:right w:w="100" w:type="dxa"/>
-            </w:tcMar>
-            <w:vAlign w:val="center"/>
-          </w:tcPr>
-          <w:p>
-            <w:r>
-              <w:rPr>
-                <w:rFonts w:ascii="Georgia" w:eastAsia="Georgia" w:hAnsi="Georgia" w:cs="Georgia"/>
-                <w:color w:val="333333"/>
-                <w:sz w:val="16"/>
-                <w:szCs w:val="16"/>
-              </w:rPr>
-              <w:t>☐</w:t>
-            </w:r>
-            <w:r>
-              <w:rPr>
-                <w:rFonts w:ascii="Georgia" w:eastAsia="Georgia" w:hAnsi="Georgia" w:cs="Georgia"/>
-                <w:color w:val="333333"/>
-                <w:sz w:val="16"/>
-                <w:szCs w:val="16"/>
-              </w:rPr>
-              <w:t xml:space="preserve"> Funcionó </w:t>
-            </w:r>
-            <w:proofErr w:type="gramStart"/>
-            <w:r>
-              <w:rPr>
-                <w:rFonts w:ascii="Georgia" w:eastAsia="Georgia" w:hAnsi="Georgia" w:cs="Georgia"/>
-                <w:color w:val="333333"/>
-                <w:sz w:val="16"/>
-                <w:szCs w:val="16"/>
-              </w:rPr>
-              <w:t>bien  ☐</w:t>
-            </w:r>
-            <w:proofErr w:type="gramEnd"/>
-            <w:r>
-              <w:rPr>
-                <w:rFonts w:ascii="Georgia" w:eastAsia="Georgia" w:hAnsi="Georgia" w:cs="Georgia"/>
-                <w:color w:val="333333"/>
-                <w:sz w:val="16"/>
-                <w:szCs w:val="16"/>
-              </w:rPr>
-              <w:t xml:space="preserve"> Funcionó con </w:t>
-            </w:r>
-            <w:proofErr w:type="gramStart"/>
-            <w:r>
-              <w:rPr>
-                <w:rFonts w:ascii="Georgia" w:eastAsia="Georgia" w:hAnsi="Georgia" w:cs="Georgia"/>
-                <w:color w:val="333333"/>
-                <w:sz w:val="16"/>
-                <w:szCs w:val="16"/>
-              </w:rPr>
-              <w:t>dificultades  ☐</w:t>
-            </w:r>
-            <w:proofErr w:type="gramEnd"/>
-            <w:r>
-              <w:rPr>
-                <w:rFonts w:ascii="Georgia" w:eastAsia="Georgia" w:hAnsi="Georgia" w:cs="Georgia"/>
-                <w:color w:val="333333"/>
-                <w:sz w:val="16"/>
-                <w:szCs w:val="16"/>
-              </w:rPr>
-              <w:t xml:space="preserve"> Debe </w:t>
-            </w:r>
-            <w:proofErr w:type="gramStart"/>
-            <w:r>
-              <w:rPr>
-                <w:rFonts w:ascii="Georgia" w:eastAsia="Georgia" w:hAnsi="Georgia" w:cs="Georgia"/>
-                <w:color w:val="333333"/>
-                <w:sz w:val="16"/>
-                <w:szCs w:val="16"/>
-              </w:rPr>
-              <w:t>mejorarse  ☐</w:t>
-            </w:r>
-            <w:proofErr w:type="gramEnd"/>
-            <w:r>
-              <w:rPr>
-                <w:rFonts w:ascii="Georgia" w:eastAsia="Georgia" w:hAnsi="Georgia" w:cs="Georgia"/>
-                <w:color w:val="333333"/>
-                <w:sz w:val="16"/>
-                <w:szCs w:val="16"/>
-              </w:rPr>
-              <w:t xml:space="preserve"> No se </w:t>
-            </w:r>
-            <w:proofErr w:type="gramStart"/>
-            <w:r>
-              <w:rPr>
-                <w:rFonts w:ascii="Georgia" w:eastAsia="Georgia" w:hAnsi="Georgia" w:cs="Georgia"/>
-                <w:color w:val="333333"/>
-                <w:sz w:val="16"/>
-                <w:szCs w:val="16"/>
-              </w:rPr>
-              <w:t>ejecutó  ☐</w:t>
-            </w:r>
-            <w:proofErr w:type="gramEnd"/>
-            <w:r>
-              <w:rPr>
-                <w:rFonts w:ascii="Georgia" w:eastAsia="Georgia" w:hAnsi="Georgia" w:cs="Georgia"/>
-                <w:color w:val="333333"/>
-                <w:sz w:val="16"/>
-                <w:szCs w:val="16"/>
-              </w:rPr>
-              <w:t xml:space="preserve"> N/A</w:t>
-            </w:r>
-          </w:p>
-        </w:tc>
-        <w:tc>
-          <w:tcPr>
-            <w:tcW w:w="3300" w:type="dxa"/>
-            <w:tcBorders>
-              <w:top w:val="single" w:sz="4" w:space="0" w:color="AAAAAA"/>
-              <w:left w:val="single" w:sz="4" w:space="0" w:color="AAAAAA"/>
-              <w:bottom w:val="single" w:sz="4" w:space="0" w:color="AAAAAA"/>
-              <w:right w:val="single" w:sz="4" w:space="0" w:color="AAAAAA"/>
-            </w:tcBorders>
-            <w:shd w:val="clear" w:color="auto" w:fill="EBF3FB"/>
-            <w:tcMar>
-              <w:top w:w="60" w:type="dxa"/>
-              <w:left w:w="100" w:type="dxa"/>
-              <w:bottom w:w="60" w:type="dxa"/>
-              <w:right w:w="100" w:type="dxa"/>
-            </w:tcMar>
-            <w:vAlign w:val="center"/>
-          </w:tcPr>
-          <w:p>
-            <w:r>
-              <w:t xml:space="preserve"> </w:t>
-            </w:r>
-          </w:p>
-        </w:tc>
-      </w:tr>
-      <w:tr>
-        <w:tblPrEx>
-          <w:tblCellMar>
-            <w:top w:w="0" w:type="dxa"/>
-            <w:bottom w:w="0" w:type="dxa"/>
-          </w:tblCellMar>
-        </w:tblPrEx>
-        <w:tc>
-          <w:tcPr>
-            <w:tcW w:w="2650" w:type="dxa"/>
-            <w:tcBorders>
-              <w:top w:val="single" w:sz="4" w:space="0" w:color="AAAAAA"/>
-              <w:left w:val="single" w:sz="4" w:space="0" w:color="AAAAAA"/>
-              <w:bottom w:val="single" w:sz="4" w:space="0" w:color="AAAAAA"/>
-              <w:right w:val="single" w:sz="4" w:space="0" w:color="AAAAAA"/>
-            </w:tcBorders>
-            <w:tcMar>
-              <w:top w:w="60" w:type="dxa"/>
-              <w:left w:w="100" w:type="dxa"/>
-              <w:bottom w:w="60" w:type="dxa"/>
-              <w:right w:w="100" w:type="dxa"/>
-            </w:tcMar>
-            <w:vAlign w:val="center"/>
-          </w:tcPr>
-          <w:p>
-            <w:r>
-              <w:rPr>
-                <w:rFonts w:ascii="Georgia" w:eastAsia="Georgia" w:hAnsi="Georgia" w:cs="Georgia"/>
-                <w:color w:val="333333"/>
-                <w:sz w:val="19"/>
-                <w:szCs w:val="19"/>
-              </w:rPr>
-              <w:t xml:space="preserve">Verificación </w:t>
-            </w:r>
-            <w:proofErr w:type="spellStart"/>
-            <w:r>
-              <w:rPr>
-                <w:rFonts w:ascii="Georgia" w:eastAsia="Georgia" w:hAnsi="Georgia" w:cs="Georgia"/>
-                <w:color w:val="333333"/>
-                <w:sz w:val="19"/>
-                <w:szCs w:val="19"/>
-              </w:rPr>
-              <w:t>post-restauración</w:t>
-            </w:r>
-            <w:proofErr w:type="spellEnd"/>
-          </w:p>
-        </w:tc>
-        <w:tc>
-          <w:tcPr>
-            <w:tcW w:w="3400" w:type="dxa"/>
-            <w:tcBorders>
-              <w:top w:val="single" w:sz="4" w:space="0" w:color="AAAAAA"/>
-              <w:left w:val="single" w:sz="4" w:space="0" w:color="AAAAAA"/>
-              <w:bottom w:val="single" w:sz="4" w:space="0" w:color="AAAAAA"/>
-              <w:right w:val="single" w:sz="4" w:space="0" w:color="AAAAAA"/>
-            </w:tcBorders>
-            <w:tcMar>
-              <w:top w:w="60" w:type="dxa"/>
-              <w:left w:w="100" w:type="dxa"/>
-              <w:bottom w:w="60" w:type="dxa"/>
-              <w:right w:w="100" w:type="dxa"/>
-            </w:tcMar>
-            <w:vAlign w:val="center"/>
-          </w:tcPr>
-          <w:p>
-            <w:r>
-              <w:rPr>
-                <w:rFonts w:ascii="Georgia" w:eastAsia="Georgia" w:hAnsi="Georgia" w:cs="Georgia"/>
-                <w:color w:val="333333"/>
-                <w:sz w:val="16"/>
-                <w:szCs w:val="16"/>
-              </w:rPr>
-              <w:t>☐</w:t>
-            </w:r>
-            <w:r>
-              <w:rPr>
-                <w:rFonts w:ascii="Georgia" w:eastAsia="Georgia" w:hAnsi="Georgia" w:cs="Georgia"/>
-                <w:color w:val="333333"/>
-                <w:sz w:val="16"/>
-                <w:szCs w:val="16"/>
-              </w:rPr>
-              <w:t xml:space="preserve"> Funcionó </w:t>
-            </w:r>
-            <w:proofErr w:type="gramStart"/>
-            <w:r>
-              <w:rPr>
-                <w:rFonts w:ascii="Georgia" w:eastAsia="Georgia" w:hAnsi="Georgia" w:cs="Georgia"/>
-                <w:color w:val="333333"/>
-                <w:sz w:val="16"/>
-                <w:szCs w:val="16"/>
-              </w:rPr>
-              <w:t>bien  ☐</w:t>
-            </w:r>
-            <w:proofErr w:type="gramEnd"/>
-            <w:r>
-              <w:rPr>
-                <w:rFonts w:ascii="Georgia" w:eastAsia="Georgia" w:hAnsi="Georgia" w:cs="Georgia"/>
-                <w:color w:val="333333"/>
-                <w:sz w:val="16"/>
-                <w:szCs w:val="16"/>
-              </w:rPr>
-              <w:t xml:space="preserve"> Funcionó con </w:t>
-            </w:r>
-            <w:proofErr w:type="gramStart"/>
-            <w:r>
-              <w:rPr>
-                <w:rFonts w:ascii="Georgia" w:eastAsia="Georgia" w:hAnsi="Georgia" w:cs="Georgia"/>
-                <w:color w:val="333333"/>
-                <w:sz w:val="16"/>
-                <w:szCs w:val="16"/>
-              </w:rPr>
-              <w:t>dificultades  ☐</w:t>
-            </w:r>
-            <w:proofErr w:type="gramEnd"/>
-            <w:r>
-              <w:rPr>
-                <w:rFonts w:ascii="Georgia" w:eastAsia="Georgia" w:hAnsi="Georgia" w:cs="Georgia"/>
-                <w:color w:val="333333"/>
-                <w:sz w:val="16"/>
-                <w:szCs w:val="16"/>
-              </w:rPr>
-              <w:t xml:space="preserve"> Debe </w:t>
-            </w:r>
-            <w:proofErr w:type="gramStart"/>
-            <w:r>
-              <w:rPr>
-                <w:rFonts w:ascii="Georgia" w:eastAsia="Georgia" w:hAnsi="Georgia" w:cs="Georgia"/>
-                <w:color w:val="333333"/>
-                <w:sz w:val="16"/>
-                <w:szCs w:val="16"/>
-              </w:rPr>
-              <w:t>mejorarse  ☐</w:t>
-            </w:r>
-            <w:proofErr w:type="gramEnd"/>
-            <w:r>
-              <w:rPr>
-                <w:rFonts w:ascii="Georgia" w:eastAsia="Georgia" w:hAnsi="Georgia" w:cs="Georgia"/>
-                <w:color w:val="333333"/>
-                <w:sz w:val="16"/>
-                <w:szCs w:val="16"/>
-              </w:rPr>
-              <w:t xml:space="preserve"> No se </w:t>
-            </w:r>
-            <w:proofErr w:type="gramStart"/>
-            <w:r>
-              <w:rPr>
-                <w:rFonts w:ascii="Georgia" w:eastAsia="Georgia" w:hAnsi="Georgia" w:cs="Georgia"/>
-                <w:color w:val="333333"/>
-                <w:sz w:val="16"/>
-                <w:szCs w:val="16"/>
-              </w:rPr>
-              <w:t>ejecutó  ☐</w:t>
-            </w:r>
-            <w:proofErr w:type="gramEnd"/>
-            <w:r>
-              <w:rPr>
-                <w:rFonts w:ascii="Georgia" w:eastAsia="Georgia" w:hAnsi="Georgia" w:cs="Georgia"/>
-                <w:color w:val="333333"/>
-                <w:sz w:val="16"/>
-                <w:szCs w:val="16"/>
-              </w:rPr>
-              <w:t xml:space="preserve"> N/A</w:t>
-            </w:r>
-          </w:p>
-        </w:tc>
-        <w:tc>
-          <w:tcPr>
-            <w:tcW w:w="3300" w:type="dxa"/>
-            <w:tcBorders>
-              <w:top w:val="single" w:sz="4" w:space="0" w:color="AAAAAA"/>
-              <w:left w:val="single" w:sz="4" w:space="0" w:color="AAAAAA"/>
-              <w:bottom w:val="single" w:sz="4" w:space="0" w:color="AAAAAA"/>
-              <w:right w:val="single" w:sz="4" w:space="0" w:color="AAAAAA"/>
-            </w:tcBorders>
-            <w:tcMar>
-              <w:top w:w="60" w:type="dxa"/>
-              <w:left w:w="100" w:type="dxa"/>
-              <w:bottom w:w="60" w:type="dxa"/>
-              <w:right w:w="100" w:type="dxa"/>
-            </w:tcMar>
-            <w:vAlign w:val="center"/>
-          </w:tcPr>
-          <w:p>
-            <w:r>
-              <w:t xml:space="preserve"> </w:t>
-            </w:r>
-          </w:p>
-        </w:tc>
-      </w:tr>
-      <w:tr>
-        <w:tblPrEx>
-          <w:tblCellMar>
-            <w:top w:w="0" w:type="dxa"/>
-            <w:bottom w:w="0" w:type="dxa"/>
-          </w:tblCellMar>
-        </w:tblPrEx>
-        <w:tc>
-          <w:tcPr>
-            <w:tcW w:w="2650" w:type="dxa"/>
-            <w:tcBorders>
-              <w:top w:val="single" w:sz="4" w:space="0" w:color="AAAAAA"/>
-              <w:left w:val="single" w:sz="4" w:space="0" w:color="AAAAAA"/>
-              <w:bottom w:val="single" w:sz="4" w:space="0" w:color="AAAAAA"/>
-              <w:right w:val="single" w:sz="4" w:space="0" w:color="AAAAAA"/>
-            </w:tcBorders>
-            <w:shd w:val="clear" w:color="auto" w:fill="EBF3FB"/>
-            <w:tcMar>
-              <w:top w:w="60" w:type="dxa"/>
-              <w:left w:w="100" w:type="dxa"/>
-              <w:bottom w:w="60" w:type="dxa"/>
-              <w:right w:w="100" w:type="dxa"/>
-            </w:tcMar>
-            <w:vAlign w:val="center"/>
-          </w:tcPr>
-          <w:p>
-            <w:r>
-              <w:rPr>
-                <w:rFonts w:ascii="Georgia" w:eastAsia="Georgia" w:hAnsi="Georgia" w:cs="Georgia"/>
-                <w:color w:val="333333"/>
-                <w:sz w:val="19"/>
-                <w:szCs w:val="19"/>
-              </w:rPr>
-              <w:t>Comunicación a la dirección</w:t>
-            </w:r>
-          </w:p>
-        </w:tc>
-        <w:tc>
-          <w:tcPr>
-            <w:tcW w:w="3400" w:type="dxa"/>
-            <w:tcBorders>
-              <w:top w:val="single" w:sz="4" w:space="0" w:color="AAAAAA"/>
-              <w:left w:val="single" w:sz="4" w:space="0" w:color="AAAAAA"/>
-              <w:bottom w:val="single" w:sz="4" w:space="0" w:color="AAAAAA"/>
-              <w:right w:val="single" w:sz="4" w:space="0" w:color="AAAAAA"/>
-            </w:tcBorders>
-            <w:shd w:val="clear" w:color="auto" w:fill="EBF3FB"/>
-            <w:tcMar>
-              <w:top w:w="60" w:type="dxa"/>
-              <w:left w:w="100" w:type="dxa"/>
-              <w:bottom w:w="60" w:type="dxa"/>
-              <w:right w:w="100" w:type="dxa"/>
-            </w:tcMar>
-            <w:vAlign w:val="center"/>
-          </w:tcPr>
-          <w:p>
-            <w:r>
-              <w:rPr>
-                <w:rFonts w:ascii="Georgia" w:eastAsia="Georgia" w:hAnsi="Georgia" w:cs="Georgia"/>
-                <w:color w:val="333333"/>
-                <w:sz w:val="16"/>
-                <w:szCs w:val="16"/>
-              </w:rPr>
-              <w:t>☐</w:t>
-            </w:r>
-            <w:r>
-              <w:rPr>
-                <w:rFonts w:ascii="Georgia" w:eastAsia="Georgia" w:hAnsi="Georgia" w:cs="Georgia"/>
-                <w:color w:val="333333"/>
-                <w:sz w:val="16"/>
-                <w:szCs w:val="16"/>
-              </w:rPr>
-              <w:t xml:space="preserve"> Funcionó </w:t>
-            </w:r>
-            <w:proofErr w:type="gramStart"/>
-            <w:r>
-              <w:rPr>
-                <w:rFonts w:ascii="Georgia" w:eastAsia="Georgia" w:hAnsi="Georgia" w:cs="Georgia"/>
-                <w:color w:val="333333"/>
-                <w:sz w:val="16"/>
-                <w:szCs w:val="16"/>
-              </w:rPr>
-              <w:t>bien  ☐</w:t>
-            </w:r>
-            <w:proofErr w:type="gramEnd"/>
-            <w:r>
-              <w:rPr>
-                <w:rFonts w:ascii="Georgia" w:eastAsia="Georgia" w:hAnsi="Georgia" w:cs="Georgia"/>
-                <w:color w:val="333333"/>
-                <w:sz w:val="16"/>
-                <w:szCs w:val="16"/>
-              </w:rPr>
-              <w:t xml:space="preserve"> Funcionó con </w:t>
-            </w:r>
-            <w:proofErr w:type="gramStart"/>
-            <w:r>
-              <w:rPr>
-                <w:rFonts w:ascii="Georgia" w:eastAsia="Georgia" w:hAnsi="Georgia" w:cs="Georgia"/>
-                <w:color w:val="333333"/>
-                <w:sz w:val="16"/>
-                <w:szCs w:val="16"/>
-              </w:rPr>
-              <w:t>dificultades  ☐</w:t>
-            </w:r>
-            <w:proofErr w:type="gramEnd"/>
-            <w:r>
-              <w:rPr>
-                <w:rFonts w:ascii="Georgia" w:eastAsia="Georgia" w:hAnsi="Georgia" w:cs="Georgia"/>
-                <w:color w:val="333333"/>
-                <w:sz w:val="16"/>
-                <w:szCs w:val="16"/>
-              </w:rPr>
-              <w:t xml:space="preserve"> Debe </w:t>
-            </w:r>
-            <w:proofErr w:type="gramStart"/>
-            <w:r>
-              <w:rPr>
-                <w:rFonts w:ascii="Georgia" w:eastAsia="Georgia" w:hAnsi="Georgia" w:cs="Georgia"/>
-                <w:color w:val="333333"/>
-                <w:sz w:val="16"/>
-                <w:szCs w:val="16"/>
-              </w:rPr>
-              <w:t>mejorarse  ☐</w:t>
-            </w:r>
-            <w:proofErr w:type="gramEnd"/>
-            <w:r>
-              <w:rPr>
-                <w:rFonts w:ascii="Georgia" w:eastAsia="Georgia" w:hAnsi="Georgia" w:cs="Georgia"/>
-                <w:color w:val="333333"/>
-                <w:sz w:val="16"/>
-                <w:szCs w:val="16"/>
-              </w:rPr>
-              <w:t xml:space="preserve"> No se </w:t>
-            </w:r>
-            <w:proofErr w:type="gramStart"/>
-            <w:r>
-              <w:rPr>
-                <w:rFonts w:ascii="Georgia" w:eastAsia="Georgia" w:hAnsi="Georgia" w:cs="Georgia"/>
-                <w:color w:val="333333"/>
-                <w:sz w:val="16"/>
-                <w:szCs w:val="16"/>
-              </w:rPr>
-              <w:t>ejecutó  ☐</w:t>
-            </w:r>
-            <w:proofErr w:type="gramEnd"/>
-            <w:r>
-              <w:rPr>
-                <w:rFonts w:ascii="Georgia" w:eastAsia="Georgia" w:hAnsi="Georgia" w:cs="Georgia"/>
-                <w:color w:val="333333"/>
-                <w:sz w:val="16"/>
-                <w:szCs w:val="16"/>
-              </w:rPr>
-              <w:t xml:space="preserve"> N/A</w:t>
-            </w:r>
-          </w:p>
-        </w:tc>
-        <w:tc>
-          <w:tcPr>
-            <w:tcW w:w="3300" w:type="dxa"/>
-            <w:tcBorders>
-              <w:top w:val="single" w:sz="4" w:space="0" w:color="AAAAAA"/>
-              <w:left w:val="single" w:sz="4" w:space="0" w:color="AAAAAA"/>
-              <w:bottom w:val="single" w:sz="4" w:space="0" w:color="AAAAAA"/>
-              <w:right w:val="single" w:sz="4" w:space="0" w:color="AAAAAA"/>
-            </w:tcBorders>
-            <w:shd w:val="clear" w:color="auto" w:fill="EBF3FB"/>
-            <w:tcMar>
-              <w:top w:w="60" w:type="dxa"/>
-              <w:left w:w="100" w:type="dxa"/>
-              <w:bottom w:w="60" w:type="dxa"/>
-              <w:right w:w="100" w:type="dxa"/>
-            </w:tcMar>
-            <w:vAlign w:val="center"/>
-          </w:tcPr>
-          <w:p>
-            <w:r>
-              <w:t xml:space="preserve"> </w:t>
-            </w:r>
-          </w:p>
-        </w:tc>
-      </w:tr>
-      <w:tr>
-        <w:tblPrEx>
-          <w:tblCellMar>
-            <w:top w:w="0" w:type="dxa"/>
-            <w:bottom w:w="0" w:type="dxa"/>
-          </w:tblCellMar>
-        </w:tblPrEx>
-        <w:tc>
-          <w:tcPr>
-            <w:tcW w:w="2650" w:type="dxa"/>
-            <w:tcBorders>
-              <w:top w:val="single" w:sz="4" w:space="0" w:color="AAAAAA"/>
-              <w:left w:val="single" w:sz="4" w:space="0" w:color="AAAAAA"/>
-              <w:bottom w:val="single" w:sz="4" w:space="0" w:color="AAAAAA"/>
-              <w:right w:val="single" w:sz="4" w:space="0" w:color="AAAAAA"/>
-            </w:tcBorders>
-            <w:tcMar>
-              <w:top w:w="60" w:type="dxa"/>
-              <w:left w:w="100" w:type="dxa"/>
-              <w:bottom w:w="60" w:type="dxa"/>
-              <w:right w:w="100" w:type="dxa"/>
-            </w:tcMar>
-            <w:vAlign w:val="center"/>
-          </w:tcPr>
-          <w:p>
-            <w:r>
-              <w:rPr>
-                <w:rFonts w:ascii="Georgia" w:eastAsia="Georgia" w:hAnsi="Georgia" w:cs="Georgia"/>
-                <w:color w:val="333333"/>
-                <w:sz w:val="19"/>
-                <w:szCs w:val="19"/>
-              </w:rPr>
-              <w:t>Documentación durante el incidente</w:t>
-            </w:r>
-          </w:p>
-        </w:tc>
-        <w:tc>
-          <w:tcPr>
-            <w:tcW w:w="3400" w:type="dxa"/>
-            <w:tcBorders>
-              <w:top w:val="single" w:sz="4" w:space="0" w:color="AAAAAA"/>
-              <w:left w:val="single" w:sz="4" w:space="0" w:color="AAAAAA"/>
-              <w:bottom w:val="single" w:sz="4" w:space="0" w:color="AAAAAA"/>
-              <w:right w:val="single" w:sz="4" w:space="0" w:color="AAAAAA"/>
-            </w:tcBorders>
-            <w:tcMar>
-              <w:top w:w="60" w:type="dxa"/>
-              <w:left w:w="100" w:type="dxa"/>
-              <w:bottom w:w="60" w:type="dxa"/>
-              <w:right w:w="100" w:type="dxa"/>
-            </w:tcMar>
-            <w:vAlign w:val="center"/>
-          </w:tcPr>
-          <w:p>
-            <w:r>
-              <w:rPr>
-                <w:rFonts w:ascii="Georgia" w:eastAsia="Georgia" w:hAnsi="Georgia" w:cs="Georgia"/>
-                <w:color w:val="333333"/>
-                <w:sz w:val="16"/>
-                <w:szCs w:val="16"/>
-              </w:rPr>
-              <w:t>☐</w:t>
-            </w:r>
-            <w:r>
-              <w:rPr>
-                <w:rFonts w:ascii="Georgia" w:eastAsia="Georgia" w:hAnsi="Georgia" w:cs="Georgia"/>
-                <w:color w:val="333333"/>
-                <w:sz w:val="16"/>
-                <w:szCs w:val="16"/>
-              </w:rPr>
-              <w:t xml:space="preserve"> Funcionó </w:t>
-            </w:r>
-            <w:proofErr w:type="gramStart"/>
-            <w:r>
-              <w:rPr>
-                <w:rFonts w:ascii="Georgia" w:eastAsia="Georgia" w:hAnsi="Georgia" w:cs="Georgia"/>
-                <w:color w:val="333333"/>
-                <w:sz w:val="16"/>
-                <w:szCs w:val="16"/>
-              </w:rPr>
-              <w:t>bien  ☐</w:t>
-            </w:r>
-            <w:proofErr w:type="gramEnd"/>
-            <w:r>
-              <w:rPr>
-                <w:rFonts w:ascii="Georgia" w:eastAsia="Georgia" w:hAnsi="Georgia" w:cs="Georgia"/>
-                <w:color w:val="333333"/>
-                <w:sz w:val="16"/>
-                <w:szCs w:val="16"/>
-              </w:rPr>
-              <w:t xml:space="preserve"> Funcionó con </w:t>
-            </w:r>
-            <w:proofErr w:type="gramStart"/>
-            <w:r>
-              <w:rPr>
-                <w:rFonts w:ascii="Georgia" w:eastAsia="Georgia" w:hAnsi="Georgia" w:cs="Georgia"/>
-                <w:color w:val="333333"/>
-                <w:sz w:val="16"/>
-                <w:szCs w:val="16"/>
-              </w:rPr>
-              <w:t>dificultades  ☐</w:t>
-            </w:r>
-            <w:proofErr w:type="gramEnd"/>
-            <w:r>
-              <w:rPr>
-                <w:rFonts w:ascii="Georgia" w:eastAsia="Georgia" w:hAnsi="Georgia" w:cs="Georgia"/>
-                <w:color w:val="333333"/>
-                <w:sz w:val="16"/>
-                <w:szCs w:val="16"/>
-              </w:rPr>
-              <w:t xml:space="preserve"> Debe </w:t>
-            </w:r>
-            <w:proofErr w:type="gramStart"/>
-            <w:r>
-              <w:rPr>
-                <w:rFonts w:ascii="Georgia" w:eastAsia="Georgia" w:hAnsi="Georgia" w:cs="Georgia"/>
-                <w:color w:val="333333"/>
-                <w:sz w:val="16"/>
-                <w:szCs w:val="16"/>
-              </w:rPr>
-              <w:t>mejorarse  ☐</w:t>
-            </w:r>
-            <w:proofErr w:type="gramEnd"/>
-            <w:r>
-              <w:rPr>
-                <w:rFonts w:ascii="Georgia" w:eastAsia="Georgia" w:hAnsi="Georgia" w:cs="Georgia"/>
-                <w:color w:val="333333"/>
-                <w:sz w:val="16"/>
-                <w:szCs w:val="16"/>
-              </w:rPr>
-              <w:t xml:space="preserve"> No se </w:t>
-            </w:r>
-            <w:proofErr w:type="gramStart"/>
-            <w:r>
-              <w:rPr>
-                <w:rFonts w:ascii="Georgia" w:eastAsia="Georgia" w:hAnsi="Georgia" w:cs="Georgia"/>
-                <w:color w:val="333333"/>
-                <w:sz w:val="16"/>
-                <w:szCs w:val="16"/>
-              </w:rPr>
-              <w:t>ejecutó  ☐</w:t>
-            </w:r>
-            <w:proofErr w:type="gramEnd"/>
-            <w:r>
-              <w:rPr>
-                <w:rFonts w:ascii="Georgia" w:eastAsia="Georgia" w:hAnsi="Georgia" w:cs="Georgia"/>
-                <w:color w:val="333333"/>
-                <w:sz w:val="16"/>
-                <w:szCs w:val="16"/>
-              </w:rPr>
-              <w:t xml:space="preserve"> N/A</w:t>
+              <w:t>☐ Funcionó bien  ☐ Funcionó con dificultades  ☐ Debe mejorarse  ☐ No se ejecutó  ☐ N/A</w:t>
             </w:r>
           </w:p>
         </w:tc>
@@ -9159,12 +6880,6 @@
         <w:gridCol w:w="2000"/>
       </w:tblGrid>
       <w:tr>
-        <w:tblPrEx>
-          <w:tblCellMar>
-            <w:top w:w="0" w:type="dxa"/>
-            <w:bottom w:w="0" w:type="dxa"/>
-          </w:tblCellMar>
-        </w:tblPrEx>
         <w:tc>
           <w:tcPr>
             <w:tcW w:w="3650" w:type="dxa"/>
@@ -9287,12 +7002,6 @@
         </w:tc>
       </w:tr>
       <w:tr>
-        <w:tblPrEx>
-          <w:tblCellMar>
-            <w:top w:w="0" w:type="dxa"/>
-            <w:bottom w:w="0" w:type="dxa"/>
-          </w:tblCellMar>
-        </w:tblPrEx>
         <w:tc>
           <w:tcPr>
             <w:tcW w:w="3650" w:type="dxa"/>
@@ -9387,8 +7096,103 @@
                 <w:sz w:val="16"/>
                 <w:szCs w:val="16"/>
               </w:rPr>
-              <w:t>☐</w:t>
-            </w:r>
+              <w:t>☐ Alta  ☐ Media  ☐ Baja</w:t>
+            </w:r>
+          </w:p>
+        </w:tc>
+      </w:tr>
+      <w:tr>
+        <w:tc>
+          <w:tcPr>
+            <w:tcW w:w="3650" w:type="dxa"/>
+            <w:tcBorders>
+              <w:top w:val="single" w:sz="4" w:space="0" w:color="AAAAAA"/>
+              <w:left w:val="single" w:sz="4" w:space="0" w:color="AAAAAA"/>
+              <w:bottom w:val="single" w:sz="4" w:space="0" w:color="AAAAAA"/>
+              <w:right w:val="single" w:sz="4" w:space="0" w:color="AAAAAA"/>
+            </w:tcBorders>
+            <w:shd w:val="clear" w:color="auto" w:fill="EBF3FB"/>
+            <w:tcMar>
+              <w:top w:w="60" w:type="dxa"/>
+              <w:left w:w="100" w:type="dxa"/>
+              <w:bottom w:w="60" w:type="dxa"/>
+              <w:right w:w="100" w:type="dxa"/>
+            </w:tcMar>
+            <w:vAlign w:val="center"/>
+          </w:tcPr>
+          <w:p>
+            <w:r>
+              <w:t xml:space="preserve"> </w:t>
+            </w:r>
+          </w:p>
+        </w:tc>
+        <w:tc>
+          <w:tcPr>
+            <w:tcW w:w="2200" w:type="dxa"/>
+            <w:tcBorders>
+              <w:top w:val="single" w:sz="4" w:space="0" w:color="AAAAAA"/>
+              <w:left w:val="single" w:sz="4" w:space="0" w:color="AAAAAA"/>
+              <w:bottom w:val="single" w:sz="4" w:space="0" w:color="AAAAAA"/>
+              <w:right w:val="single" w:sz="4" w:space="0" w:color="AAAAAA"/>
+            </w:tcBorders>
+            <w:shd w:val="clear" w:color="auto" w:fill="EBF3FB"/>
+            <w:tcMar>
+              <w:top w:w="60" w:type="dxa"/>
+              <w:left w:w="100" w:type="dxa"/>
+              <w:bottom w:w="60" w:type="dxa"/>
+              <w:right w:w="100" w:type="dxa"/>
+            </w:tcMar>
+            <w:vAlign w:val="center"/>
+          </w:tcPr>
+          <w:p>
+            <w:r>
+              <w:t xml:space="preserve"> </w:t>
+            </w:r>
+          </w:p>
+        </w:tc>
+        <w:tc>
+          <w:tcPr>
+            <w:tcW w:w="1500" w:type="dxa"/>
+            <w:tcBorders>
+              <w:top w:val="single" w:sz="4" w:space="0" w:color="AAAAAA"/>
+              <w:left w:val="single" w:sz="4" w:space="0" w:color="AAAAAA"/>
+              <w:bottom w:val="single" w:sz="4" w:space="0" w:color="AAAAAA"/>
+              <w:right w:val="single" w:sz="4" w:space="0" w:color="AAAAAA"/>
+            </w:tcBorders>
+            <w:shd w:val="clear" w:color="auto" w:fill="EBF3FB"/>
+            <w:tcMar>
+              <w:top w:w="60" w:type="dxa"/>
+              <w:left w:w="100" w:type="dxa"/>
+              <w:bottom w:w="60" w:type="dxa"/>
+              <w:right w:w="100" w:type="dxa"/>
+            </w:tcMar>
+            <w:vAlign w:val="center"/>
+          </w:tcPr>
+          <w:p>
+            <w:r>
+              <w:t xml:space="preserve"> </w:t>
+            </w:r>
+          </w:p>
+        </w:tc>
+        <w:tc>
+          <w:tcPr>
+            <w:tcW w:w="2000" w:type="dxa"/>
+            <w:tcBorders>
+              <w:top w:val="single" w:sz="4" w:space="0" w:color="AAAAAA"/>
+              <w:left w:val="single" w:sz="4" w:space="0" w:color="AAAAAA"/>
+              <w:bottom w:val="single" w:sz="4" w:space="0" w:color="AAAAAA"/>
+              <w:right w:val="single" w:sz="4" w:space="0" w:color="AAAAAA"/>
+            </w:tcBorders>
+            <w:shd w:val="clear" w:color="auto" w:fill="EBF3FB"/>
+            <w:tcMar>
+              <w:top w:w="60" w:type="dxa"/>
+              <w:left w:w="100" w:type="dxa"/>
+              <w:bottom w:w="60" w:type="dxa"/>
+              <w:right w:w="100" w:type="dxa"/>
+            </w:tcMar>
+            <w:vAlign w:val="center"/>
+          </w:tcPr>
+          <w:p>
             <w:r>
               <w:rPr>
                 <w:rFonts w:ascii="Georgia" w:eastAsia="Georgia" w:hAnsi="Georgia" w:cs="Georgia"/>
@@ -9396,9 +7200,99 @@
                 <w:sz w:val="16"/>
                 <w:szCs w:val="16"/>
               </w:rPr>
-              <w:t xml:space="preserve"> </w:t>
-            </w:r>
-            <w:proofErr w:type="gramStart"/>
+              <w:t>☐ Alta  ☐ Media  ☐ Baja</w:t>
+            </w:r>
+          </w:p>
+        </w:tc>
+      </w:tr>
+      <w:tr>
+        <w:tc>
+          <w:tcPr>
+            <w:tcW w:w="3650" w:type="dxa"/>
+            <w:tcBorders>
+              <w:top w:val="single" w:sz="4" w:space="0" w:color="AAAAAA"/>
+              <w:left w:val="single" w:sz="4" w:space="0" w:color="AAAAAA"/>
+              <w:bottom w:val="single" w:sz="4" w:space="0" w:color="AAAAAA"/>
+              <w:right w:val="single" w:sz="4" w:space="0" w:color="AAAAAA"/>
+            </w:tcBorders>
+            <w:tcMar>
+              <w:top w:w="60" w:type="dxa"/>
+              <w:left w:w="100" w:type="dxa"/>
+              <w:bottom w:w="60" w:type="dxa"/>
+              <w:right w:w="100" w:type="dxa"/>
+            </w:tcMar>
+            <w:vAlign w:val="center"/>
+          </w:tcPr>
+          <w:p>
+            <w:r>
+              <w:t xml:space="preserve"> </w:t>
+            </w:r>
+          </w:p>
+        </w:tc>
+        <w:tc>
+          <w:tcPr>
+            <w:tcW w:w="2200" w:type="dxa"/>
+            <w:tcBorders>
+              <w:top w:val="single" w:sz="4" w:space="0" w:color="AAAAAA"/>
+              <w:left w:val="single" w:sz="4" w:space="0" w:color="AAAAAA"/>
+              <w:bottom w:val="single" w:sz="4" w:space="0" w:color="AAAAAA"/>
+              <w:right w:val="single" w:sz="4" w:space="0" w:color="AAAAAA"/>
+            </w:tcBorders>
+            <w:tcMar>
+              <w:top w:w="60" w:type="dxa"/>
+              <w:left w:w="100" w:type="dxa"/>
+              <w:bottom w:w="60" w:type="dxa"/>
+              <w:right w:w="100" w:type="dxa"/>
+            </w:tcMar>
+            <w:vAlign w:val="center"/>
+          </w:tcPr>
+          <w:p>
+            <w:r>
+              <w:t xml:space="preserve"> </w:t>
+            </w:r>
+          </w:p>
+        </w:tc>
+        <w:tc>
+          <w:tcPr>
+            <w:tcW w:w="1500" w:type="dxa"/>
+            <w:tcBorders>
+              <w:top w:val="single" w:sz="4" w:space="0" w:color="AAAAAA"/>
+              <w:left w:val="single" w:sz="4" w:space="0" w:color="AAAAAA"/>
+              <w:bottom w:val="single" w:sz="4" w:space="0" w:color="AAAAAA"/>
+              <w:right w:val="single" w:sz="4" w:space="0" w:color="AAAAAA"/>
+            </w:tcBorders>
+            <w:tcMar>
+              <w:top w:w="60" w:type="dxa"/>
+              <w:left w:w="100" w:type="dxa"/>
+              <w:bottom w:w="60" w:type="dxa"/>
+              <w:right w:w="100" w:type="dxa"/>
+            </w:tcMar>
+            <w:vAlign w:val="center"/>
+          </w:tcPr>
+          <w:p>
+            <w:r>
+              <w:t xml:space="preserve"> </w:t>
+            </w:r>
+          </w:p>
+        </w:tc>
+        <w:tc>
+          <w:tcPr>
+            <w:tcW w:w="2000" w:type="dxa"/>
+            <w:tcBorders>
+              <w:top w:val="single" w:sz="4" w:space="0" w:color="AAAAAA"/>
+              <w:left w:val="single" w:sz="4" w:space="0" w:color="AAAAAA"/>
+              <w:bottom w:val="single" w:sz="4" w:space="0" w:color="AAAAAA"/>
+              <w:right w:val="single" w:sz="4" w:space="0" w:color="AAAAAA"/>
+            </w:tcBorders>
+            <w:tcMar>
+              <w:top w:w="60" w:type="dxa"/>
+              <w:left w:w="100" w:type="dxa"/>
+              <w:bottom w:w="60" w:type="dxa"/>
+              <w:right w:w="100" w:type="dxa"/>
+            </w:tcMar>
+            <w:vAlign w:val="center"/>
+          </w:tcPr>
+          <w:p>
             <w:r>
               <w:rPr>
                 <w:rFonts w:ascii="Georgia" w:eastAsia="Georgia" w:hAnsi="Georgia" w:cs="Georgia"/>
@@ -9406,9 +7300,103 @@
                 <w:sz w:val="16"/>
                 <w:szCs w:val="16"/>
               </w:rPr>
-              <w:t>Alta  ☐</w:t>
-            </w:r>
-            <w:proofErr w:type="gramEnd"/>
+              <w:t>☐ Alta  ☐ Media  ☐ Baja</w:t>
+            </w:r>
+          </w:p>
+        </w:tc>
+      </w:tr>
+      <w:tr>
+        <w:tc>
+          <w:tcPr>
+            <w:tcW w:w="3650" w:type="dxa"/>
+            <w:tcBorders>
+              <w:top w:val="single" w:sz="4" w:space="0" w:color="AAAAAA"/>
+              <w:left w:val="single" w:sz="4" w:space="0" w:color="AAAAAA"/>
+              <w:bottom w:val="single" w:sz="4" w:space="0" w:color="AAAAAA"/>
+              <w:right w:val="single" w:sz="4" w:space="0" w:color="AAAAAA"/>
+            </w:tcBorders>
+            <w:shd w:val="clear" w:color="auto" w:fill="EBF3FB"/>
+            <w:tcMar>
+              <w:top w:w="60" w:type="dxa"/>
+              <w:left w:w="100" w:type="dxa"/>
+              <w:bottom w:w="60" w:type="dxa"/>
+              <w:right w:w="100" w:type="dxa"/>
+            </w:tcMar>
+            <w:vAlign w:val="center"/>
+          </w:tcPr>
+          <w:p>
+            <w:r>
+              <w:t xml:space="preserve"> </w:t>
+            </w:r>
+          </w:p>
+        </w:tc>
+        <w:tc>
+          <w:tcPr>
+            <w:tcW w:w="2200" w:type="dxa"/>
+            <w:tcBorders>
+              <w:top w:val="single" w:sz="4" w:space="0" w:color="AAAAAA"/>
+              <w:left w:val="single" w:sz="4" w:space="0" w:color="AAAAAA"/>
+              <w:bottom w:val="single" w:sz="4" w:space="0" w:color="AAAAAA"/>
+              <w:right w:val="single" w:sz="4" w:space="0" w:color="AAAAAA"/>
+            </w:tcBorders>
+            <w:shd w:val="clear" w:color="auto" w:fill="EBF3FB"/>
+            <w:tcMar>
+              <w:top w:w="60" w:type="dxa"/>
+              <w:left w:w="100" w:type="dxa"/>
+              <w:bottom w:w="60" w:type="dxa"/>
+              <w:right w:w="100" w:type="dxa"/>
+            </w:tcMar>
+            <w:vAlign w:val="center"/>
+          </w:tcPr>
+          <w:p>
+            <w:r>
+              <w:t xml:space="preserve"> </w:t>
+            </w:r>
+          </w:p>
+        </w:tc>
+        <w:tc>
+          <w:tcPr>
+            <w:tcW w:w="1500" w:type="dxa"/>
+            <w:tcBorders>
+              <w:top w:val="single" w:sz="4" w:space="0" w:color="AAAAAA"/>
+              <w:left w:val="single" w:sz="4" w:space="0" w:color="AAAAAA"/>
+              <w:bottom w:val="single" w:sz="4" w:space="0" w:color="AAAAAA"/>
+              <w:right w:val="single" w:sz="4" w:space="0" w:color="AAAAAA"/>
+            </w:tcBorders>
+            <w:shd w:val="clear" w:color="auto" w:fill="EBF3FB"/>
+            <w:tcMar>
+              <w:top w:w="60" w:type="dxa"/>
+              <w:left w:w="100" w:type="dxa"/>
+              <w:bottom w:w="60" w:type="dxa"/>
+              <w:right w:w="100" w:type="dxa"/>
+            </w:tcMar>
+            <w:vAlign w:val="center"/>
+          </w:tcPr>
+          <w:p>
+            <w:r>
+              <w:t xml:space="preserve"> </w:t>
+            </w:r>
+          </w:p>
+        </w:tc>
+        <w:tc>
+          <w:tcPr>
+            <w:tcW w:w="2000" w:type="dxa"/>
+            <w:tcBorders>
+              <w:top w:val="single" w:sz="4" w:space="0" w:color="AAAAAA"/>
+              <w:left w:val="single" w:sz="4" w:space="0" w:color="AAAAAA"/>
+              <w:bottom w:val="single" w:sz="4" w:space="0" w:color="AAAAAA"/>
+              <w:right w:val="single" w:sz="4" w:space="0" w:color="AAAAAA"/>
+            </w:tcBorders>
+            <w:shd w:val="clear" w:color="auto" w:fill="EBF3FB"/>
+            <w:tcMar>
+              <w:top w:w="60" w:type="dxa"/>
+              <w:left w:w="100" w:type="dxa"/>
+              <w:bottom w:w="60" w:type="dxa"/>
+              <w:right w:w="100" w:type="dxa"/>
+            </w:tcMar>
+            <w:vAlign w:val="center"/>
+          </w:tcPr>
+          <w:p>
             <w:r>
               <w:rPr>
                 <w:rFonts w:ascii="Georgia" w:eastAsia="Georgia" w:hAnsi="Georgia" w:cs="Georgia"/>
@@ -9416,9 +7404,99 @@
                 <w:sz w:val="16"/>
                 <w:szCs w:val="16"/>
               </w:rPr>
-              <w:t xml:space="preserve"> </w:t>
-            </w:r>
-            <w:proofErr w:type="gramStart"/>
+              <w:t>☐ Alta  ☐ Media  ☐ Baja</w:t>
+            </w:r>
+          </w:p>
+        </w:tc>
+      </w:tr>
+      <w:tr>
+        <w:tc>
+          <w:tcPr>
+            <w:tcW w:w="3650" w:type="dxa"/>
+            <w:tcBorders>
+              <w:top w:val="single" w:sz="4" w:space="0" w:color="AAAAAA"/>
+              <w:left w:val="single" w:sz="4" w:space="0" w:color="AAAAAA"/>
+              <w:bottom w:val="single" w:sz="4" w:space="0" w:color="AAAAAA"/>
+              <w:right w:val="single" w:sz="4" w:space="0" w:color="AAAAAA"/>
+            </w:tcBorders>
+            <w:tcMar>
+              <w:top w:w="60" w:type="dxa"/>
+              <w:left w:w="100" w:type="dxa"/>
+              <w:bottom w:w="60" w:type="dxa"/>
+              <w:right w:w="100" w:type="dxa"/>
+            </w:tcMar>
+            <w:vAlign w:val="center"/>
+          </w:tcPr>
+          <w:p>
+            <w:r>
+              <w:t xml:space="preserve"> </w:t>
+            </w:r>
+          </w:p>
+        </w:tc>
+        <w:tc>
+          <w:tcPr>
+            <w:tcW w:w="2200" w:type="dxa"/>
+            <w:tcBorders>
+              <w:top w:val="single" w:sz="4" w:space="0" w:color="AAAAAA"/>
+              <w:left w:val="single" w:sz="4" w:space="0" w:color="AAAAAA"/>
+              <w:bottom w:val="single" w:sz="4" w:space="0" w:color="AAAAAA"/>
+              <w:right w:val="single" w:sz="4" w:space="0" w:color="AAAAAA"/>
+            </w:tcBorders>
+            <w:tcMar>
+              <w:top w:w="60" w:type="dxa"/>
+              <w:left w:w="100" w:type="dxa"/>
+              <w:bottom w:w="60" w:type="dxa"/>
+              <w:right w:w="100" w:type="dxa"/>
+            </w:tcMar>
+            <w:vAlign w:val="center"/>
+          </w:tcPr>
+          <w:p>
+            <w:r>
+              <w:t xml:space="preserve"> </w:t>
+            </w:r>
+          </w:p>
+        </w:tc>
+        <w:tc>
+          <w:tcPr>
+            <w:tcW w:w="1500" w:type="dxa"/>
+            <w:tcBorders>
+              <w:top w:val="single" w:sz="4" w:space="0" w:color="AAAAAA"/>
+              <w:left w:val="single" w:sz="4" w:space="0" w:color="AAAAAA"/>
+              <w:bottom w:val="single" w:sz="4" w:space="0" w:color="AAAAAA"/>
+              <w:right w:val="single" w:sz="4" w:space="0" w:color="AAAAAA"/>
+            </w:tcBorders>
+            <w:tcMar>
+              <w:top w:w="60" w:type="dxa"/>
+              <w:left w:w="100" w:type="dxa"/>
+              <w:bottom w:w="60" w:type="dxa"/>
+              <w:right w:w="100" w:type="dxa"/>
+            </w:tcMar>
+            <w:vAlign w:val="center"/>
+          </w:tcPr>
+          <w:p>
+            <w:r>
+              <w:t xml:space="preserve"> </w:t>
+            </w:r>
+          </w:p>
+        </w:tc>
+        <w:tc>
+          <w:tcPr>
+            <w:tcW w:w="2000" w:type="dxa"/>
+            <w:tcBorders>
+              <w:top w:val="single" w:sz="4" w:space="0" w:color="AAAAAA"/>
+              <w:left w:val="single" w:sz="4" w:space="0" w:color="AAAAAA"/>
+              <w:bottom w:val="single" w:sz="4" w:space="0" w:color="AAAAAA"/>
+              <w:right w:val="single" w:sz="4" w:space="0" w:color="AAAAAA"/>
+            </w:tcBorders>
+            <w:tcMar>
+              <w:top w:w="60" w:type="dxa"/>
+              <w:left w:w="100" w:type="dxa"/>
+              <w:bottom w:w="60" w:type="dxa"/>
+              <w:right w:w="100" w:type="dxa"/>
+            </w:tcMar>
+            <w:vAlign w:val="center"/>
+          </w:tcPr>
+          <w:p>
             <w:r>
               <w:rPr>
                 <w:rFonts w:ascii="Georgia" w:eastAsia="Georgia" w:hAnsi="Georgia" w:cs="Georgia"/>
@@ -9426,9 +7504,103 @@
                 <w:sz w:val="16"/>
                 <w:szCs w:val="16"/>
               </w:rPr>
-              <w:t>Media  ☐</w:t>
-            </w:r>
-            <w:proofErr w:type="gramEnd"/>
+              <w:t>☐ Alta  ☐ Media  ☐ Baja</w:t>
+            </w:r>
+          </w:p>
+        </w:tc>
+      </w:tr>
+      <w:tr>
+        <w:tc>
+          <w:tcPr>
+            <w:tcW w:w="3650" w:type="dxa"/>
+            <w:tcBorders>
+              <w:top w:val="single" w:sz="4" w:space="0" w:color="AAAAAA"/>
+              <w:left w:val="single" w:sz="4" w:space="0" w:color="AAAAAA"/>
+              <w:bottom w:val="single" w:sz="4" w:space="0" w:color="AAAAAA"/>
+              <w:right w:val="single" w:sz="4" w:space="0" w:color="AAAAAA"/>
+            </w:tcBorders>
+            <w:shd w:val="clear" w:color="auto" w:fill="EBF3FB"/>
+            <w:tcMar>
+              <w:top w:w="60" w:type="dxa"/>
+              <w:left w:w="100" w:type="dxa"/>
+              <w:bottom w:w="60" w:type="dxa"/>
+              <w:right w:w="100" w:type="dxa"/>
+            </w:tcMar>
+            <w:vAlign w:val="center"/>
+          </w:tcPr>
+          <w:p>
+            <w:r>
+              <w:t xml:space="preserve"> </w:t>
+            </w:r>
+          </w:p>
+        </w:tc>
+        <w:tc>
+          <w:tcPr>
+            <w:tcW w:w="2200" w:type="dxa"/>
+            <w:tcBorders>
+              <w:top w:val="single" w:sz="4" w:space="0" w:color="AAAAAA"/>
+              <w:left w:val="single" w:sz="4" w:space="0" w:color="AAAAAA"/>
+              <w:bottom w:val="single" w:sz="4" w:space="0" w:color="AAAAAA"/>
+              <w:right w:val="single" w:sz="4" w:space="0" w:color="AAAAAA"/>
+            </w:tcBorders>
+            <w:shd w:val="clear" w:color="auto" w:fill="EBF3FB"/>
+            <w:tcMar>
+              <w:top w:w="60" w:type="dxa"/>
+              <w:left w:w="100" w:type="dxa"/>
+              <w:bottom w:w="60" w:type="dxa"/>
+              <w:right w:w="100" w:type="dxa"/>
+            </w:tcMar>
+            <w:vAlign w:val="center"/>
+          </w:tcPr>
+          <w:p>
+            <w:r>
+              <w:t xml:space="preserve"> </w:t>
+            </w:r>
+          </w:p>
+        </w:tc>
+        <w:tc>
+          <w:tcPr>
+            <w:tcW w:w="1500" w:type="dxa"/>
+            <w:tcBorders>
+              <w:top w:val="single" w:sz="4" w:space="0" w:color="AAAAAA"/>
+              <w:left w:val="single" w:sz="4" w:space="0" w:color="AAAAAA"/>
+              <w:bottom w:val="single" w:sz="4" w:space="0" w:color="AAAAAA"/>
+              <w:right w:val="single" w:sz="4" w:space="0" w:color="AAAAAA"/>
+            </w:tcBorders>
+            <w:shd w:val="clear" w:color="auto" w:fill="EBF3FB"/>
+            <w:tcMar>
+              <w:top w:w="60" w:type="dxa"/>
+              <w:left w:w="100" w:type="dxa"/>
+              <w:bottom w:w="60" w:type="dxa"/>
+              <w:right w:w="100" w:type="dxa"/>
+            </w:tcMar>
+            <w:vAlign w:val="center"/>
+          </w:tcPr>
+          <w:p>
+            <w:r>
+              <w:t xml:space="preserve"> </w:t>
+            </w:r>
+          </w:p>
+        </w:tc>
+        <w:tc>
+          <w:tcPr>
+            <w:tcW w:w="2000" w:type="dxa"/>
+            <w:tcBorders>
+              <w:top w:val="single" w:sz="4" w:space="0" w:color="AAAAAA"/>
+              <w:left w:val="single" w:sz="4" w:space="0" w:color="AAAAAA"/>
+              <w:bottom w:val="single" w:sz="4" w:space="0" w:color="AAAAAA"/>
+              <w:right w:val="single" w:sz="4" w:space="0" w:color="AAAAAA"/>
+            </w:tcBorders>
+            <w:shd w:val="clear" w:color="auto" w:fill="EBF3FB"/>
+            <w:tcMar>
+              <w:top w:w="60" w:type="dxa"/>
+              <w:left w:w="100" w:type="dxa"/>
+              <w:bottom w:w="60" w:type="dxa"/>
+              <w:right w:w="100" w:type="dxa"/>
+            </w:tcMar>
+            <w:vAlign w:val="center"/>
+          </w:tcPr>
+          <w:p>
             <w:r>
               <w:rPr>
                 <w:rFonts w:ascii="Georgia" w:eastAsia="Georgia" w:hAnsi="Georgia" w:cs="Georgia"/>
@@ -9436,18 +7608,12 @@
                 <w:sz w:val="16"/>
                 <w:szCs w:val="16"/>
               </w:rPr>
-              <w:t xml:space="preserve"> Baja</w:t>
+              <w:t>☐ Alta  ☐ Media  ☐ Baja</w:t>
             </w:r>
           </w:p>
         </w:tc>
       </w:tr>
       <w:tr>
-        <w:tblPrEx>
-          <w:tblCellMar>
-            <w:top w:w="0" w:type="dxa"/>
-            <w:bottom w:w="0" w:type="dxa"/>
-          </w:tblCellMar>
-        </w:tblPrEx>
         <w:tc>
           <w:tcPr>
             <w:tcW w:w="3650" w:type="dxa"/>
@@ -9457,7 +7623,6 @@
               <w:bottom w:val="single" w:sz="4" w:space="0" w:color="AAAAAA"/>
               <w:right w:val="single" w:sz="4" w:space="0" w:color="AAAAAA"/>
             </w:tcBorders>
-            <w:shd w:val="clear" w:color="auto" w:fill="EBF3FB"/>
             <w:tcMar>
               <w:top w:w="60" w:type="dxa"/>
               <w:left w:w="100" w:type="dxa"/>
@@ -9481,7 +7646,6 @@
               <w:bottom w:val="single" w:sz="4" w:space="0" w:color="AAAAAA"/>
               <w:right w:val="single" w:sz="4" w:space="0" w:color="AAAAAA"/>
             </w:tcBorders>
-            <w:shd w:val="clear" w:color="auto" w:fill="EBF3FB"/>
             <w:tcMar>
               <w:top w:w="60" w:type="dxa"/>
               <w:left w:w="100" w:type="dxa"/>
@@ -9505,7 +7669,6 @@
               <w:bottom w:val="single" w:sz="4" w:space="0" w:color="AAAAAA"/>
               <w:right w:val="single" w:sz="4" w:space="0" w:color="AAAAAA"/>
             </w:tcBorders>
-            <w:shd w:val="clear" w:color="auto" w:fill="EBF3FB"/>
             <w:tcMar>
               <w:top w:w="60" w:type="dxa"/>
               <w:left w:w="100" w:type="dxa"/>
@@ -9529,7 +7692,6 @@
               <w:bottom w:val="single" w:sz="4" w:space="0" w:color="AAAAAA"/>
               <w:right w:val="single" w:sz="4" w:space="0" w:color="AAAAAA"/>
             </w:tcBorders>
-            <w:shd w:val="clear" w:color="auto" w:fill="EBF3FB"/>
             <w:tcMar>
               <w:top w:w="60" w:type="dxa"/>
               <w:left w:w="100" w:type="dxa"/>
@@ -9546,8 +7708,103 @@
                 <w:sz w:val="16"/>
                 <w:szCs w:val="16"/>
               </w:rPr>
-              <w:t>☐</w:t>
-            </w:r>
+              <w:t>☐ Alta  ☐ Media  ☐ Baja</w:t>
+            </w:r>
+          </w:p>
+        </w:tc>
+      </w:tr>
+      <w:tr>
+        <w:tc>
+          <w:tcPr>
+            <w:tcW w:w="3650" w:type="dxa"/>
+            <w:tcBorders>
+              <w:top w:val="single" w:sz="4" w:space="0" w:color="AAAAAA"/>
+              <w:left w:val="single" w:sz="4" w:space="0" w:color="AAAAAA"/>
+              <w:bottom w:val="single" w:sz="4" w:space="0" w:color="AAAAAA"/>
+              <w:right w:val="single" w:sz="4" w:space="0" w:color="AAAAAA"/>
+            </w:tcBorders>
+            <w:shd w:val="clear" w:color="auto" w:fill="EBF3FB"/>
+            <w:tcMar>
+              <w:top w:w="60" w:type="dxa"/>
+              <w:left w:w="100" w:type="dxa"/>
+              <w:bottom w:w="60" w:type="dxa"/>
+              <w:right w:w="100" w:type="dxa"/>
+            </w:tcMar>
+            <w:vAlign w:val="center"/>
+          </w:tcPr>
+          <w:p>
+            <w:r>
+              <w:t xml:space="preserve"> </w:t>
+            </w:r>
+          </w:p>
+        </w:tc>
+        <w:tc>
+          <w:tcPr>
+            <w:tcW w:w="2200" w:type="dxa"/>
+            <w:tcBorders>
+              <w:top w:val="single" w:sz="4" w:space="0" w:color="AAAAAA"/>
+              <w:left w:val="single" w:sz="4" w:space="0" w:color="AAAAAA"/>
+              <w:bottom w:val="single" w:sz="4" w:space="0" w:color="AAAAAA"/>
+              <w:right w:val="single" w:sz="4" w:space="0" w:color="AAAAAA"/>
+            </w:tcBorders>
+            <w:shd w:val="clear" w:color="auto" w:fill="EBF3FB"/>
+            <w:tcMar>
+              <w:top w:w="60" w:type="dxa"/>
+              <w:left w:w="100" w:type="dxa"/>
+              <w:bottom w:w="60" w:type="dxa"/>
+              <w:right w:w="100" w:type="dxa"/>
+            </w:tcMar>
+            <w:vAlign w:val="center"/>
+          </w:tcPr>
+          <w:p>
+            <w:r>
+              <w:t xml:space="preserve"> </w:t>
+            </w:r>
+          </w:p>
+        </w:tc>
+        <w:tc>
+          <w:tcPr>
+            <w:tcW w:w="1500" w:type="dxa"/>
+            <w:tcBorders>
+              <w:top w:val="single" w:sz="4" w:space="0" w:color="AAAAAA"/>
+              <w:left w:val="single" w:sz="4" w:space="0" w:color="AAAAAA"/>
+              <w:bottom w:val="single" w:sz="4" w:space="0" w:color="AAAAAA"/>
+              <w:right w:val="single" w:sz="4" w:space="0" w:color="AAAAAA"/>
+            </w:tcBorders>
+            <w:shd w:val="clear" w:color="auto" w:fill="EBF3FB"/>
+            <w:tcMar>
+              <w:top w:w="60" w:type="dxa"/>
+              <w:left w:w="100" w:type="dxa"/>
+              <w:bottom w:w="60" w:type="dxa"/>
+              <w:right w:w="100" w:type="dxa"/>
+            </w:tcMar>
+            <w:vAlign w:val="center"/>
+          </w:tcPr>
+          <w:p>
+            <w:r>
+              <w:t xml:space="preserve"> </w:t>
+            </w:r>
+          </w:p>
+        </w:tc>
+        <w:tc>
+          <w:tcPr>
+            <w:tcW w:w="2000" w:type="dxa"/>
+            <w:tcBorders>
+              <w:top w:val="single" w:sz="4" w:space="0" w:color="AAAAAA"/>
+              <w:left w:val="single" w:sz="4" w:space="0" w:color="AAAAAA"/>
+              <w:bottom w:val="single" w:sz="4" w:space="0" w:color="AAAAAA"/>
+              <w:right w:val="single" w:sz="4" w:space="0" w:color="AAAAAA"/>
+            </w:tcBorders>
+            <w:shd w:val="clear" w:color="auto" w:fill="EBF3FB"/>
+            <w:tcMar>
+              <w:top w:w="60" w:type="dxa"/>
+              <w:left w:w="100" w:type="dxa"/>
+              <w:bottom w:w="60" w:type="dxa"/>
+              <w:right w:w="100" w:type="dxa"/>
+            </w:tcMar>
+            <w:vAlign w:val="center"/>
+          </w:tcPr>
+          <w:p>
             <w:r>
               <w:rPr>
                 <w:rFonts w:ascii="Georgia" w:eastAsia="Georgia" w:hAnsi="Georgia" w:cs="Georgia"/>
@@ -9555,989 +7812,7 @@
                 <w:sz w:val="16"/>
                 <w:szCs w:val="16"/>
               </w:rPr>
-              <w:t xml:space="preserve"> </w:t>
-            </w:r>
-            <w:proofErr w:type="gramStart"/>
-            <w:r>
-              <w:rPr>
-                <w:rFonts w:ascii="Georgia" w:eastAsia="Georgia" w:hAnsi="Georgia" w:cs="Georgia"/>
-                <w:color w:val="333333"/>
-                <w:sz w:val="16"/>
-                <w:szCs w:val="16"/>
-              </w:rPr>
-              <w:t>Alta  ☐</w:t>
-            </w:r>
-            <w:proofErr w:type="gramEnd"/>
-            <w:r>
-              <w:rPr>
-                <w:rFonts w:ascii="Georgia" w:eastAsia="Georgia" w:hAnsi="Georgia" w:cs="Georgia"/>
-                <w:color w:val="333333"/>
-                <w:sz w:val="16"/>
-                <w:szCs w:val="16"/>
-              </w:rPr>
-              <w:t xml:space="preserve"> </w:t>
-            </w:r>
-            <w:proofErr w:type="gramStart"/>
-            <w:r>
-              <w:rPr>
-                <w:rFonts w:ascii="Georgia" w:eastAsia="Georgia" w:hAnsi="Georgia" w:cs="Georgia"/>
-                <w:color w:val="333333"/>
-                <w:sz w:val="16"/>
-                <w:szCs w:val="16"/>
-              </w:rPr>
-              <w:t>Media  ☐</w:t>
-            </w:r>
-            <w:proofErr w:type="gramEnd"/>
-            <w:r>
-              <w:rPr>
-                <w:rFonts w:ascii="Georgia" w:eastAsia="Georgia" w:hAnsi="Georgia" w:cs="Georgia"/>
-                <w:color w:val="333333"/>
-                <w:sz w:val="16"/>
-                <w:szCs w:val="16"/>
-              </w:rPr>
-              <w:t xml:space="preserve"> Baja</w:t>
-            </w:r>
-          </w:p>
-        </w:tc>
-      </w:tr>
-      <w:tr>
-        <w:tblPrEx>
-          <w:tblCellMar>
-            <w:top w:w="0" w:type="dxa"/>
-            <w:bottom w:w="0" w:type="dxa"/>
-          </w:tblCellMar>
-        </w:tblPrEx>
-        <w:tc>
-          <w:tcPr>
-            <w:tcW w:w="3650" w:type="dxa"/>
-            <w:tcBorders>
-              <w:top w:val="single" w:sz="4" w:space="0" w:color="AAAAAA"/>
-              <w:left w:val="single" w:sz="4" w:space="0" w:color="AAAAAA"/>
-              <w:bottom w:val="single" w:sz="4" w:space="0" w:color="AAAAAA"/>
-              <w:right w:val="single" w:sz="4" w:space="0" w:color="AAAAAA"/>
-            </w:tcBorders>
-            <w:tcMar>
-              <w:top w:w="60" w:type="dxa"/>
-              <w:left w:w="100" w:type="dxa"/>
-              <w:bottom w:w="60" w:type="dxa"/>
-              <w:right w:w="100" w:type="dxa"/>
-            </w:tcMar>
-            <w:vAlign w:val="center"/>
-          </w:tcPr>
-          <w:p>
-            <w:r>
-              <w:t xml:space="preserve"> </w:t>
-            </w:r>
-          </w:p>
-        </w:tc>
-        <w:tc>
-          <w:tcPr>
-            <w:tcW w:w="2200" w:type="dxa"/>
-            <w:tcBorders>
-              <w:top w:val="single" w:sz="4" w:space="0" w:color="AAAAAA"/>
-              <w:left w:val="single" w:sz="4" w:space="0" w:color="AAAAAA"/>
-              <w:bottom w:val="single" w:sz="4" w:space="0" w:color="AAAAAA"/>
-              <w:right w:val="single" w:sz="4" w:space="0" w:color="AAAAAA"/>
-            </w:tcBorders>
-            <w:tcMar>
-              <w:top w:w="60" w:type="dxa"/>
-              <w:left w:w="100" w:type="dxa"/>
-              <w:bottom w:w="60" w:type="dxa"/>
-              <w:right w:w="100" w:type="dxa"/>
-            </w:tcMar>
-            <w:vAlign w:val="center"/>
-          </w:tcPr>
-          <w:p>
-            <w:r>
-              <w:t xml:space="preserve"> </w:t>
-            </w:r>
-          </w:p>
-        </w:tc>
-        <w:tc>
-          <w:tcPr>
-            <w:tcW w:w="1500" w:type="dxa"/>
-            <w:tcBorders>
-              <w:top w:val="single" w:sz="4" w:space="0" w:color="AAAAAA"/>
-              <w:left w:val="single" w:sz="4" w:space="0" w:color="AAAAAA"/>
-              <w:bottom w:val="single" w:sz="4" w:space="0" w:color="AAAAAA"/>
-              <w:right w:val="single" w:sz="4" w:space="0" w:color="AAAAAA"/>
-            </w:tcBorders>
-            <w:tcMar>
-              <w:top w:w="60" w:type="dxa"/>
-              <w:left w:w="100" w:type="dxa"/>
-              <w:bottom w:w="60" w:type="dxa"/>
-              <w:right w:w="100" w:type="dxa"/>
-            </w:tcMar>
-            <w:vAlign w:val="center"/>
-          </w:tcPr>
-          <w:p>
-            <w:r>
-              <w:t xml:space="preserve"> </w:t>
-            </w:r>
-          </w:p>
-        </w:tc>
-        <w:tc>
-          <w:tcPr>
-            <w:tcW w:w="2000" w:type="dxa"/>
-            <w:tcBorders>
-              <w:top w:val="single" w:sz="4" w:space="0" w:color="AAAAAA"/>
-              <w:left w:val="single" w:sz="4" w:space="0" w:color="AAAAAA"/>
-              <w:bottom w:val="single" w:sz="4" w:space="0" w:color="AAAAAA"/>
-              <w:right w:val="single" w:sz="4" w:space="0" w:color="AAAAAA"/>
-            </w:tcBorders>
-            <w:tcMar>
-              <w:top w:w="60" w:type="dxa"/>
-              <w:left w:w="100" w:type="dxa"/>
-              <w:bottom w:w="60" w:type="dxa"/>
-              <w:right w:w="100" w:type="dxa"/>
-            </w:tcMar>
-            <w:vAlign w:val="center"/>
-          </w:tcPr>
-          <w:p>
-            <w:r>
-              <w:rPr>
-                <w:rFonts w:ascii="Georgia" w:eastAsia="Georgia" w:hAnsi="Georgia" w:cs="Georgia"/>
-                <w:color w:val="333333"/>
-                <w:sz w:val="16"/>
-                <w:szCs w:val="16"/>
-              </w:rPr>
-              <w:t>☐</w:t>
-            </w:r>
-            <w:r>
-              <w:rPr>
-                <w:rFonts w:ascii="Georgia" w:eastAsia="Georgia" w:hAnsi="Georgia" w:cs="Georgia"/>
-                <w:color w:val="333333"/>
-                <w:sz w:val="16"/>
-                <w:szCs w:val="16"/>
-              </w:rPr>
-              <w:t xml:space="preserve"> </w:t>
-            </w:r>
-            <w:proofErr w:type="gramStart"/>
-            <w:r>
-              <w:rPr>
-                <w:rFonts w:ascii="Georgia" w:eastAsia="Georgia" w:hAnsi="Georgia" w:cs="Georgia"/>
-                <w:color w:val="333333"/>
-                <w:sz w:val="16"/>
-                <w:szCs w:val="16"/>
-              </w:rPr>
-              <w:t>Alta  ☐</w:t>
-            </w:r>
-            <w:proofErr w:type="gramEnd"/>
-            <w:r>
-              <w:rPr>
-                <w:rFonts w:ascii="Georgia" w:eastAsia="Georgia" w:hAnsi="Georgia" w:cs="Georgia"/>
-                <w:color w:val="333333"/>
-                <w:sz w:val="16"/>
-                <w:szCs w:val="16"/>
-              </w:rPr>
-              <w:t xml:space="preserve"> </w:t>
-            </w:r>
-            <w:proofErr w:type="gramStart"/>
-            <w:r>
-              <w:rPr>
-                <w:rFonts w:ascii="Georgia" w:eastAsia="Georgia" w:hAnsi="Georgia" w:cs="Georgia"/>
-                <w:color w:val="333333"/>
-                <w:sz w:val="16"/>
-                <w:szCs w:val="16"/>
-              </w:rPr>
-              <w:t>Media  ☐</w:t>
-            </w:r>
-            <w:proofErr w:type="gramEnd"/>
-            <w:r>
-              <w:rPr>
-                <w:rFonts w:ascii="Georgia" w:eastAsia="Georgia" w:hAnsi="Georgia" w:cs="Georgia"/>
-                <w:color w:val="333333"/>
-                <w:sz w:val="16"/>
-                <w:szCs w:val="16"/>
-              </w:rPr>
-              <w:t xml:space="preserve"> Baja</w:t>
-            </w:r>
-          </w:p>
-        </w:tc>
-      </w:tr>
-      <w:tr>
-        <w:tblPrEx>
-          <w:tblCellMar>
-            <w:top w:w="0" w:type="dxa"/>
-            <w:bottom w:w="0" w:type="dxa"/>
-          </w:tblCellMar>
-        </w:tblPrEx>
-        <w:tc>
-          <w:tcPr>
-            <w:tcW w:w="3650" w:type="dxa"/>
-            <w:tcBorders>
-              <w:top w:val="single" w:sz="4" w:space="0" w:color="AAAAAA"/>
-              <w:left w:val="single" w:sz="4" w:space="0" w:color="AAAAAA"/>
-              <w:bottom w:val="single" w:sz="4" w:space="0" w:color="AAAAAA"/>
-              <w:right w:val="single" w:sz="4" w:space="0" w:color="AAAAAA"/>
-            </w:tcBorders>
-            <w:shd w:val="clear" w:color="auto" w:fill="EBF3FB"/>
-            <w:tcMar>
-              <w:top w:w="60" w:type="dxa"/>
-              <w:left w:w="100" w:type="dxa"/>
-              <w:bottom w:w="60" w:type="dxa"/>
-              <w:right w:w="100" w:type="dxa"/>
-            </w:tcMar>
-            <w:vAlign w:val="center"/>
-          </w:tcPr>
-          <w:p>
-            <w:r>
-              <w:t xml:space="preserve"> </w:t>
-            </w:r>
-          </w:p>
-        </w:tc>
-        <w:tc>
-          <w:tcPr>
-            <w:tcW w:w="2200" w:type="dxa"/>
-            <w:tcBorders>
-              <w:top w:val="single" w:sz="4" w:space="0" w:color="AAAAAA"/>
-              <w:left w:val="single" w:sz="4" w:space="0" w:color="AAAAAA"/>
-              <w:bottom w:val="single" w:sz="4" w:space="0" w:color="AAAAAA"/>
-              <w:right w:val="single" w:sz="4" w:space="0" w:color="AAAAAA"/>
-            </w:tcBorders>
-            <w:shd w:val="clear" w:color="auto" w:fill="EBF3FB"/>
-            <w:tcMar>
-              <w:top w:w="60" w:type="dxa"/>
-              <w:left w:w="100" w:type="dxa"/>
-              <w:bottom w:w="60" w:type="dxa"/>
-              <w:right w:w="100" w:type="dxa"/>
-            </w:tcMar>
-            <w:vAlign w:val="center"/>
-          </w:tcPr>
-          <w:p>
-            <w:r>
-              <w:t xml:space="preserve"> </w:t>
-            </w:r>
-          </w:p>
-        </w:tc>
-        <w:tc>
-          <w:tcPr>
-            <w:tcW w:w="1500" w:type="dxa"/>
-            <w:tcBorders>
-              <w:top w:val="single" w:sz="4" w:space="0" w:color="AAAAAA"/>
-              <w:left w:val="single" w:sz="4" w:space="0" w:color="AAAAAA"/>
-              <w:bottom w:val="single" w:sz="4" w:space="0" w:color="AAAAAA"/>
-              <w:right w:val="single" w:sz="4" w:space="0" w:color="AAAAAA"/>
-            </w:tcBorders>
-            <w:shd w:val="clear" w:color="auto" w:fill="EBF3FB"/>
-            <w:tcMar>
-              <w:top w:w="60" w:type="dxa"/>
-              <w:left w:w="100" w:type="dxa"/>
-              <w:bottom w:w="60" w:type="dxa"/>
-              <w:right w:w="100" w:type="dxa"/>
-            </w:tcMar>
-            <w:vAlign w:val="center"/>
-          </w:tcPr>
-          <w:p>
-            <w:r>
-              <w:t xml:space="preserve"> </w:t>
-            </w:r>
-          </w:p>
-        </w:tc>
-        <w:tc>
-          <w:tcPr>
-            <w:tcW w:w="2000" w:type="dxa"/>
-            <w:tcBorders>
-              <w:top w:val="single" w:sz="4" w:space="0" w:color="AAAAAA"/>
-              <w:left w:val="single" w:sz="4" w:space="0" w:color="AAAAAA"/>
-              <w:bottom w:val="single" w:sz="4" w:space="0" w:color="AAAAAA"/>
-              <w:right w:val="single" w:sz="4" w:space="0" w:color="AAAAAA"/>
-            </w:tcBorders>
-            <w:shd w:val="clear" w:color="auto" w:fill="EBF3FB"/>
-            <w:tcMar>
-              <w:top w:w="60" w:type="dxa"/>
-              <w:left w:w="100" w:type="dxa"/>
-              <w:bottom w:w="60" w:type="dxa"/>
-              <w:right w:w="100" w:type="dxa"/>
-            </w:tcMar>
-            <w:vAlign w:val="center"/>
-          </w:tcPr>
-          <w:p>
-            <w:r>
-              <w:rPr>
-                <w:rFonts w:ascii="Georgia" w:eastAsia="Georgia" w:hAnsi="Georgia" w:cs="Georgia"/>
-                <w:color w:val="333333"/>
-                <w:sz w:val="16"/>
-                <w:szCs w:val="16"/>
-              </w:rPr>
-              <w:t>☐</w:t>
-            </w:r>
-            <w:r>
-              <w:rPr>
-                <w:rFonts w:ascii="Georgia" w:eastAsia="Georgia" w:hAnsi="Georgia" w:cs="Georgia"/>
-                <w:color w:val="333333"/>
-                <w:sz w:val="16"/>
-                <w:szCs w:val="16"/>
-              </w:rPr>
-              <w:t xml:space="preserve"> </w:t>
-            </w:r>
-            <w:proofErr w:type="gramStart"/>
-            <w:r>
-              <w:rPr>
-                <w:rFonts w:ascii="Georgia" w:eastAsia="Georgia" w:hAnsi="Georgia" w:cs="Georgia"/>
-                <w:color w:val="333333"/>
-                <w:sz w:val="16"/>
-                <w:szCs w:val="16"/>
-              </w:rPr>
-              <w:t>Alta  ☐</w:t>
-            </w:r>
-            <w:proofErr w:type="gramEnd"/>
-            <w:r>
-              <w:rPr>
-                <w:rFonts w:ascii="Georgia" w:eastAsia="Georgia" w:hAnsi="Georgia" w:cs="Georgia"/>
-                <w:color w:val="333333"/>
-                <w:sz w:val="16"/>
-                <w:szCs w:val="16"/>
-              </w:rPr>
-              <w:t xml:space="preserve"> </w:t>
-            </w:r>
-            <w:proofErr w:type="gramStart"/>
-            <w:r>
-              <w:rPr>
-                <w:rFonts w:ascii="Georgia" w:eastAsia="Georgia" w:hAnsi="Georgia" w:cs="Georgia"/>
-                <w:color w:val="333333"/>
-                <w:sz w:val="16"/>
-                <w:szCs w:val="16"/>
-              </w:rPr>
-              <w:t>Media  ☐</w:t>
-            </w:r>
-            <w:proofErr w:type="gramEnd"/>
-            <w:r>
-              <w:rPr>
-                <w:rFonts w:ascii="Georgia" w:eastAsia="Georgia" w:hAnsi="Georgia" w:cs="Georgia"/>
-                <w:color w:val="333333"/>
-                <w:sz w:val="16"/>
-                <w:szCs w:val="16"/>
-              </w:rPr>
-              <w:t xml:space="preserve"> Baja</w:t>
-            </w:r>
-          </w:p>
-        </w:tc>
-      </w:tr>
-      <w:tr>
-        <w:tblPrEx>
-          <w:tblCellMar>
-            <w:top w:w="0" w:type="dxa"/>
-            <w:bottom w:w="0" w:type="dxa"/>
-          </w:tblCellMar>
-        </w:tblPrEx>
-        <w:tc>
-          <w:tcPr>
-            <w:tcW w:w="3650" w:type="dxa"/>
-            <w:tcBorders>
-              <w:top w:val="single" w:sz="4" w:space="0" w:color="AAAAAA"/>
-              <w:left w:val="single" w:sz="4" w:space="0" w:color="AAAAAA"/>
-              <w:bottom w:val="single" w:sz="4" w:space="0" w:color="AAAAAA"/>
-              <w:right w:val="single" w:sz="4" w:space="0" w:color="AAAAAA"/>
-            </w:tcBorders>
-            <w:tcMar>
-              <w:top w:w="60" w:type="dxa"/>
-              <w:left w:w="100" w:type="dxa"/>
-              <w:bottom w:w="60" w:type="dxa"/>
-              <w:right w:w="100" w:type="dxa"/>
-            </w:tcMar>
-            <w:vAlign w:val="center"/>
-          </w:tcPr>
-          <w:p>
-            <w:r>
-              <w:t xml:space="preserve"> </w:t>
-            </w:r>
-          </w:p>
-        </w:tc>
-        <w:tc>
-          <w:tcPr>
-            <w:tcW w:w="2200" w:type="dxa"/>
-            <w:tcBorders>
-              <w:top w:val="single" w:sz="4" w:space="0" w:color="AAAAAA"/>
-              <w:left w:val="single" w:sz="4" w:space="0" w:color="AAAAAA"/>
-              <w:bottom w:val="single" w:sz="4" w:space="0" w:color="AAAAAA"/>
-              <w:right w:val="single" w:sz="4" w:space="0" w:color="AAAAAA"/>
-            </w:tcBorders>
-            <w:tcMar>
-              <w:top w:w="60" w:type="dxa"/>
-              <w:left w:w="100" w:type="dxa"/>
-              <w:bottom w:w="60" w:type="dxa"/>
-              <w:right w:w="100" w:type="dxa"/>
-            </w:tcMar>
-            <w:vAlign w:val="center"/>
-          </w:tcPr>
-          <w:p>
-            <w:r>
-              <w:t xml:space="preserve"> </w:t>
-            </w:r>
-          </w:p>
-        </w:tc>
-        <w:tc>
-          <w:tcPr>
-            <w:tcW w:w="1500" w:type="dxa"/>
-            <w:tcBorders>
-              <w:top w:val="single" w:sz="4" w:space="0" w:color="AAAAAA"/>
-              <w:left w:val="single" w:sz="4" w:space="0" w:color="AAAAAA"/>
-              <w:bottom w:val="single" w:sz="4" w:space="0" w:color="AAAAAA"/>
-              <w:right w:val="single" w:sz="4" w:space="0" w:color="AAAAAA"/>
-            </w:tcBorders>
-            <w:tcMar>
-              <w:top w:w="60" w:type="dxa"/>
-              <w:left w:w="100" w:type="dxa"/>
-              <w:bottom w:w="60" w:type="dxa"/>
-              <w:right w:w="100" w:type="dxa"/>
-            </w:tcMar>
-            <w:vAlign w:val="center"/>
-          </w:tcPr>
-          <w:p>
-            <w:r>
-              <w:t xml:space="preserve"> </w:t>
-            </w:r>
-          </w:p>
-        </w:tc>
-        <w:tc>
-          <w:tcPr>
-            <w:tcW w:w="2000" w:type="dxa"/>
-            <w:tcBorders>
-              <w:top w:val="single" w:sz="4" w:space="0" w:color="AAAAAA"/>
-              <w:left w:val="single" w:sz="4" w:space="0" w:color="AAAAAA"/>
-              <w:bottom w:val="single" w:sz="4" w:space="0" w:color="AAAAAA"/>
-              <w:right w:val="single" w:sz="4" w:space="0" w:color="AAAAAA"/>
-            </w:tcBorders>
-            <w:tcMar>
-              <w:top w:w="60" w:type="dxa"/>
-              <w:left w:w="100" w:type="dxa"/>
-              <w:bottom w:w="60" w:type="dxa"/>
-              <w:right w:w="100" w:type="dxa"/>
-            </w:tcMar>
-            <w:vAlign w:val="center"/>
-          </w:tcPr>
-          <w:p>
-            <w:r>
-              <w:rPr>
-                <w:rFonts w:ascii="Georgia" w:eastAsia="Georgia" w:hAnsi="Georgia" w:cs="Georgia"/>
-                <w:color w:val="333333"/>
-                <w:sz w:val="16"/>
-                <w:szCs w:val="16"/>
-              </w:rPr>
-              <w:t>☐</w:t>
-            </w:r>
-            <w:r>
-              <w:rPr>
-                <w:rFonts w:ascii="Georgia" w:eastAsia="Georgia" w:hAnsi="Georgia" w:cs="Georgia"/>
-                <w:color w:val="333333"/>
-                <w:sz w:val="16"/>
-                <w:szCs w:val="16"/>
-              </w:rPr>
-              <w:t xml:space="preserve"> </w:t>
-            </w:r>
-            <w:proofErr w:type="gramStart"/>
-            <w:r>
-              <w:rPr>
-                <w:rFonts w:ascii="Georgia" w:eastAsia="Georgia" w:hAnsi="Georgia" w:cs="Georgia"/>
-                <w:color w:val="333333"/>
-                <w:sz w:val="16"/>
-                <w:szCs w:val="16"/>
-              </w:rPr>
-              <w:t>Alta  ☐</w:t>
-            </w:r>
-            <w:proofErr w:type="gramEnd"/>
-            <w:r>
-              <w:rPr>
-                <w:rFonts w:ascii="Georgia" w:eastAsia="Georgia" w:hAnsi="Georgia" w:cs="Georgia"/>
-                <w:color w:val="333333"/>
-                <w:sz w:val="16"/>
-                <w:szCs w:val="16"/>
-              </w:rPr>
-              <w:t xml:space="preserve"> </w:t>
-            </w:r>
-            <w:proofErr w:type="gramStart"/>
-            <w:r>
-              <w:rPr>
-                <w:rFonts w:ascii="Georgia" w:eastAsia="Georgia" w:hAnsi="Georgia" w:cs="Georgia"/>
-                <w:color w:val="333333"/>
-                <w:sz w:val="16"/>
-                <w:szCs w:val="16"/>
-              </w:rPr>
-              <w:t>Media  ☐</w:t>
-            </w:r>
-            <w:proofErr w:type="gramEnd"/>
-            <w:r>
-              <w:rPr>
-                <w:rFonts w:ascii="Georgia" w:eastAsia="Georgia" w:hAnsi="Georgia" w:cs="Georgia"/>
-                <w:color w:val="333333"/>
-                <w:sz w:val="16"/>
-                <w:szCs w:val="16"/>
-              </w:rPr>
-              <w:t xml:space="preserve"> Baja</w:t>
-            </w:r>
-          </w:p>
-        </w:tc>
-      </w:tr>
-      <w:tr>
-        <w:tblPrEx>
-          <w:tblCellMar>
-            <w:top w:w="0" w:type="dxa"/>
-            <w:bottom w:w="0" w:type="dxa"/>
-          </w:tblCellMar>
-        </w:tblPrEx>
-        <w:tc>
-          <w:tcPr>
-            <w:tcW w:w="3650" w:type="dxa"/>
-            <w:tcBorders>
-              <w:top w:val="single" w:sz="4" w:space="0" w:color="AAAAAA"/>
-              <w:left w:val="single" w:sz="4" w:space="0" w:color="AAAAAA"/>
-              <w:bottom w:val="single" w:sz="4" w:space="0" w:color="AAAAAA"/>
-              <w:right w:val="single" w:sz="4" w:space="0" w:color="AAAAAA"/>
-            </w:tcBorders>
-            <w:shd w:val="clear" w:color="auto" w:fill="EBF3FB"/>
-            <w:tcMar>
-              <w:top w:w="60" w:type="dxa"/>
-              <w:left w:w="100" w:type="dxa"/>
-              <w:bottom w:w="60" w:type="dxa"/>
-              <w:right w:w="100" w:type="dxa"/>
-            </w:tcMar>
-            <w:vAlign w:val="center"/>
-          </w:tcPr>
-          <w:p>
-            <w:r>
-              <w:t xml:space="preserve"> </w:t>
-            </w:r>
-          </w:p>
-        </w:tc>
-        <w:tc>
-          <w:tcPr>
-            <w:tcW w:w="2200" w:type="dxa"/>
-            <w:tcBorders>
-              <w:top w:val="single" w:sz="4" w:space="0" w:color="AAAAAA"/>
-              <w:left w:val="single" w:sz="4" w:space="0" w:color="AAAAAA"/>
-              <w:bottom w:val="single" w:sz="4" w:space="0" w:color="AAAAAA"/>
-              <w:right w:val="single" w:sz="4" w:space="0" w:color="AAAAAA"/>
-            </w:tcBorders>
-            <w:shd w:val="clear" w:color="auto" w:fill="EBF3FB"/>
-            <w:tcMar>
-              <w:top w:w="60" w:type="dxa"/>
-              <w:left w:w="100" w:type="dxa"/>
-              <w:bottom w:w="60" w:type="dxa"/>
-              <w:right w:w="100" w:type="dxa"/>
-            </w:tcMar>
-            <w:vAlign w:val="center"/>
-          </w:tcPr>
-          <w:p>
-            <w:r>
-              <w:t xml:space="preserve"> </w:t>
-            </w:r>
-          </w:p>
-        </w:tc>
-        <w:tc>
-          <w:tcPr>
-            <w:tcW w:w="1500" w:type="dxa"/>
-            <w:tcBorders>
-              <w:top w:val="single" w:sz="4" w:space="0" w:color="AAAAAA"/>
-              <w:left w:val="single" w:sz="4" w:space="0" w:color="AAAAAA"/>
-              <w:bottom w:val="single" w:sz="4" w:space="0" w:color="AAAAAA"/>
-              <w:right w:val="single" w:sz="4" w:space="0" w:color="AAAAAA"/>
-            </w:tcBorders>
-            <w:shd w:val="clear" w:color="auto" w:fill="EBF3FB"/>
-            <w:tcMar>
-              <w:top w:w="60" w:type="dxa"/>
-              <w:left w:w="100" w:type="dxa"/>
-              <w:bottom w:w="60" w:type="dxa"/>
-              <w:right w:w="100" w:type="dxa"/>
-            </w:tcMar>
-            <w:vAlign w:val="center"/>
-          </w:tcPr>
-          <w:p>
-            <w:r>
-              <w:t xml:space="preserve"> </w:t>
-            </w:r>
-          </w:p>
-        </w:tc>
-        <w:tc>
-          <w:tcPr>
-            <w:tcW w:w="2000" w:type="dxa"/>
-            <w:tcBorders>
-              <w:top w:val="single" w:sz="4" w:space="0" w:color="AAAAAA"/>
-              <w:left w:val="single" w:sz="4" w:space="0" w:color="AAAAAA"/>
-              <w:bottom w:val="single" w:sz="4" w:space="0" w:color="AAAAAA"/>
-              <w:right w:val="single" w:sz="4" w:space="0" w:color="AAAAAA"/>
-            </w:tcBorders>
-            <w:shd w:val="clear" w:color="auto" w:fill="EBF3FB"/>
-            <w:tcMar>
-              <w:top w:w="60" w:type="dxa"/>
-              <w:left w:w="100" w:type="dxa"/>
-              <w:bottom w:w="60" w:type="dxa"/>
-              <w:right w:w="100" w:type="dxa"/>
-            </w:tcMar>
-            <w:vAlign w:val="center"/>
-          </w:tcPr>
-          <w:p>
-            <w:r>
-              <w:rPr>
-                <w:rFonts w:ascii="Georgia" w:eastAsia="Georgia" w:hAnsi="Georgia" w:cs="Georgia"/>
-                <w:color w:val="333333"/>
-                <w:sz w:val="16"/>
-                <w:szCs w:val="16"/>
-              </w:rPr>
-              <w:t>☐</w:t>
-            </w:r>
-            <w:r>
-              <w:rPr>
-                <w:rFonts w:ascii="Georgia" w:eastAsia="Georgia" w:hAnsi="Georgia" w:cs="Georgia"/>
-                <w:color w:val="333333"/>
-                <w:sz w:val="16"/>
-                <w:szCs w:val="16"/>
-              </w:rPr>
-              <w:t xml:space="preserve"> </w:t>
-            </w:r>
-            <w:proofErr w:type="gramStart"/>
-            <w:r>
-              <w:rPr>
-                <w:rFonts w:ascii="Georgia" w:eastAsia="Georgia" w:hAnsi="Georgia" w:cs="Georgia"/>
-                <w:color w:val="333333"/>
-                <w:sz w:val="16"/>
-                <w:szCs w:val="16"/>
-              </w:rPr>
-              <w:t>Alta  ☐</w:t>
-            </w:r>
-            <w:proofErr w:type="gramEnd"/>
-            <w:r>
-              <w:rPr>
-                <w:rFonts w:ascii="Georgia" w:eastAsia="Georgia" w:hAnsi="Georgia" w:cs="Georgia"/>
-                <w:color w:val="333333"/>
-                <w:sz w:val="16"/>
-                <w:szCs w:val="16"/>
-              </w:rPr>
-              <w:t xml:space="preserve"> </w:t>
-            </w:r>
-            <w:proofErr w:type="gramStart"/>
-            <w:r>
-              <w:rPr>
-                <w:rFonts w:ascii="Georgia" w:eastAsia="Georgia" w:hAnsi="Georgia" w:cs="Georgia"/>
-                <w:color w:val="333333"/>
-                <w:sz w:val="16"/>
-                <w:szCs w:val="16"/>
-              </w:rPr>
-              <w:t>Media  ☐</w:t>
-            </w:r>
-            <w:proofErr w:type="gramEnd"/>
-            <w:r>
-              <w:rPr>
-                <w:rFonts w:ascii="Georgia" w:eastAsia="Georgia" w:hAnsi="Georgia" w:cs="Georgia"/>
-                <w:color w:val="333333"/>
-                <w:sz w:val="16"/>
-                <w:szCs w:val="16"/>
-              </w:rPr>
-              <w:t xml:space="preserve"> Baja</w:t>
-            </w:r>
-          </w:p>
-        </w:tc>
-      </w:tr>
-      <w:tr>
-        <w:tblPrEx>
-          <w:tblCellMar>
-            <w:top w:w="0" w:type="dxa"/>
-            <w:bottom w:w="0" w:type="dxa"/>
-          </w:tblCellMar>
-        </w:tblPrEx>
-        <w:tc>
-          <w:tcPr>
-            <w:tcW w:w="3650" w:type="dxa"/>
-            <w:tcBorders>
-              <w:top w:val="single" w:sz="4" w:space="0" w:color="AAAAAA"/>
-              <w:left w:val="single" w:sz="4" w:space="0" w:color="AAAAAA"/>
-              <w:bottom w:val="single" w:sz="4" w:space="0" w:color="AAAAAA"/>
-              <w:right w:val="single" w:sz="4" w:space="0" w:color="AAAAAA"/>
-            </w:tcBorders>
-            <w:tcMar>
-              <w:top w:w="60" w:type="dxa"/>
-              <w:left w:w="100" w:type="dxa"/>
-              <w:bottom w:w="60" w:type="dxa"/>
-              <w:right w:w="100" w:type="dxa"/>
-            </w:tcMar>
-            <w:vAlign w:val="center"/>
-          </w:tcPr>
-          <w:p>
-            <w:r>
-              <w:t xml:space="preserve"> </w:t>
-            </w:r>
-          </w:p>
-        </w:tc>
-        <w:tc>
-          <w:tcPr>
-            <w:tcW w:w="2200" w:type="dxa"/>
-            <w:tcBorders>
-              <w:top w:val="single" w:sz="4" w:space="0" w:color="AAAAAA"/>
-              <w:left w:val="single" w:sz="4" w:space="0" w:color="AAAAAA"/>
-              <w:bottom w:val="single" w:sz="4" w:space="0" w:color="AAAAAA"/>
-              <w:right w:val="single" w:sz="4" w:space="0" w:color="AAAAAA"/>
-            </w:tcBorders>
-            <w:tcMar>
-              <w:top w:w="60" w:type="dxa"/>
-              <w:left w:w="100" w:type="dxa"/>
-              <w:bottom w:w="60" w:type="dxa"/>
-              <w:right w:w="100" w:type="dxa"/>
-            </w:tcMar>
-            <w:vAlign w:val="center"/>
-          </w:tcPr>
-          <w:p>
-            <w:r>
-              <w:t xml:space="preserve"> </w:t>
-            </w:r>
-          </w:p>
-        </w:tc>
-        <w:tc>
-          <w:tcPr>
-            <w:tcW w:w="1500" w:type="dxa"/>
-            <w:tcBorders>
-              <w:top w:val="single" w:sz="4" w:space="0" w:color="AAAAAA"/>
-              <w:left w:val="single" w:sz="4" w:space="0" w:color="AAAAAA"/>
-              <w:bottom w:val="single" w:sz="4" w:space="0" w:color="AAAAAA"/>
-              <w:right w:val="single" w:sz="4" w:space="0" w:color="AAAAAA"/>
-            </w:tcBorders>
-            <w:tcMar>
-              <w:top w:w="60" w:type="dxa"/>
-              <w:left w:w="100" w:type="dxa"/>
-              <w:bottom w:w="60" w:type="dxa"/>
-              <w:right w:w="100" w:type="dxa"/>
-            </w:tcMar>
-            <w:vAlign w:val="center"/>
-          </w:tcPr>
-          <w:p>
-            <w:r>
-              <w:t xml:space="preserve"> </w:t>
-            </w:r>
-          </w:p>
-        </w:tc>
-        <w:tc>
-          <w:tcPr>
-            <w:tcW w:w="2000" w:type="dxa"/>
-            <w:tcBorders>
-              <w:top w:val="single" w:sz="4" w:space="0" w:color="AAAAAA"/>
-              <w:left w:val="single" w:sz="4" w:space="0" w:color="AAAAAA"/>
-              <w:bottom w:val="single" w:sz="4" w:space="0" w:color="AAAAAA"/>
-              <w:right w:val="single" w:sz="4" w:space="0" w:color="AAAAAA"/>
-            </w:tcBorders>
-            <w:tcMar>
-              <w:top w:w="60" w:type="dxa"/>
-              <w:left w:w="100" w:type="dxa"/>
-              <w:bottom w:w="60" w:type="dxa"/>
-              <w:right w:w="100" w:type="dxa"/>
-            </w:tcMar>
-            <w:vAlign w:val="center"/>
-          </w:tcPr>
-          <w:p>
-            <w:r>
-              <w:rPr>
-                <w:rFonts w:ascii="Georgia" w:eastAsia="Georgia" w:hAnsi="Georgia" w:cs="Georgia"/>
-                <w:color w:val="333333"/>
-                <w:sz w:val="16"/>
-                <w:szCs w:val="16"/>
-              </w:rPr>
-              <w:t>☐</w:t>
-            </w:r>
-            <w:r>
-              <w:rPr>
-                <w:rFonts w:ascii="Georgia" w:eastAsia="Georgia" w:hAnsi="Georgia" w:cs="Georgia"/>
-                <w:color w:val="333333"/>
-                <w:sz w:val="16"/>
-                <w:szCs w:val="16"/>
-              </w:rPr>
-              <w:t xml:space="preserve"> </w:t>
-            </w:r>
-            <w:proofErr w:type="gramStart"/>
-            <w:r>
-              <w:rPr>
-                <w:rFonts w:ascii="Georgia" w:eastAsia="Georgia" w:hAnsi="Georgia" w:cs="Georgia"/>
-                <w:color w:val="333333"/>
-                <w:sz w:val="16"/>
-                <w:szCs w:val="16"/>
-              </w:rPr>
-              <w:t>Alta  ☐</w:t>
-            </w:r>
-            <w:proofErr w:type="gramEnd"/>
-            <w:r>
-              <w:rPr>
-                <w:rFonts w:ascii="Georgia" w:eastAsia="Georgia" w:hAnsi="Georgia" w:cs="Georgia"/>
-                <w:color w:val="333333"/>
-                <w:sz w:val="16"/>
-                <w:szCs w:val="16"/>
-              </w:rPr>
-              <w:t xml:space="preserve"> </w:t>
-            </w:r>
-            <w:proofErr w:type="gramStart"/>
-            <w:r>
-              <w:rPr>
-                <w:rFonts w:ascii="Georgia" w:eastAsia="Georgia" w:hAnsi="Georgia" w:cs="Georgia"/>
-                <w:color w:val="333333"/>
-                <w:sz w:val="16"/>
-                <w:szCs w:val="16"/>
-              </w:rPr>
-              <w:t>Media  ☐</w:t>
-            </w:r>
-            <w:proofErr w:type="gramEnd"/>
-            <w:r>
-              <w:rPr>
-                <w:rFonts w:ascii="Georgia" w:eastAsia="Georgia" w:hAnsi="Georgia" w:cs="Georgia"/>
-                <w:color w:val="333333"/>
-                <w:sz w:val="16"/>
-                <w:szCs w:val="16"/>
-              </w:rPr>
-              <w:t xml:space="preserve"> Baja</w:t>
-            </w:r>
-          </w:p>
-        </w:tc>
-      </w:tr>
-      <w:tr>
-        <w:tblPrEx>
-          <w:tblCellMar>
-            <w:top w:w="0" w:type="dxa"/>
-            <w:bottom w:w="0" w:type="dxa"/>
-          </w:tblCellMar>
-        </w:tblPrEx>
-        <w:tc>
-          <w:tcPr>
-            <w:tcW w:w="3650" w:type="dxa"/>
-            <w:tcBorders>
-              <w:top w:val="single" w:sz="4" w:space="0" w:color="AAAAAA"/>
-              <w:left w:val="single" w:sz="4" w:space="0" w:color="AAAAAA"/>
-              <w:bottom w:val="single" w:sz="4" w:space="0" w:color="AAAAAA"/>
-              <w:right w:val="single" w:sz="4" w:space="0" w:color="AAAAAA"/>
-            </w:tcBorders>
-            <w:shd w:val="clear" w:color="auto" w:fill="EBF3FB"/>
-            <w:tcMar>
-              <w:top w:w="60" w:type="dxa"/>
-              <w:left w:w="100" w:type="dxa"/>
-              <w:bottom w:w="60" w:type="dxa"/>
-              <w:right w:w="100" w:type="dxa"/>
-            </w:tcMar>
-            <w:vAlign w:val="center"/>
-          </w:tcPr>
-          <w:p>
-            <w:r>
-              <w:t xml:space="preserve"> </w:t>
-            </w:r>
-          </w:p>
-        </w:tc>
-        <w:tc>
-          <w:tcPr>
-            <w:tcW w:w="2200" w:type="dxa"/>
-            <w:tcBorders>
-              <w:top w:val="single" w:sz="4" w:space="0" w:color="AAAAAA"/>
-              <w:left w:val="single" w:sz="4" w:space="0" w:color="AAAAAA"/>
-              <w:bottom w:val="single" w:sz="4" w:space="0" w:color="AAAAAA"/>
-              <w:right w:val="single" w:sz="4" w:space="0" w:color="AAAAAA"/>
-            </w:tcBorders>
-            <w:shd w:val="clear" w:color="auto" w:fill="EBF3FB"/>
-            <w:tcMar>
-              <w:top w:w="60" w:type="dxa"/>
-              <w:left w:w="100" w:type="dxa"/>
-              <w:bottom w:w="60" w:type="dxa"/>
-              <w:right w:w="100" w:type="dxa"/>
-            </w:tcMar>
-            <w:vAlign w:val="center"/>
-          </w:tcPr>
-          <w:p>
-            <w:r>
-              <w:t xml:space="preserve"> </w:t>
-            </w:r>
-          </w:p>
-        </w:tc>
-        <w:tc>
-          <w:tcPr>
-            <w:tcW w:w="1500" w:type="dxa"/>
-            <w:tcBorders>
-              <w:top w:val="single" w:sz="4" w:space="0" w:color="AAAAAA"/>
-              <w:left w:val="single" w:sz="4" w:space="0" w:color="AAAAAA"/>
-              <w:bottom w:val="single" w:sz="4" w:space="0" w:color="AAAAAA"/>
-              <w:right w:val="single" w:sz="4" w:space="0" w:color="AAAAAA"/>
-            </w:tcBorders>
-            <w:shd w:val="clear" w:color="auto" w:fill="EBF3FB"/>
-            <w:tcMar>
-              <w:top w:w="60" w:type="dxa"/>
-              <w:left w:w="100" w:type="dxa"/>
-              <w:bottom w:w="60" w:type="dxa"/>
-              <w:right w:w="100" w:type="dxa"/>
-            </w:tcMar>
-            <w:vAlign w:val="center"/>
-          </w:tcPr>
-          <w:p>
-            <w:r>
-              <w:t xml:space="preserve"> </w:t>
-            </w:r>
-          </w:p>
-        </w:tc>
-        <w:tc>
-          <w:tcPr>
-            <w:tcW w:w="2000" w:type="dxa"/>
-            <w:tcBorders>
-              <w:top w:val="single" w:sz="4" w:space="0" w:color="AAAAAA"/>
-              <w:left w:val="single" w:sz="4" w:space="0" w:color="AAAAAA"/>
-              <w:bottom w:val="single" w:sz="4" w:space="0" w:color="AAAAAA"/>
-              <w:right w:val="single" w:sz="4" w:space="0" w:color="AAAAAA"/>
-            </w:tcBorders>
-            <w:shd w:val="clear" w:color="auto" w:fill="EBF3FB"/>
-            <w:tcMar>
-              <w:top w:w="60" w:type="dxa"/>
-              <w:left w:w="100" w:type="dxa"/>
-              <w:bottom w:w="60" w:type="dxa"/>
-              <w:right w:w="100" w:type="dxa"/>
-            </w:tcMar>
-            <w:vAlign w:val="center"/>
-          </w:tcPr>
-          <w:p>
-            <w:r>
-              <w:rPr>
-                <w:rFonts w:ascii="Georgia" w:eastAsia="Georgia" w:hAnsi="Georgia" w:cs="Georgia"/>
-                <w:color w:val="333333"/>
-                <w:sz w:val="16"/>
-                <w:szCs w:val="16"/>
-              </w:rPr>
-              <w:t>☐</w:t>
-            </w:r>
-            <w:r>
-              <w:rPr>
-                <w:rFonts w:ascii="Georgia" w:eastAsia="Georgia" w:hAnsi="Georgia" w:cs="Georgia"/>
-                <w:color w:val="333333"/>
-                <w:sz w:val="16"/>
-                <w:szCs w:val="16"/>
-              </w:rPr>
-              <w:t xml:space="preserve"> </w:t>
-            </w:r>
-            <w:proofErr w:type="gramStart"/>
-            <w:r>
-              <w:rPr>
-                <w:rFonts w:ascii="Georgia" w:eastAsia="Georgia" w:hAnsi="Georgia" w:cs="Georgia"/>
-                <w:color w:val="333333"/>
-                <w:sz w:val="16"/>
-                <w:szCs w:val="16"/>
-              </w:rPr>
-              <w:t>Alta  ☐</w:t>
-            </w:r>
-            <w:proofErr w:type="gramEnd"/>
-            <w:r>
-              <w:rPr>
-                <w:rFonts w:ascii="Georgia" w:eastAsia="Georgia" w:hAnsi="Georgia" w:cs="Georgia"/>
-                <w:color w:val="333333"/>
-                <w:sz w:val="16"/>
-                <w:szCs w:val="16"/>
-              </w:rPr>
-              <w:t xml:space="preserve"> </w:t>
-            </w:r>
-            <w:proofErr w:type="gramStart"/>
-            <w:r>
-              <w:rPr>
-                <w:rFonts w:ascii="Georgia" w:eastAsia="Georgia" w:hAnsi="Georgia" w:cs="Georgia"/>
-                <w:color w:val="333333"/>
-                <w:sz w:val="16"/>
-                <w:szCs w:val="16"/>
-              </w:rPr>
-              <w:t>Media  ☐</w:t>
-            </w:r>
-            <w:proofErr w:type="gramEnd"/>
-            <w:r>
-              <w:rPr>
-                <w:rFonts w:ascii="Georgia" w:eastAsia="Georgia" w:hAnsi="Georgia" w:cs="Georgia"/>
-                <w:color w:val="333333"/>
-                <w:sz w:val="16"/>
-                <w:szCs w:val="16"/>
-              </w:rPr>
-              <w:t xml:space="preserve"> Baja</w:t>
+              <w:t>☐ Alta  ☐ Media  ☐ Baja</w:t>
             </w:r>
           </w:p>
         </w:tc>
@@ -10602,12 +7877,6 @@
         <w:gridCol w:w="1850"/>
       </w:tblGrid>
       <w:tr>
-        <w:tblPrEx>
-          <w:tblCellMar>
-            <w:top w:w="0" w:type="dxa"/>
-            <w:bottom w:w="0" w:type="dxa"/>
-          </w:tblCellMar>
-        </w:tblPrEx>
         <w:tc>
           <w:tcPr>
             <w:tcW w:w="3800" w:type="dxa"/>
@@ -10665,8 +7934,29 @@
                 <w:bCs/>
                 <w:color w:val="FFFFFF"/>
               </w:rPr>
-              <w:t>✔</w:t>
-            </w:r>
+              <w:t>✔ Adecuado</w:t>
+            </w:r>
+          </w:p>
+        </w:tc>
+        <w:tc>
+          <w:tcPr>
+            <w:tcW w:w="1850" w:type="dxa"/>
+            <w:tcBorders>
+              <w:top w:val="single" w:sz="4" w:space="0" w:color="AAAAAA"/>
+              <w:left w:val="single" w:sz="4" w:space="0" w:color="AAAAAA"/>
+              <w:bottom w:val="single" w:sz="4" w:space="0" w:color="AAAAAA"/>
+              <w:right w:val="single" w:sz="4" w:space="0" w:color="AAAAAA"/>
+            </w:tcBorders>
+            <w:shd w:val="clear" w:color="auto" w:fill="185FA5"/>
+            <w:tcMar>
+              <w:top w:w="60" w:type="dxa"/>
+              <w:left w:w="100" w:type="dxa"/>
+              <w:bottom w:w="60" w:type="dxa"/>
+              <w:right w:w="100" w:type="dxa"/>
+            </w:tcMar>
+            <w:vAlign w:val="center"/>
+          </w:tcPr>
+          <w:p>
             <w:r>
               <w:rPr>
                 <w:rFonts w:ascii="Calibri" w:eastAsia="Calibri" w:hAnsi="Calibri" w:cs="Calibri"/>
@@ -10674,7 +7964,7 @@
                 <w:bCs/>
                 <w:color w:val="FFFFFF"/>
               </w:rPr>
-              <w:t xml:space="preserve"> Adecuado</w:t>
+              <w:t>⚠ Mejorable</w:t>
             </w:r>
           </w:p>
         </w:tc>
@@ -10704,66 +7994,12 @@
                 <w:bCs/>
                 <w:color w:val="FFFFFF"/>
               </w:rPr>
-              <w:t>⚠</w:t>
-            </w:r>
-            <w:r>
-              <w:rPr>
-                <w:rFonts w:ascii="Calibri" w:eastAsia="Calibri" w:hAnsi="Calibri" w:cs="Calibri"/>
-                <w:b/>
-                <w:bCs/>
-                <w:color w:val="FFFFFF"/>
-              </w:rPr>
-              <w:t xml:space="preserve"> Mejorable</w:t>
-            </w:r>
-          </w:p>
-        </w:tc>
-        <w:tc>
-          <w:tcPr>
-            <w:tcW w:w="1850" w:type="dxa"/>
-            <w:tcBorders>
-              <w:top w:val="single" w:sz="4" w:space="0" w:color="AAAAAA"/>
-              <w:left w:val="single" w:sz="4" w:space="0" w:color="AAAAAA"/>
-              <w:bottom w:val="single" w:sz="4" w:space="0" w:color="AAAAAA"/>
-              <w:right w:val="single" w:sz="4" w:space="0" w:color="AAAAAA"/>
-            </w:tcBorders>
-            <w:shd w:val="clear" w:color="auto" w:fill="185FA5"/>
-            <w:tcMar>
-              <w:top w:w="60" w:type="dxa"/>
-              <w:left w:w="100" w:type="dxa"/>
-              <w:bottom w:w="60" w:type="dxa"/>
-              <w:right w:w="100" w:type="dxa"/>
-            </w:tcMar>
-            <w:vAlign w:val="center"/>
-          </w:tcPr>
-          <w:p>
-            <w:r>
-              <w:rPr>
-                <w:rFonts w:ascii="Calibri" w:eastAsia="Calibri" w:hAnsi="Calibri" w:cs="Calibri"/>
-                <w:b/>
-                <w:bCs/>
-                <w:color w:val="FFFFFF"/>
-              </w:rPr>
-              <w:t>✘</w:t>
-            </w:r>
-            <w:r>
-              <w:rPr>
-                <w:rFonts w:ascii="Calibri" w:eastAsia="Calibri" w:hAnsi="Calibri" w:cs="Calibri"/>
-                <w:b/>
-                <w:bCs/>
-                <w:color w:val="FFFFFF"/>
-              </w:rPr>
-              <w:t xml:space="preserve"> Insuficiente</w:t>
+              <w:t>✘ Insuficiente</w:t>
             </w:r>
           </w:p>
         </w:tc>
       </w:tr>
       <w:tr>
-        <w:tblPrEx>
-          <w:tblCellMar>
-            <w:top w:w="0" w:type="dxa"/>
-            <w:bottom w:w="0" w:type="dxa"/>
-          </w:tblCellMar>
-        </w:tblPrEx>
         <w:tc>
           <w:tcPr>
             <w:tcW w:w="3800" w:type="dxa"/>
@@ -10891,12 +8127,6 @@
         </w:tc>
       </w:tr>
       <w:tr>
-        <w:tblPrEx>
-          <w:tblCellMar>
-            <w:top w:w="0" w:type="dxa"/>
-            <w:bottom w:w="0" w:type="dxa"/>
-          </w:tblCellMar>
-        </w:tblPrEx>
         <w:tc>
           <w:tcPr>
             <w:tcW w:w="3800" w:type="dxa"/>
@@ -11028,12 +8258,6 @@
         </w:tc>
       </w:tr>
       <w:tr>
-        <w:tblPrEx>
-          <w:tblCellMar>
-            <w:top w:w="0" w:type="dxa"/>
-            <w:bottom w:w="0" w:type="dxa"/>
-          </w:tblCellMar>
-        </w:tblPrEx>
         <w:tc>
           <w:tcPr>
             <w:tcW w:w="3800" w:type="dxa"/>
@@ -11161,12 +8385,6 @@
         </w:tc>
       </w:tr>
       <w:tr>
-        <w:tblPrEx>
-          <w:tblCellMar>
-            <w:top w:w="0" w:type="dxa"/>
-            <w:bottom w:w="0" w:type="dxa"/>
-          </w:tblCellMar>
-        </w:tblPrEx>
         <w:tc>
           <w:tcPr>
             <w:tcW w:w="3800" w:type="dxa"/>
@@ -11298,12 +8516,6 @@
         </w:tc>
       </w:tr>
       <w:tr>
-        <w:tblPrEx>
-          <w:tblCellMar>
-            <w:top w:w="0" w:type="dxa"/>
-            <w:bottom w:w="0" w:type="dxa"/>
-          </w:tblCellMar>
-        </w:tblPrEx>
         <w:tc>
           <w:tcPr>
             <w:tcW w:w="3800" w:type="dxa"/>
@@ -11431,12 +8643,6 @@
         </w:tc>
       </w:tr>
       <w:tr>
-        <w:tblPrEx>
-          <w:tblCellMar>
-            <w:top w:w="0" w:type="dxa"/>
-            <w:bottom w:w="0" w:type="dxa"/>
-          </w:tblCellMar>
-        </w:tblPrEx>
         <w:tc>
           <w:tcPr>
             <w:tcW w:w="3800" w:type="dxa"/>
@@ -11629,12 +8835,6 @@
         <w:gridCol w:w="1300"/>
       </w:tblGrid>
       <w:tr>
-        <w:tblPrEx>
-          <w:tblCellMar>
-            <w:top w:w="0" w:type="dxa"/>
-            <w:bottom w:w="0" w:type="dxa"/>
-          </w:tblCellMar>
-        </w:tblPrEx>
         <w:tc>
           <w:tcPr>
             <w:tcW w:w="450" w:type="dxa"/>
@@ -11817,12 +9017,6 @@
         </w:tc>
       </w:tr>
       <w:tr>
-        <w:tblPrEx>
-          <w:tblCellMar>
-            <w:top w:w="0" w:type="dxa"/>
-            <w:bottom w:w="0" w:type="dxa"/>
-          </w:tblCellMar>
-        </w:tblPrEx>
         <w:tc>
           <w:tcPr>
             <w:tcW w:w="450" w:type="dxa"/>
@@ -11947,56 +9141,7 @@
                 <w:sz w:val="15"/>
                 <w:szCs w:val="15"/>
               </w:rPr>
-              <w:t>☐</w:t>
-            </w:r>
-            <w:r>
-              <w:rPr>
-                <w:rFonts w:ascii="Georgia" w:eastAsia="Georgia" w:hAnsi="Georgia" w:cs="Georgia"/>
-                <w:color w:val="333333"/>
-                <w:sz w:val="15"/>
-                <w:szCs w:val="15"/>
-              </w:rPr>
-              <w:t xml:space="preserve"> </w:t>
-            </w:r>
-            <w:proofErr w:type="gramStart"/>
-            <w:r>
-              <w:rPr>
-                <w:rFonts w:ascii="Georgia" w:eastAsia="Georgia" w:hAnsi="Georgia" w:cs="Georgia"/>
-                <w:color w:val="333333"/>
-                <w:sz w:val="15"/>
-                <w:szCs w:val="15"/>
-              </w:rPr>
-              <w:t>Alta  ☐</w:t>
-            </w:r>
-            <w:proofErr w:type="gramEnd"/>
-            <w:r>
-              <w:rPr>
-                <w:rFonts w:ascii="Georgia" w:eastAsia="Georgia" w:hAnsi="Georgia" w:cs="Georgia"/>
-                <w:color w:val="333333"/>
-                <w:sz w:val="15"/>
-                <w:szCs w:val="15"/>
-              </w:rPr>
-              <w:t xml:space="preserve"> </w:t>
-            </w:r>
-            <w:proofErr w:type="gramStart"/>
-            <w:r>
-              <w:rPr>
-                <w:rFonts w:ascii="Georgia" w:eastAsia="Georgia" w:hAnsi="Georgia" w:cs="Georgia"/>
-                <w:color w:val="333333"/>
-                <w:sz w:val="15"/>
-                <w:szCs w:val="15"/>
-              </w:rPr>
-              <w:t>Media  ☐</w:t>
-            </w:r>
-            <w:proofErr w:type="gramEnd"/>
-            <w:r>
-              <w:rPr>
-                <w:rFonts w:ascii="Georgia" w:eastAsia="Georgia" w:hAnsi="Georgia" w:cs="Georgia"/>
-                <w:color w:val="333333"/>
-                <w:sz w:val="15"/>
-                <w:szCs w:val="15"/>
-              </w:rPr>
-              <w:t xml:space="preserve"> Baja</w:t>
+              <w:t>☐ Alta  ☐ Media  ☐ Baja</w:t>
             </w:r>
           </w:p>
         </w:tc>
@@ -12032,12 +9177,6 @@
         </w:tc>
       </w:tr>
       <w:tr>
-        <w:tblPrEx>
-          <w:tblCellMar>
-            <w:top w:w="0" w:type="dxa"/>
-            <w:bottom w:w="0" w:type="dxa"/>
-          </w:tblCellMar>
-        </w:tblPrEx>
         <w:tc>
           <w:tcPr>
             <w:tcW w:w="450" w:type="dxa"/>
@@ -12167,56 +9306,7 @@
                 <w:sz w:val="15"/>
                 <w:szCs w:val="15"/>
               </w:rPr>
-              <w:t>☐</w:t>
-            </w:r>
-            <w:r>
-              <w:rPr>
-                <w:rFonts w:ascii="Georgia" w:eastAsia="Georgia" w:hAnsi="Georgia" w:cs="Georgia"/>
-                <w:color w:val="333333"/>
-                <w:sz w:val="15"/>
-                <w:szCs w:val="15"/>
-              </w:rPr>
-              <w:t xml:space="preserve"> </w:t>
-            </w:r>
-            <w:proofErr w:type="gramStart"/>
-            <w:r>
-              <w:rPr>
-                <w:rFonts w:ascii="Georgia" w:eastAsia="Georgia" w:hAnsi="Georgia" w:cs="Georgia"/>
-                <w:color w:val="333333"/>
-                <w:sz w:val="15"/>
-                <w:szCs w:val="15"/>
-              </w:rPr>
-              <w:t>Alta  ☐</w:t>
-            </w:r>
-            <w:proofErr w:type="gramEnd"/>
-            <w:r>
-              <w:rPr>
-                <w:rFonts w:ascii="Georgia" w:eastAsia="Georgia" w:hAnsi="Georgia" w:cs="Georgia"/>
-                <w:color w:val="333333"/>
-                <w:sz w:val="15"/>
-                <w:szCs w:val="15"/>
-              </w:rPr>
-              <w:t xml:space="preserve"> </w:t>
-            </w:r>
-            <w:proofErr w:type="gramStart"/>
-            <w:r>
-              <w:rPr>
-                <w:rFonts w:ascii="Georgia" w:eastAsia="Georgia" w:hAnsi="Georgia" w:cs="Georgia"/>
-                <w:color w:val="333333"/>
-                <w:sz w:val="15"/>
-                <w:szCs w:val="15"/>
-              </w:rPr>
-              <w:t>Media  ☐</w:t>
-            </w:r>
-            <w:proofErr w:type="gramEnd"/>
-            <w:r>
-              <w:rPr>
-                <w:rFonts w:ascii="Georgia" w:eastAsia="Georgia" w:hAnsi="Georgia" w:cs="Georgia"/>
-                <w:color w:val="333333"/>
-                <w:sz w:val="15"/>
-                <w:szCs w:val="15"/>
-              </w:rPr>
-              <w:t xml:space="preserve"> Baja</w:t>
+              <w:t>☐ Alta  ☐ Media  ☐ Baja</w:t>
             </w:r>
           </w:p>
         </w:tc>
@@ -12253,12 +9343,6 @@
         </w:tc>
       </w:tr>
       <w:tr>
-        <w:tblPrEx>
-          <w:tblCellMar>
-            <w:top w:w="0" w:type="dxa"/>
-            <w:bottom w:w="0" w:type="dxa"/>
-          </w:tblCellMar>
-        </w:tblPrEx>
         <w:tc>
           <w:tcPr>
             <w:tcW w:w="450" w:type="dxa"/>
@@ -12383,56 +9467,7 @@
                 <w:sz w:val="15"/>
                 <w:szCs w:val="15"/>
               </w:rPr>
-              <w:t>☐</w:t>
-            </w:r>
-            <w:r>
-              <w:rPr>
-                <w:rFonts w:ascii="Georgia" w:eastAsia="Georgia" w:hAnsi="Georgia" w:cs="Georgia"/>
-                <w:color w:val="333333"/>
-                <w:sz w:val="15"/>
-                <w:szCs w:val="15"/>
-              </w:rPr>
-              <w:t xml:space="preserve"> </w:t>
-            </w:r>
-            <w:proofErr w:type="gramStart"/>
-            <w:r>
-              <w:rPr>
-                <w:rFonts w:ascii="Georgia" w:eastAsia="Georgia" w:hAnsi="Georgia" w:cs="Georgia"/>
-                <w:color w:val="333333"/>
-                <w:sz w:val="15"/>
-                <w:szCs w:val="15"/>
-              </w:rPr>
-              <w:t>Alta  ☐</w:t>
-            </w:r>
-            <w:proofErr w:type="gramEnd"/>
-            <w:r>
-              <w:rPr>
-                <w:rFonts w:ascii="Georgia" w:eastAsia="Georgia" w:hAnsi="Georgia" w:cs="Georgia"/>
-                <w:color w:val="333333"/>
-                <w:sz w:val="15"/>
-                <w:szCs w:val="15"/>
-              </w:rPr>
-              <w:t xml:space="preserve"> </w:t>
-            </w:r>
-            <w:proofErr w:type="gramStart"/>
-            <w:r>
-              <w:rPr>
-                <w:rFonts w:ascii="Georgia" w:eastAsia="Georgia" w:hAnsi="Georgia" w:cs="Georgia"/>
-                <w:color w:val="333333"/>
-                <w:sz w:val="15"/>
-                <w:szCs w:val="15"/>
-              </w:rPr>
-              <w:t>Media  ☐</w:t>
-            </w:r>
-            <w:proofErr w:type="gramEnd"/>
-            <w:r>
-              <w:rPr>
-                <w:rFonts w:ascii="Georgia" w:eastAsia="Georgia" w:hAnsi="Georgia" w:cs="Georgia"/>
-                <w:color w:val="333333"/>
-                <w:sz w:val="15"/>
-                <w:szCs w:val="15"/>
-              </w:rPr>
-              <w:t xml:space="preserve"> Baja</w:t>
+              <w:t>☐ Alta  ☐ Media  ☐ Baja</w:t>
             </w:r>
           </w:p>
         </w:tc>
@@ -12468,12 +9503,6 @@
         </w:tc>
       </w:tr>
       <w:tr>
-        <w:tblPrEx>
-          <w:tblCellMar>
-            <w:top w:w="0" w:type="dxa"/>
-            <w:bottom w:w="0" w:type="dxa"/>
-          </w:tblCellMar>
-        </w:tblPrEx>
         <w:tc>
           <w:tcPr>
             <w:tcW w:w="450" w:type="dxa"/>
@@ -12603,56 +9632,7 @@
                 <w:sz w:val="15"/>
                 <w:szCs w:val="15"/>
               </w:rPr>
-              <w:t>☐</w:t>
-            </w:r>
-            <w:r>
-              <w:rPr>
-                <w:rFonts w:ascii="Georgia" w:eastAsia="Georgia" w:hAnsi="Georgia" w:cs="Georgia"/>
-                <w:color w:val="333333"/>
-                <w:sz w:val="15"/>
-                <w:szCs w:val="15"/>
-              </w:rPr>
-              <w:t xml:space="preserve"> </w:t>
-            </w:r>
-            <w:proofErr w:type="gramStart"/>
-            <w:r>
-              <w:rPr>
-                <w:rFonts w:ascii="Georgia" w:eastAsia="Georgia" w:hAnsi="Georgia" w:cs="Georgia"/>
-                <w:color w:val="333333"/>
-                <w:sz w:val="15"/>
-                <w:szCs w:val="15"/>
-              </w:rPr>
-              <w:t>Alta  ☐</w:t>
-            </w:r>
-            <w:proofErr w:type="gramEnd"/>
-            <w:r>
-              <w:rPr>
-                <w:rFonts w:ascii="Georgia" w:eastAsia="Georgia" w:hAnsi="Georgia" w:cs="Georgia"/>
-                <w:color w:val="333333"/>
-                <w:sz w:val="15"/>
-                <w:szCs w:val="15"/>
-              </w:rPr>
-              <w:t xml:space="preserve"> </w:t>
-            </w:r>
-            <w:proofErr w:type="gramStart"/>
-            <w:r>
-              <w:rPr>
-                <w:rFonts w:ascii="Georgia" w:eastAsia="Georgia" w:hAnsi="Georgia" w:cs="Georgia"/>
-                <w:color w:val="333333"/>
-                <w:sz w:val="15"/>
-                <w:szCs w:val="15"/>
-              </w:rPr>
-              <w:t>Media  ☐</w:t>
-            </w:r>
-            <w:proofErr w:type="gramEnd"/>
-            <w:r>
-              <w:rPr>
-                <w:rFonts w:ascii="Georgia" w:eastAsia="Georgia" w:hAnsi="Georgia" w:cs="Georgia"/>
-                <w:color w:val="333333"/>
-                <w:sz w:val="15"/>
-                <w:szCs w:val="15"/>
-              </w:rPr>
-              <w:t xml:space="preserve"> Baja</w:t>
+              <w:t>☐ Alta  ☐ Media  ☐ Baja</w:t>
             </w:r>
           </w:p>
         </w:tc>
@@ -12689,12 +9669,6 @@
         </w:tc>
       </w:tr>
       <w:tr>
-        <w:tblPrEx>
-          <w:tblCellMar>
-            <w:top w:w="0" w:type="dxa"/>
-            <w:bottom w:w="0" w:type="dxa"/>
-          </w:tblCellMar>
-        </w:tblPrEx>
         <w:tc>
           <w:tcPr>
             <w:tcW w:w="450" w:type="dxa"/>
@@ -12819,56 +9793,7 @@
                 <w:sz w:val="15"/>
                 <w:szCs w:val="15"/>
               </w:rPr>
-              <w:t>☐</w:t>
-            </w:r>
-            <w:r>
-              <w:rPr>
-                <w:rFonts w:ascii="Georgia" w:eastAsia="Georgia" w:hAnsi="Georgia" w:cs="Georgia"/>
-                <w:color w:val="333333"/>
-                <w:sz w:val="15"/>
-                <w:szCs w:val="15"/>
-              </w:rPr>
-              <w:t xml:space="preserve"> </w:t>
-            </w:r>
-            <w:proofErr w:type="gramStart"/>
-            <w:r>
-              <w:rPr>
-                <w:rFonts w:ascii="Georgia" w:eastAsia="Georgia" w:hAnsi="Georgia" w:cs="Georgia"/>
-                <w:color w:val="333333"/>
-                <w:sz w:val="15"/>
-                <w:szCs w:val="15"/>
-              </w:rPr>
-              <w:t>Alta  ☐</w:t>
-            </w:r>
-            <w:proofErr w:type="gramEnd"/>
-            <w:r>
-              <w:rPr>
-                <w:rFonts w:ascii="Georgia" w:eastAsia="Georgia" w:hAnsi="Georgia" w:cs="Georgia"/>
-                <w:color w:val="333333"/>
-                <w:sz w:val="15"/>
-                <w:szCs w:val="15"/>
-              </w:rPr>
-              <w:t xml:space="preserve"> </w:t>
-            </w:r>
-            <w:proofErr w:type="gramStart"/>
-            <w:r>
-              <w:rPr>
-                <w:rFonts w:ascii="Georgia" w:eastAsia="Georgia" w:hAnsi="Georgia" w:cs="Georgia"/>
-                <w:color w:val="333333"/>
-                <w:sz w:val="15"/>
-                <w:szCs w:val="15"/>
-              </w:rPr>
-              <w:t>Media  ☐</w:t>
-            </w:r>
-            <w:proofErr w:type="gramEnd"/>
-            <w:r>
-              <w:rPr>
-                <w:rFonts w:ascii="Georgia" w:eastAsia="Georgia" w:hAnsi="Georgia" w:cs="Georgia"/>
-                <w:color w:val="333333"/>
-                <w:sz w:val="15"/>
-                <w:szCs w:val="15"/>
-              </w:rPr>
-              <w:t xml:space="preserve"> Baja</w:t>
+              <w:t>☐ Alta  ☐ Media  ☐ Baja</w:t>
             </w:r>
           </w:p>
         </w:tc>
@@ -12904,12 +9829,6 @@
         </w:tc>
       </w:tr>
       <w:tr>
-        <w:tblPrEx>
-          <w:tblCellMar>
-            <w:top w:w="0" w:type="dxa"/>
-            <w:bottom w:w="0" w:type="dxa"/>
-          </w:tblCellMar>
-        </w:tblPrEx>
         <w:tc>
           <w:tcPr>
             <w:tcW w:w="450" w:type="dxa"/>
@@ -13039,56 +9958,7 @@
                 <w:sz w:val="15"/>
                 <w:szCs w:val="15"/>
               </w:rPr>
-              <w:t>☐</w:t>
-            </w:r>
-            <w:r>
-              <w:rPr>
-                <w:rFonts w:ascii="Georgia" w:eastAsia="Georgia" w:hAnsi="Georgia" w:cs="Georgia"/>
-                <w:color w:val="333333"/>
-                <w:sz w:val="15"/>
-                <w:szCs w:val="15"/>
-              </w:rPr>
-              <w:t xml:space="preserve"> </w:t>
-            </w:r>
-            <w:proofErr w:type="gramStart"/>
-            <w:r>
-              <w:rPr>
-                <w:rFonts w:ascii="Georgia" w:eastAsia="Georgia" w:hAnsi="Georgia" w:cs="Georgia"/>
-                <w:color w:val="333333"/>
-                <w:sz w:val="15"/>
-                <w:szCs w:val="15"/>
-              </w:rPr>
-              <w:t>Alta  ☐</w:t>
-            </w:r>
-            <w:proofErr w:type="gramEnd"/>
-            <w:r>
-              <w:rPr>
-                <w:rFonts w:ascii="Georgia" w:eastAsia="Georgia" w:hAnsi="Georgia" w:cs="Georgia"/>
-                <w:color w:val="333333"/>
-                <w:sz w:val="15"/>
-                <w:szCs w:val="15"/>
-              </w:rPr>
-              <w:t xml:space="preserve"> </w:t>
-            </w:r>
-            <w:proofErr w:type="gramStart"/>
-            <w:r>
-              <w:rPr>
-                <w:rFonts w:ascii="Georgia" w:eastAsia="Georgia" w:hAnsi="Georgia" w:cs="Georgia"/>
-                <w:color w:val="333333"/>
-                <w:sz w:val="15"/>
-                <w:szCs w:val="15"/>
-              </w:rPr>
-              <w:t>Media  ☐</w:t>
-            </w:r>
-            <w:proofErr w:type="gramEnd"/>
-            <w:r>
-              <w:rPr>
-                <w:rFonts w:ascii="Georgia" w:eastAsia="Georgia" w:hAnsi="Georgia" w:cs="Georgia"/>
-                <w:color w:val="333333"/>
-                <w:sz w:val="15"/>
-                <w:szCs w:val="15"/>
-              </w:rPr>
-              <w:t xml:space="preserve"> Baja</w:t>
+              <w:t>☐ Alta  ☐ Media  ☐ Baja</w:t>
             </w:r>
           </w:p>
         </w:tc>
@@ -13125,12 +9995,6 @@
         </w:tc>
       </w:tr>
       <w:tr>
-        <w:tblPrEx>
-          <w:tblCellMar>
-            <w:top w:w="0" w:type="dxa"/>
-            <w:bottom w:w="0" w:type="dxa"/>
-          </w:tblCellMar>
-        </w:tblPrEx>
         <w:tc>
           <w:tcPr>
             <w:tcW w:w="450" w:type="dxa"/>
@@ -13255,56 +10119,7 @@
                 <w:sz w:val="15"/>
                 <w:szCs w:val="15"/>
               </w:rPr>
-              <w:t>☐</w:t>
-            </w:r>
-            <w:r>
-              <w:rPr>
-                <w:rFonts w:ascii="Georgia" w:eastAsia="Georgia" w:hAnsi="Georgia" w:cs="Georgia"/>
-                <w:color w:val="333333"/>
-                <w:sz w:val="15"/>
-                <w:szCs w:val="15"/>
-              </w:rPr>
-              <w:t xml:space="preserve"> </w:t>
-            </w:r>
-            <w:proofErr w:type="gramStart"/>
-            <w:r>
-              <w:rPr>
-                <w:rFonts w:ascii="Georgia" w:eastAsia="Georgia" w:hAnsi="Georgia" w:cs="Georgia"/>
-                <w:color w:val="333333"/>
-                <w:sz w:val="15"/>
-                <w:szCs w:val="15"/>
-              </w:rPr>
-              <w:t>Alta  ☐</w:t>
-            </w:r>
-            <w:proofErr w:type="gramEnd"/>
-            <w:r>
-              <w:rPr>
-                <w:rFonts w:ascii="Georgia" w:eastAsia="Georgia" w:hAnsi="Georgia" w:cs="Georgia"/>
-                <w:color w:val="333333"/>
-                <w:sz w:val="15"/>
-                <w:szCs w:val="15"/>
-              </w:rPr>
-              <w:t xml:space="preserve"> </w:t>
-            </w:r>
-            <w:proofErr w:type="gramStart"/>
-            <w:r>
-              <w:rPr>
-                <w:rFonts w:ascii="Georgia" w:eastAsia="Georgia" w:hAnsi="Georgia" w:cs="Georgia"/>
-                <w:color w:val="333333"/>
-                <w:sz w:val="15"/>
-                <w:szCs w:val="15"/>
-              </w:rPr>
-              <w:t>Media  ☐</w:t>
-            </w:r>
-            <w:proofErr w:type="gramEnd"/>
-            <w:r>
-              <w:rPr>
-                <w:rFonts w:ascii="Georgia" w:eastAsia="Georgia" w:hAnsi="Georgia" w:cs="Georgia"/>
-                <w:color w:val="333333"/>
-                <w:sz w:val="15"/>
-                <w:szCs w:val="15"/>
-              </w:rPr>
-              <w:t xml:space="preserve"> Baja</w:t>
+              <w:t>☐ Alta  ☐ Media  ☐ Baja</w:t>
             </w:r>
           </w:p>
         </w:tc>
@@ -13340,12 +10155,6 @@
         </w:tc>
       </w:tr>
       <w:tr>
-        <w:tblPrEx>
-          <w:tblCellMar>
-            <w:top w:w="0" w:type="dxa"/>
-            <w:bottom w:w="0" w:type="dxa"/>
-          </w:tblCellMar>
-        </w:tblPrEx>
         <w:tc>
           <w:tcPr>
             <w:tcW w:w="450" w:type="dxa"/>
@@ -13475,56 +10284,7 @@
                 <w:sz w:val="15"/>
                 <w:szCs w:val="15"/>
               </w:rPr>
-              <w:t>☐</w:t>
-            </w:r>
-            <w:r>
-              <w:rPr>
-                <w:rFonts w:ascii="Georgia" w:eastAsia="Georgia" w:hAnsi="Georgia" w:cs="Georgia"/>
-                <w:color w:val="333333"/>
-                <w:sz w:val="15"/>
-                <w:szCs w:val="15"/>
-              </w:rPr>
-              <w:t xml:space="preserve"> </w:t>
-            </w:r>
-            <w:proofErr w:type="gramStart"/>
-            <w:r>
-              <w:rPr>
-                <w:rFonts w:ascii="Georgia" w:eastAsia="Georgia" w:hAnsi="Georgia" w:cs="Georgia"/>
-                <w:color w:val="333333"/>
-                <w:sz w:val="15"/>
-                <w:szCs w:val="15"/>
-              </w:rPr>
-              <w:t>Alta  ☐</w:t>
-            </w:r>
-            <w:proofErr w:type="gramEnd"/>
-            <w:r>
-              <w:rPr>
-                <w:rFonts w:ascii="Georgia" w:eastAsia="Georgia" w:hAnsi="Georgia" w:cs="Georgia"/>
-                <w:color w:val="333333"/>
-                <w:sz w:val="15"/>
-                <w:szCs w:val="15"/>
-              </w:rPr>
-              <w:t xml:space="preserve"> </w:t>
-            </w:r>
-            <w:proofErr w:type="gramStart"/>
-            <w:r>
-              <w:rPr>
-                <w:rFonts w:ascii="Georgia" w:eastAsia="Georgia" w:hAnsi="Georgia" w:cs="Georgia"/>
-                <w:color w:val="333333"/>
-                <w:sz w:val="15"/>
-                <w:szCs w:val="15"/>
-              </w:rPr>
-              <w:t>Media  ☐</w:t>
-            </w:r>
-            <w:proofErr w:type="gramEnd"/>
-            <w:r>
-              <w:rPr>
-                <w:rFonts w:ascii="Georgia" w:eastAsia="Georgia" w:hAnsi="Georgia" w:cs="Georgia"/>
-                <w:color w:val="333333"/>
-                <w:sz w:val="15"/>
-                <w:szCs w:val="15"/>
-              </w:rPr>
-              <w:t xml:space="preserve"> Baja</w:t>
+              <w:t>☐ Alta  ☐ Media  ☐ Baja</w:t>
             </w:r>
           </w:p>
         </w:tc>
@@ -13561,12 +10321,6 @@
         </w:tc>
       </w:tr>
       <w:tr>
-        <w:tblPrEx>
-          <w:tblCellMar>
-            <w:top w:w="0" w:type="dxa"/>
-            <w:bottom w:w="0" w:type="dxa"/>
-          </w:tblCellMar>
-        </w:tblPrEx>
         <w:tc>
           <w:tcPr>
             <w:tcW w:w="450" w:type="dxa"/>
@@ -13691,56 +10445,7 @@
                 <w:sz w:val="15"/>
                 <w:szCs w:val="15"/>
               </w:rPr>
-              <w:t>☐</w:t>
-            </w:r>
-            <w:r>
-              <w:rPr>
-                <w:rFonts w:ascii="Georgia" w:eastAsia="Georgia" w:hAnsi="Georgia" w:cs="Georgia"/>
-                <w:color w:val="333333"/>
-                <w:sz w:val="15"/>
-                <w:szCs w:val="15"/>
-              </w:rPr>
-              <w:t xml:space="preserve"> </w:t>
-            </w:r>
-            <w:proofErr w:type="gramStart"/>
-            <w:r>
-              <w:rPr>
-                <w:rFonts w:ascii="Georgia" w:eastAsia="Georgia" w:hAnsi="Georgia" w:cs="Georgia"/>
-                <w:color w:val="333333"/>
-                <w:sz w:val="15"/>
-                <w:szCs w:val="15"/>
-              </w:rPr>
-              <w:t>Alta  ☐</w:t>
-            </w:r>
-            <w:proofErr w:type="gramEnd"/>
-            <w:r>
-              <w:rPr>
-                <w:rFonts w:ascii="Georgia" w:eastAsia="Georgia" w:hAnsi="Georgia" w:cs="Georgia"/>
-                <w:color w:val="333333"/>
-                <w:sz w:val="15"/>
-                <w:szCs w:val="15"/>
-              </w:rPr>
-              <w:t xml:space="preserve"> </w:t>
-            </w:r>
-            <w:proofErr w:type="gramStart"/>
-            <w:r>
-              <w:rPr>
-                <w:rFonts w:ascii="Georgia" w:eastAsia="Georgia" w:hAnsi="Georgia" w:cs="Georgia"/>
-                <w:color w:val="333333"/>
-                <w:sz w:val="15"/>
-                <w:szCs w:val="15"/>
-              </w:rPr>
-              <w:t>Media  ☐</w:t>
-            </w:r>
-            <w:proofErr w:type="gramEnd"/>
-            <w:r>
-              <w:rPr>
-                <w:rFonts w:ascii="Georgia" w:eastAsia="Georgia" w:hAnsi="Georgia" w:cs="Georgia"/>
-                <w:color w:val="333333"/>
-                <w:sz w:val="15"/>
-                <w:szCs w:val="15"/>
-              </w:rPr>
-              <w:t xml:space="preserve"> Baja</w:t>
+              <w:t>☐ Alta  ☐ Media  ☐ Baja</w:t>
             </w:r>
           </w:p>
         </w:tc>
@@ -13776,12 +10481,6 @@
         </w:tc>
       </w:tr>
       <w:tr>
-        <w:tblPrEx>
-          <w:tblCellMar>
-            <w:top w:w="0" w:type="dxa"/>
-            <w:bottom w:w="0" w:type="dxa"/>
-          </w:tblCellMar>
-        </w:tblPrEx>
         <w:tc>
           <w:tcPr>
             <w:tcW w:w="450" w:type="dxa"/>
@@ -13911,56 +10610,7 @@
                 <w:sz w:val="15"/>
                 <w:szCs w:val="15"/>
               </w:rPr>
-              <w:t>☐</w:t>
-            </w:r>
-            <w:r>
-              <w:rPr>
-                <w:rFonts w:ascii="Georgia" w:eastAsia="Georgia" w:hAnsi="Georgia" w:cs="Georgia"/>
-                <w:color w:val="333333"/>
-                <w:sz w:val="15"/>
-                <w:szCs w:val="15"/>
-              </w:rPr>
-              <w:t xml:space="preserve"> </w:t>
-            </w:r>
-            <w:proofErr w:type="gramStart"/>
-            <w:r>
-              <w:rPr>
-                <w:rFonts w:ascii="Georgia" w:eastAsia="Georgia" w:hAnsi="Georgia" w:cs="Georgia"/>
-                <w:color w:val="333333"/>
-                <w:sz w:val="15"/>
-                <w:szCs w:val="15"/>
-              </w:rPr>
-              <w:t>Alta  ☐</w:t>
-            </w:r>
-            <w:proofErr w:type="gramEnd"/>
-            <w:r>
-              <w:rPr>
-                <w:rFonts w:ascii="Georgia" w:eastAsia="Georgia" w:hAnsi="Georgia" w:cs="Georgia"/>
-                <w:color w:val="333333"/>
-                <w:sz w:val="15"/>
-                <w:szCs w:val="15"/>
-              </w:rPr>
-              <w:t xml:space="preserve"> </w:t>
-            </w:r>
-            <w:proofErr w:type="gramStart"/>
-            <w:r>
-              <w:rPr>
-                <w:rFonts w:ascii="Georgia" w:eastAsia="Georgia" w:hAnsi="Georgia" w:cs="Georgia"/>
-                <w:color w:val="333333"/>
-                <w:sz w:val="15"/>
-                <w:szCs w:val="15"/>
-              </w:rPr>
-              <w:t>Media  ☐</w:t>
-            </w:r>
-            <w:proofErr w:type="gramEnd"/>
-            <w:r>
-              <w:rPr>
-                <w:rFonts w:ascii="Georgia" w:eastAsia="Georgia" w:hAnsi="Georgia" w:cs="Georgia"/>
-                <w:color w:val="333333"/>
-                <w:sz w:val="15"/>
-                <w:szCs w:val="15"/>
-              </w:rPr>
-              <w:t xml:space="preserve"> Baja</w:t>
+              <w:t>☐ Alta  ☐ Media  ☐ Baja</w:t>
             </w:r>
           </w:p>
         </w:tc>
@@ -14023,12 +10673,6 @@
         <w:gridCol w:w="9350"/>
       </w:tblGrid>
       <w:tr>
-        <w:tblPrEx>
-          <w:tblCellMar>
-            <w:top w:w="0" w:type="dxa"/>
-            <w:bottom w:w="0" w:type="dxa"/>
-          </w:tblCellMar>
-        </w:tblPrEx>
         <w:tc>
           <w:tcPr>
             <w:tcW w:w="0" w:type="auto"/>
@@ -14113,16 +10757,7 @@
           <w:sz w:val="21"/>
           <w:szCs w:val="21"/>
         </w:rPr>
-        <w:t>☐</w:t>
-      </w:r>
-      <w:r>
-        <w:rPr>
-          <w:rFonts w:ascii="Georgia" w:eastAsia="Georgia" w:hAnsi="Georgia" w:cs="Georgia"/>
-          <w:color w:val="333333"/>
-          <w:sz w:val="21"/>
-          <w:szCs w:val="21"/>
-        </w:rPr>
-        <w:t xml:space="preserve"> El Plan de Respuesta a Incidentes no requiere modificaciones tras este análisis.</w:t>
+        <w:t>☐ El Plan de Respuesta a Incidentes no requiere modificaciones tras este análisis.</w:t>
       </w:r>
     </w:p>
     <w:p>
@@ -14137,16 +10772,7 @@
           <w:szCs w:val="21"/>
         </w:rPr>
         <w:lastRenderedPageBreak/>
-        <w:t>☐</w:t>
-      </w:r>
-      <w:r>
-        <w:rPr>
-          <w:rFonts w:ascii="Georgia" w:eastAsia="Georgia" w:hAnsi="Georgia" w:cs="Georgia"/>
-          <w:color w:val="333333"/>
-          <w:sz w:val="21"/>
-          <w:szCs w:val="21"/>
-        </w:rPr>
-        <w:t xml:space="preserve"> El Plan de Respuesta a Incidentes requiere las siguientes modificaciones:</w:t>
+        <w:t>☐ El Plan de Respuesta a Incidentes requiere las siguientes modificaciones:</w:t>
       </w:r>
     </w:p>
     <w:tbl>
@@ -14173,12 +10799,6 @@
         <w:gridCol w:w="2000"/>
       </w:tblGrid>
       <w:tr>
-        <w:tblPrEx>
-          <w:tblCellMar>
-            <w:top w:w="0" w:type="dxa"/>
-            <w:bottom w:w="0" w:type="dxa"/>
-          </w:tblCellMar>
-        </w:tblPrEx>
         <w:tc>
           <w:tcPr>
             <w:tcW w:w="500" w:type="dxa"/>
@@ -14228,7 +10848,6 @@
             <w:vAlign w:val="center"/>
           </w:tcPr>
           <w:p>
-            <w:proofErr w:type="gramStart"/>
             <w:r>
               <w:rPr>
                 <w:rFonts w:ascii="Calibri" w:eastAsia="Calibri" w:hAnsi="Calibri" w:cs="Calibri"/>
@@ -14238,7 +10857,6 @@
               </w:rPr>
               <w:t>Sección del PRI a modificar</w:t>
             </w:r>
-            <w:proofErr w:type="gramEnd"/>
           </w:p>
         </w:tc>
         <w:tc>
@@ -14303,12 +10921,6 @@
         </w:tc>
       </w:tr>
       <w:tr>
-        <w:tblPrEx>
-          <w:tblCellMar>
-            <w:top w:w="0" w:type="dxa"/>
-            <w:bottom w:w="0" w:type="dxa"/>
-          </w:tblCellMar>
-        </w:tblPrEx>
         <w:tc>
           <w:tcPr>
             <w:tcW w:w="500" w:type="dxa"/>
@@ -14410,12 +11022,6 @@
         </w:tc>
       </w:tr>
       <w:tr>
-        <w:tblPrEx>
-          <w:tblCellMar>
-            <w:top w:w="0" w:type="dxa"/>
-            <w:bottom w:w="0" w:type="dxa"/>
-          </w:tblCellMar>
-        </w:tblPrEx>
         <w:tc>
           <w:tcPr>
             <w:tcW w:w="500" w:type="dxa"/>
@@ -14521,12 +11127,6 @@
         </w:tc>
       </w:tr>
       <w:tr>
-        <w:tblPrEx>
-          <w:tblCellMar>
-            <w:top w:w="0" w:type="dxa"/>
-            <w:bottom w:w="0" w:type="dxa"/>
-          </w:tblCellMar>
-        </w:tblPrEx>
         <w:tc>
           <w:tcPr>
             <w:tcW w:w="500" w:type="dxa"/>
@@ -14628,12 +11228,6 @@
         </w:tc>
       </w:tr>
       <w:tr>
-        <w:tblPrEx>
-          <w:tblCellMar>
-            <w:top w:w="0" w:type="dxa"/>
-            <w:bottom w:w="0" w:type="dxa"/>
-          </w:tblCellMar>
-        </w:tblPrEx>
         <w:tc>
           <w:tcPr>
             <w:tcW w:w="500" w:type="dxa"/>
@@ -14739,12 +11333,6 @@
         </w:tc>
       </w:tr>
       <w:tr>
-        <w:tblPrEx>
-          <w:tblCellMar>
-            <w:top w:w="0" w:type="dxa"/>
-            <w:bottom w:w="0" w:type="dxa"/>
-          </w:tblCellMar>
-        </w:tblPrEx>
         <w:tc>
           <w:tcPr>
             <w:tcW w:w="500" w:type="dxa"/>
@@ -14890,12 +11478,6 @@
         <w:gridCol w:w="2950"/>
       </w:tblGrid>
       <w:tr>
-        <w:tblPrEx>
-          <w:tblCellMar>
-            <w:top w:w="0" w:type="dxa"/>
-            <w:bottom w:w="0" w:type="dxa"/>
-          </w:tblCellMar>
-        </w:tblPrEx>
         <w:tc>
           <w:tcPr>
             <w:tcW w:w="3400" w:type="dxa"/>
@@ -14988,12 +11570,6 @@
         </w:tc>
       </w:tr>
       <w:tr>
-        <w:tblPrEx>
-          <w:tblCellMar>
-            <w:top w:w="0" w:type="dxa"/>
-            <w:bottom w:w="0" w:type="dxa"/>
-          </w:tblCellMar>
-        </w:tblPrEx>
         <w:tc>
           <w:tcPr>
             <w:tcW w:w="3400" w:type="dxa"/>
@@ -15019,9 +11595,77 @@
                 <w:bCs/>
                 <w:color w:val="333333"/>
               </w:rPr>
-              <w:t>Elaboró (</w:t>
-            </w:r>
-            <w:proofErr w:type="gramStart"/>
+              <w:t>Elaboró (Responsable de TI)</w:t>
+            </w:r>
+          </w:p>
+        </w:tc>
+        <w:tc>
+          <w:tcPr>
+            <w:tcW w:w="3000" w:type="dxa"/>
+            <w:tcBorders>
+              <w:top w:val="single" w:sz="4" w:space="0" w:color="AAAAAA"/>
+              <w:left w:val="single" w:sz="4" w:space="0" w:color="AAAAAA"/>
+              <w:bottom w:val="single" w:sz="4" w:space="0" w:color="AAAAAA"/>
+              <w:right w:val="single" w:sz="4" w:space="0" w:color="AAAAAA"/>
+            </w:tcBorders>
+            <w:tcMar>
+              <w:top w:w="60" w:type="dxa"/>
+              <w:left w:w="100" w:type="dxa"/>
+              <w:bottom w:w="60" w:type="dxa"/>
+              <w:right w:w="100" w:type="dxa"/>
+            </w:tcMar>
+            <w:vAlign w:val="center"/>
+          </w:tcPr>
+          <w:p>
+            <w:r>
+              <w:t xml:space="preserve"> </w:t>
+            </w:r>
+          </w:p>
+        </w:tc>
+        <w:tc>
+          <w:tcPr>
+            <w:tcW w:w="2950" w:type="dxa"/>
+            <w:tcBorders>
+              <w:top w:val="single" w:sz="4" w:space="0" w:color="AAAAAA"/>
+              <w:left w:val="single" w:sz="4" w:space="0" w:color="AAAAAA"/>
+              <w:bottom w:val="single" w:sz="4" w:space="0" w:color="AAAAAA"/>
+              <w:right w:val="single" w:sz="4" w:space="0" w:color="AAAAAA"/>
+            </w:tcBorders>
+            <w:tcMar>
+              <w:top w:w="60" w:type="dxa"/>
+              <w:left w:w="100" w:type="dxa"/>
+              <w:bottom w:w="60" w:type="dxa"/>
+              <w:right w:w="100" w:type="dxa"/>
+            </w:tcMar>
+            <w:vAlign w:val="center"/>
+          </w:tcPr>
+          <w:p>
+            <w:r>
+              <w:t xml:space="preserve"> </w:t>
+            </w:r>
+          </w:p>
+        </w:tc>
+      </w:tr>
+      <w:tr>
+        <w:tc>
+          <w:tcPr>
+            <w:tcW w:w="3400" w:type="dxa"/>
+            <w:tcBorders>
+              <w:top w:val="single" w:sz="4" w:space="0" w:color="AAAAAA"/>
+              <w:left w:val="single" w:sz="4" w:space="0" w:color="AAAAAA"/>
+              <w:bottom w:val="single" w:sz="4" w:space="0" w:color="AAAAAA"/>
+              <w:right w:val="single" w:sz="4" w:space="0" w:color="AAAAAA"/>
+            </w:tcBorders>
+            <w:shd w:val="clear" w:color="auto" w:fill="EBF3FB"/>
+            <w:tcMar>
+              <w:top w:w="60" w:type="dxa"/>
+              <w:left w:w="100" w:type="dxa"/>
+              <w:bottom w:w="60" w:type="dxa"/>
+              <w:right w:w="100" w:type="dxa"/>
+            </w:tcMar>
+            <w:vAlign w:val="center"/>
+          </w:tcPr>
+          <w:p>
             <w:r>
               <w:rPr>
                 <w:rFonts w:ascii="Georgia" w:eastAsia="Georgia" w:hAnsi="Georgia" w:cs="Georgia"/>
@@ -15029,17 +11673,7 @@
                 <w:bCs/>
                 <w:color w:val="333333"/>
               </w:rPr>
-              <w:t>Responsable</w:t>
-            </w:r>
-            <w:proofErr w:type="gramEnd"/>
-            <w:r>
-              <w:rPr>
-                <w:rFonts w:ascii="Georgia" w:eastAsia="Georgia" w:hAnsi="Georgia" w:cs="Georgia"/>
-                <w:b/>
-                <w:bCs/>
-                <w:color w:val="333333"/>
-              </w:rPr>
-              <w:t xml:space="preserve"> de TI)</w:t>
+              <w:t>Revisó</w:t>
             </w:r>
           </w:p>
         </w:tc>
@@ -15052,6 +11686,7 @@
               <w:bottom w:val="single" w:sz="4" w:space="0" w:color="AAAAAA"/>
               <w:right w:val="single" w:sz="4" w:space="0" w:color="AAAAAA"/>
             </w:tcBorders>
+            <w:shd w:val="clear" w:color="auto" w:fill="EBF3FB"/>
             <w:tcMar>
               <w:top w:w="60" w:type="dxa"/>
               <w:left w:w="100" w:type="dxa"/>
@@ -15075,6 +11710,7 @@
               <w:bottom w:val="single" w:sz="4" w:space="0" w:color="AAAAAA"/>
               <w:right w:val="single" w:sz="4" w:space="0" w:color="AAAAAA"/>
             </w:tcBorders>
+            <w:shd w:val="clear" w:color="auto" w:fill="EBF3FB"/>
             <w:tcMar>
               <w:top w:w="60" w:type="dxa"/>
               <w:left w:w="100" w:type="dxa"/>
@@ -15091,98 +11727,6 @@
         </w:tc>
       </w:tr>
       <w:tr>
-        <w:tblPrEx>
-          <w:tblCellMar>
-            <w:top w:w="0" w:type="dxa"/>
-            <w:bottom w:w="0" w:type="dxa"/>
-          </w:tblCellMar>
-        </w:tblPrEx>
-        <w:tc>
-          <w:tcPr>
-            <w:tcW w:w="3400" w:type="dxa"/>
-            <w:tcBorders>
-              <w:top w:val="single" w:sz="4" w:space="0" w:color="AAAAAA"/>
-              <w:left w:val="single" w:sz="4" w:space="0" w:color="AAAAAA"/>
-              <w:bottom w:val="single" w:sz="4" w:space="0" w:color="AAAAAA"/>
-              <w:right w:val="single" w:sz="4" w:space="0" w:color="AAAAAA"/>
-            </w:tcBorders>
-            <w:shd w:val="clear" w:color="auto" w:fill="EBF3FB"/>
-            <w:tcMar>
-              <w:top w:w="60" w:type="dxa"/>
-              <w:left w:w="100" w:type="dxa"/>
-              <w:bottom w:w="60" w:type="dxa"/>
-              <w:right w:w="100" w:type="dxa"/>
-            </w:tcMar>
-            <w:vAlign w:val="center"/>
-          </w:tcPr>
-          <w:p>
-            <w:r>
-              <w:rPr>
-                <w:rFonts w:ascii="Georgia" w:eastAsia="Georgia" w:hAnsi="Georgia" w:cs="Georgia"/>
-                <w:b/>
-                <w:bCs/>
-                <w:color w:val="333333"/>
-              </w:rPr>
-              <w:t>Revisó</w:t>
-            </w:r>
-          </w:p>
-        </w:tc>
-        <w:tc>
-          <w:tcPr>
-            <w:tcW w:w="3000" w:type="dxa"/>
-            <w:tcBorders>
-              <w:top w:val="single" w:sz="4" w:space="0" w:color="AAAAAA"/>
-              <w:left w:val="single" w:sz="4" w:space="0" w:color="AAAAAA"/>
-              <w:bottom w:val="single" w:sz="4" w:space="0" w:color="AAAAAA"/>
-              <w:right w:val="single" w:sz="4" w:space="0" w:color="AAAAAA"/>
-            </w:tcBorders>
-            <w:shd w:val="clear" w:color="auto" w:fill="EBF3FB"/>
-            <w:tcMar>
-              <w:top w:w="60" w:type="dxa"/>
-              <w:left w:w="100" w:type="dxa"/>
-              <w:bottom w:w="60" w:type="dxa"/>
-              <w:right w:w="100" w:type="dxa"/>
-            </w:tcMar>
-            <w:vAlign w:val="center"/>
-          </w:tcPr>
-          <w:p>
-            <w:r>
-              <w:t xml:space="preserve"> </w:t>
-            </w:r>
-          </w:p>
-        </w:tc>
-        <w:tc>
-          <w:tcPr>
-            <w:tcW w:w="2950" w:type="dxa"/>
-            <w:tcBorders>
-              <w:top w:val="single" w:sz="4" w:space="0" w:color="AAAAAA"/>
-              <w:left w:val="single" w:sz="4" w:space="0" w:color="AAAAAA"/>
-              <w:bottom w:val="single" w:sz="4" w:space="0" w:color="AAAAAA"/>
-              <w:right w:val="single" w:sz="4" w:space="0" w:color="AAAAAA"/>
-            </w:tcBorders>
-            <w:shd w:val="clear" w:color="auto" w:fill="EBF3FB"/>
-            <w:tcMar>
-              <w:top w:w="60" w:type="dxa"/>
-              <w:left w:w="100" w:type="dxa"/>
-              <w:bottom w:w="60" w:type="dxa"/>
-              <w:right w:w="100" w:type="dxa"/>
-            </w:tcMar>
-            <w:vAlign w:val="center"/>
-          </w:tcPr>
-          <w:p>
-            <w:r>
-              <w:t xml:space="preserve"> </w:t>
-            </w:r>
-          </w:p>
-        </w:tc>
-      </w:tr>
-      <w:tr>
-        <w:tblPrEx>
-          <w:tblCellMar>
-            <w:top w:w="0" w:type="dxa"/>
-            <w:bottom w:w="0" w:type="dxa"/>
-          </w:tblCellMar>
-        </w:tblPrEx>
         <w:tc>
           <w:tcPr>
             <w:tcW w:w="3400" w:type="dxa"/>
@@ -15305,12 +11849,6 @@
         <w:gridCol w:w="2550"/>
       </w:tblGrid>
       <w:tr>
-        <w:tblPrEx>
-          <w:tblCellMar>
-            <w:top w:w="0" w:type="dxa"/>
-            <w:bottom w:w="0" w:type="dxa"/>
-          </w:tblCellMar>
-        </w:tblPrEx>
         <w:tc>
           <w:tcPr>
             <w:tcW w:w="3400" w:type="dxa"/>
@@ -15403,12 +11941,6 @@
         </w:tc>
       </w:tr>
       <w:tr>
-        <w:tblPrEx>
-          <w:tblCellMar>
-            <w:top w:w="0" w:type="dxa"/>
-            <w:bottom w:w="0" w:type="dxa"/>
-          </w:tblCellMar>
-        </w:tblPrEx>
         <w:tc>
           <w:tcPr>
             <w:tcW w:w="3400" w:type="dxa"/>
@@ -15480,12 +12012,6 @@
         </w:tc>
       </w:tr>
       <w:tr>
-        <w:tblPrEx>
-          <w:tblCellMar>
-            <w:top w:w="0" w:type="dxa"/>
-            <w:bottom w:w="0" w:type="dxa"/>
-          </w:tblCellMar>
-        </w:tblPrEx>
         <w:tc>
           <w:tcPr>
             <w:tcW w:w="3400" w:type="dxa"/>
@@ -15560,12 +12086,6 @@
         </w:tc>
       </w:tr>
       <w:tr>
-        <w:tblPrEx>
-          <w:tblCellMar>
-            <w:top w:w="0" w:type="dxa"/>
-            <w:bottom w:w="0" w:type="dxa"/>
-          </w:tblCellMar>
-        </w:tblPrEx>
         <w:tc>
           <w:tcPr>
             <w:tcW w:w="3400" w:type="dxa"/>
@@ -15637,12 +12157,6 @@
         </w:tc>
       </w:tr>
       <w:tr>
-        <w:tblPrEx>
-          <w:tblCellMar>
-            <w:top w:w="0" w:type="dxa"/>
-            <w:bottom w:w="0" w:type="dxa"/>
-          </w:tblCellMar>
-        </w:tblPrEx>
         <w:tc>
           <w:tcPr>
             <w:tcW w:w="3400" w:type="dxa"/>
